--- a/report_upper_bound_1589_cau.docx
+++ b/report_upper_bound_1589_cau.docx
@@ -14,7 +14,7 @@
           <w:color w:val="1B365D"/>
           <w:sz w:val="40"/>
         </w:rPr>
-        <w:t>[Research / Milestone] Upper Bound Ceiling Benchmark across 79 Batches (1,589 Questions): Statistical Stopping Criteria, Stratified Sampling, and Full Agentic Harness Verification</w:t>
+        <w:t>[Research / Milestone] Upper Bound Ceiling Benchmark across 92 Batches (1,837 Questions): Statistical Stopping Criteria, Stratified Sampling, and Full Agentic Harness Verification</w:t>
       </w:r>
     </w:p>
     <w:p>
@@ -35,7 +35,7 @@
           <w:b w:val="0"/>
           <w:i w:val="0"/>
         </w:rPr>
-        <w:t>: Completed &amp; Verified (100% of 79 Batches Executed — 1,589 Questions)</w:t>
+        <w:t>: Completed &amp; Verified (100% of 92 Batches Executed — 1,837 Questions)</w:t>
       </w:r>
     </w:p>
     <w:p>
@@ -140,14 +140,14 @@
           <w:b w:val="0"/>
           <w:i w:val="0"/>
         </w:rPr>
-        <w:t xml:space="preserve">: Bổ sung đợt mở rộng các vùng trũng của Qwen 27B trần (Rollout Troughs) trên cả 2 dataset VMLU và V-Bench; nâng tổng quy mô lên </w:t>
+        <w:t xml:space="preserve">: Hoàn tất toàn bộ đợt mở rộng các vùng trũng của Qwen 27B trần (Rollout Troughs) trên cả 2 dataset VMLU và V-Bench; nâng tổng quy mô lên </w:t>
       </w:r>
       <w:r>
         <w:rPr>
           <w:rFonts w:ascii="Calibri" w:hAnsi="Calibri"/>
           <w:b/>
         </w:rPr>
-        <w:t>1.589 câu hỏi / 79 batches</w:t>
+        <w:t>1.837 câu hỏi / 92 batches</w:t>
       </w:r>
       <w:r>
         <w:rPr>
@@ -363,7 +363,7 @@
           <w:rFonts w:ascii="Calibri" w:hAnsi="Calibri"/>
           <w:b/>
         </w:rPr>
-        <w:t>79 batches thực nghiệm độc lập</w:t>
+        <w:t>92 batches thực nghiệm độc lập</w:t>
       </w:r>
       <w:r>
         <w:rPr>
@@ -393,7 +393,7 @@
           <w:rFonts w:ascii="Calibri" w:hAnsi="Calibri"/>
           <w:b/>
         </w:rPr>
-        <w:t>1.589 câu hỏi</w:t>
+        <w:t>1.837 câu hỏi</w:t>
       </w:r>
       <w:r>
         <w:rPr>
@@ -459,7 +459,7 @@
           <w:rFonts w:ascii="Calibri" w:hAnsi="Calibri"/>
           <w:b/>
         </w:rPr>
-        <w:t>1.589 câu hỏi</w:t>
+        <w:t>1.837 câu hỏi</w:t>
       </w:r>
       <w:r>
         <w:rPr>
@@ -474,7 +474,7 @@
           <w:rFonts w:ascii="Calibri" w:hAnsi="Calibri"/>
           <w:b/>
         </w:rPr>
-        <w:t>79 batches</w:t>
+        <w:t>92 batches</w:t>
       </w:r>
       <w:r>
         <w:rPr>
@@ -510,7 +510,7 @@
           <w:rFonts w:ascii="Calibri" w:hAnsi="Calibri"/>
           <w:b/>
         </w:rPr>
-        <w:t>79 tệp CSV theo batch</w:t>
+        <w:t>92 tệp CSV theo batch</w:t>
       </w:r>
       <w:r>
         <w:rPr>
@@ -534,7 +534,7 @@
           <w:b w:val="0"/>
           <w:i w:val="0"/>
         </w:rPr>
-        <w:t xml:space="preserve"> 300 câu) chuẩn hóa lưu trữ tại </w:t>
+        <w:t xml:space="preserve"> 400 câu) chuẩn hóa lưu trữ tại </w:t>
       </w:r>
       <w:r>
         <w:rPr>
@@ -675,7 +675,7 @@
           <w:rFonts w:ascii="Calibri" w:hAnsi="Calibri"/>
           <w:i/>
         </w:rPr>
-        <w:t>VMLU Valid Other 112/112, VMLU Valid Legal 50/50, V-Bench Math 125/125, Logic 225/225, Physics 147/147</w:t>
+        <w:t>VMLU Valid Other 112/112, VMLU Valid Legal 58/58, V-Bench Math 125/125, Logic 225/225, Physics 147/147</w:t>
       </w:r>
       <w:r>
         <w:rPr>
@@ -798,7 +798,7 @@
           <w:rFonts w:ascii="Calibri" w:hAnsi="Calibri"/>
           <w:b/>
         </w:rPr>
-        <w:t>Tập Đọc hiểu Tiền đăng ký (Vi-DROP &amp; Vi-SQuAD)</w:t>
+        <w:t>Tập Đọc hiểu Tiền đăng ký (Vi-DROP &amp; Vi-SQuAD — 400 câu trọn vẹn)</w:t>
       </w:r>
       <w:r>
         <w:rPr>
@@ -821,7 +821,28 @@
           <w:b w:val="0"/>
           <w:i w:val="0"/>
         </w:rPr>
-        <w:t xml:space="preserve">; khi chấm trên tập Gold tham chiếu 400 câu đã chốt, Vi-DROP đạt </w:t>
+        <w:t>; khi chấm trên tập Gold tham chiếu 400 câu đã chốt:</w:t>
+      </w:r>
+    </w:p>
+    <w:p>
+      <w:pPr>
+        <w:pStyle w:val="ListBullet"/>
+        <w:spacing w:before="20" w:after="40"/>
+      </w:pPr>
+      <w:r>
+        <w:rPr>
+          <w:rFonts w:ascii="Calibri" w:hAnsi="Calibri"/>
+          <w:b/>
+        </w:rPr>
+        <w:t>Vi-DROP (200 câu)</w:t>
+      </w:r>
+      <w:r>
+        <w:rPr>
+          <w:rFonts w:ascii="Calibri" w:hAnsi="Calibri"/>
+          <w:b w:val="0"/>
+          <w:i w:val="0"/>
+        </w:rPr>
+        <w:t xml:space="preserve">: Đạt </w:t>
       </w:r>
       <w:r>
         <w:rPr>
@@ -856,6 +877,108 @@
     </w:p>
     <w:p>
       <w:pPr>
+        <w:pStyle w:val="ListBullet"/>
+        <w:spacing w:before="20" w:after="40"/>
+      </w:pPr>
+      <w:r>
+        <w:rPr>
+          <w:rFonts w:ascii="Calibri" w:hAnsi="Calibri"/>
+          <w:b/>
+        </w:rPr>
+        <w:t>Vi-SQuAD (200 câu)</w:t>
+      </w:r>
+      <w:r>
+        <w:rPr>
+          <w:rFonts w:ascii="Calibri" w:hAnsi="Calibri"/>
+          <w:b w:val="0"/>
+          <w:i w:val="0"/>
+        </w:rPr>
+        <w:t xml:space="preserve">: Đạt </w:t>
+      </w:r>
+      <w:r>
+        <w:rPr>
+          <w:rFonts w:ascii="Calibri" w:hAnsi="Calibri"/>
+          <w:b/>
+        </w:rPr>
+        <w:t>86.00% EM</w:t>
+      </w:r>
+      <w:r>
+        <w:rPr>
+          <w:rFonts w:ascii="Calibri" w:hAnsi="Calibri"/>
+          <w:b w:val="0"/>
+          <w:i w:val="0"/>
+        </w:rPr>
+        <w:t xml:space="preserve"> và </w:t>
+      </w:r>
+      <w:r>
+        <w:rPr>
+          <w:rFonts w:ascii="Calibri" w:hAnsi="Calibri"/>
+          <w:b/>
+        </w:rPr>
+        <w:t>95.47% char-F1</w:t>
+      </w:r>
+      <w:r>
+        <w:rPr>
+          <w:rFonts w:ascii="Calibri" w:hAnsi="Calibri"/>
+          <w:b w:val="0"/>
+          <w:i w:val="0"/>
+        </w:rPr>
+        <w:t>.</w:t>
+      </w:r>
+    </w:p>
+    <w:p>
+      <w:pPr>
+        <w:pStyle w:val="ListBullet"/>
+        <w:spacing w:before="20" w:after="40"/>
+      </w:pPr>
+      <w:r>
+        <w:rPr>
+          <w:rFonts w:ascii="Calibri" w:hAnsi="Calibri"/>
+          <w:b/>
+        </w:rPr>
+        <w:t>Toàn bộ 400 câu</w:t>
+      </w:r>
+      <w:r>
+        <w:rPr>
+          <w:rFonts w:ascii="Calibri" w:hAnsi="Calibri"/>
+          <w:b w:val="0"/>
+          <w:i w:val="0"/>
+        </w:rPr>
+        <w:t xml:space="preserve">: Đạt </w:t>
+      </w:r>
+      <w:r>
+        <w:rPr>
+          <w:rFonts w:ascii="Calibri" w:hAnsi="Calibri"/>
+          <w:b/>
+        </w:rPr>
+        <w:t>78.00% EM</w:t>
+      </w:r>
+      <w:r>
+        <w:rPr>
+          <w:rFonts w:ascii="Calibri" w:hAnsi="Calibri"/>
+          <w:b w:val="0"/>
+          <w:i w:val="0"/>
+        </w:rPr>
+        <w:t xml:space="preserve"> và </w:t>
+      </w:r>
+      <w:r>
+        <w:rPr>
+          <w:rFonts w:ascii="Calibri" w:hAnsi="Calibri"/>
+          <w:b/>
+        </w:rPr>
+        <w:t>90.50% char-F1</w:t>
+      </w:r>
+      <w:r>
+        <w:rPr>
+          <w:rFonts w:ascii="Calibri" w:hAnsi="Calibri"/>
+          <w:b w:val="0"/>
+          <w:i w:val="0"/>
+        </w:rPr>
+        <w:t>.</w:t>
+      </w:r>
+    </w:p>
+    <w:p>
+      <w:pPr>
         <w:spacing w:before="120" w:after="120"/>
       </w:pPr>
       <w:r>
@@ -877,7 +1000,7 @@
           <w:color w:val="333333"/>
           <w:sz w:val="24"/>
         </w:rPr>
-        <w:t>Bảng Ma trận Phân bổ 79 Batches (1.589 Câu hỏi)</w:t>
+        <w:t>Bảng Ma trận Phân bổ 92 Batches (1.837 Câu hỏi)</w:t>
       </w:r>
     </w:p>
     <w:tbl>
@@ -1834,7 +1957,7 @@
                 <w:rFonts w:ascii="Calibri" w:hAnsi="Calibri"/>
                 <w:b/>
               </w:rPr>
-              <w:t>V-Bench Physics</w:t>
+              <w:t>VMLU Vi-SQuAD</w:t>
             </w:r>
           </w:p>
         </w:tc>
@@ -1909,7 +2032,7 @@
                 <w:b w:val="0"/>
                 <w:i w:val="0"/>
               </w:rPr>
-              <w:t>20</w:t>
+              <w:t>—</w:t>
             </w:r>
           </w:p>
         </w:tc>
@@ -1984,7 +2107,7 @@
                 <w:b w:val="0"/>
                 <w:i w:val="0"/>
               </w:rPr>
-              <w:t>27</w:t>
+              <w:t>—</w:t>
             </w:r>
           </w:p>
         </w:tc>
@@ -2034,7 +2157,7 @@
                 <w:b w:val="0"/>
                 <w:i w:val="0"/>
               </w:rPr>
-              <w:t>—</w:t>
+              <w:t>+100 (B6-10)</w:t>
             </w:r>
           </w:p>
         </w:tc>
@@ -2058,7 +2181,7 @@
                 <w:rFonts w:ascii="Calibri" w:hAnsi="Calibri"/>
                 <w:b/>
               </w:rPr>
-              <w:t>147 câu</w:t>
+              <w:t>200 câu</w:t>
             </w:r>
           </w:p>
         </w:tc>
@@ -2082,7 +2205,7 @@
                 <w:rFonts w:ascii="Calibri" w:hAnsi="Calibri"/>
                 <w:b/>
               </w:rPr>
-              <w:t>100.0% (147/147)</w:t>
+              <w:t>100.0% (200/200)</w:t>
             </w:r>
           </w:p>
         </w:tc>
@@ -2107,7 +2230,7 @@
                 <w:b w:val="0"/>
                 <w:i w:val="0"/>
               </w:rPr>
-              <w:t>🏆 ĐÃ QUÉT SẠCH DOMAIN</w:t>
+              <w:t>🏆 ĐÃ QUÉT SẠCH PRE-REG</w:t>
             </w:r>
           </w:p>
         </w:tc>
@@ -2133,7 +2256,7 @@
                 <w:rFonts w:ascii="Calibri" w:hAnsi="Calibri"/>
                 <w:b/>
               </w:rPr>
-              <w:t>V-Bench Mathematics</w:t>
+              <w:t>V-Bench Agentic FC</w:t>
             </w:r>
           </w:p>
         </w:tc>
@@ -2158,7 +2281,7 @@
                 <w:b w:val="0"/>
                 <w:i w:val="0"/>
               </w:rPr>
-              <w:t>125</w:t>
+              <w:t>110</w:t>
             </w:r>
           </w:p>
         </w:tc>
@@ -2333,7 +2456,7 @@
                 <w:b w:val="0"/>
                 <w:i w:val="0"/>
               </w:rPr>
-              <w:t>—</w:t>
+              <w:t>+40 (B7-8)</w:t>
             </w:r>
           </w:p>
         </w:tc>
@@ -2357,7 +2480,7 @@
                 <w:rFonts w:ascii="Calibri" w:hAnsi="Calibri"/>
                 <w:b/>
               </w:rPr>
-              <w:t>125 câu</w:t>
+              <w:t>150 câu</w:t>
             </w:r>
           </w:p>
         </w:tc>
@@ -2381,7 +2504,7 @@
                 <w:rFonts w:ascii="Calibri" w:hAnsi="Calibri"/>
                 <w:b/>
               </w:rPr>
-              <w:t>100.0% (125/125)</w:t>
+              <w:t>100.0% Valid Schema</w:t>
             </w:r>
           </w:p>
         </w:tc>
@@ -2406,7 +2529,7 @@
                 <w:b w:val="0"/>
                 <w:i w:val="0"/>
               </w:rPr>
-              <w:t>🏆 ĐÃ QUÉT SẠCH DOMAIN</w:t>
+              <w:t>🎯 VƯỢT NGƯỠNG THỐNG KÊ (N=150)</w:t>
             </w:r>
           </w:p>
         </w:tc>
@@ -2432,7 +2555,7 @@
                 <w:rFonts w:ascii="Calibri" w:hAnsi="Calibri"/>
                 <w:b/>
               </w:rPr>
-              <w:t>V-Bench Agentic FC</w:t>
+              <w:t>V-Bench Physics</w:t>
             </w:r>
           </w:p>
         </w:tc>
@@ -2457,7 +2580,7 @@
                 <w:b w:val="0"/>
                 <w:i w:val="0"/>
               </w:rPr>
-              <w:t>110</w:t>
+              <w:t>100</w:t>
             </w:r>
           </w:p>
         </w:tc>
@@ -2507,6 +2630,31 @@
                 <w:b w:val="0"/>
                 <w:i w:val="0"/>
               </w:rPr>
+              <w:t>20</w:t>
+            </w:r>
+          </w:p>
+        </w:tc>
+        <w:tc>
+          <w:tcPr>
+            <w:tcW w:type="dxa" w:w="828"/>
+            <w:tcMar>
+              <w:top w:w="80" w:type="dxa"/>
+              <w:bottom w:w="80" w:type="dxa"/>
+              <w:left w:w="120" w:type="dxa"/>
+              <w:right w:w="120" w:type="dxa"/>
+            </w:tcMar>
+            <w:shd w:fill="F9FBFD"/>
+          </w:tcPr>
+          <w:p>
+            <w:pPr>
+              <w:spacing w:before="40" w:after="40"/>
+            </w:pPr>
+            <w:r>
+              <w:rPr>
+                <w:rFonts w:ascii="Calibri" w:hAnsi="Calibri"/>
+                <w:b w:val="0"/>
+                <w:i w:val="0"/>
+              </w:rPr>
               <w:t>—</w:t>
             </w:r>
           </w:p>
@@ -2557,6 +2705,31 @@
                 <w:b w:val="0"/>
                 <w:i w:val="0"/>
               </w:rPr>
+              <w:t>27</w:t>
+            </w:r>
+          </w:p>
+        </w:tc>
+        <w:tc>
+          <w:tcPr>
+            <w:tcW w:type="dxa" w:w="828"/>
+            <w:tcMar>
+              <w:top w:w="80" w:type="dxa"/>
+              <w:bottom w:w="80" w:type="dxa"/>
+              <w:left w:w="120" w:type="dxa"/>
+              <w:right w:w="120" w:type="dxa"/>
+            </w:tcMar>
+            <w:shd w:fill="F9FBFD"/>
+          </w:tcPr>
+          <w:p>
+            <w:pPr>
+              <w:spacing w:before="40" w:after="40"/>
+            </w:pPr>
+            <w:r>
+              <w:rPr>
+                <w:rFonts w:ascii="Calibri" w:hAnsi="Calibri"/>
+                <w:b w:val="0"/>
+                <w:i w:val="0"/>
+              </w:rPr>
               <w:t>—</w:t>
             </w:r>
           </w:p>
@@ -2604,10 +2777,9 @@
             <w:r>
               <w:rPr>
                 <w:rFonts w:ascii="Calibri" w:hAnsi="Calibri"/>
-                <w:b w:val="0"/>
-                <w:i w:val="0"/>
-              </w:rPr>
-              <w:t>—</w:t>
+                <w:b/>
+              </w:rPr>
+              <w:t>147 câu</w:t>
             </w:r>
           </w:p>
         </w:tc>
@@ -2629,10 +2801,9 @@
             <w:r>
               <w:rPr>
                 <w:rFonts w:ascii="Calibri" w:hAnsi="Calibri"/>
-                <w:b w:val="0"/>
-                <w:i w:val="0"/>
-              </w:rPr>
-              <w:t>+40 (B7-8)</w:t>
+                <w:b/>
+              </w:rPr>
+              <w:t>100.0% (147/147)</w:t>
             </w:r>
           </w:p>
         </w:tc>
@@ -2654,58 +2825,10 @@
             <w:r>
               <w:rPr>
                 <w:rFonts w:ascii="Calibri" w:hAnsi="Calibri"/>
-                <w:b/>
-              </w:rPr>
-              <w:t>150 câu</w:t>
-            </w:r>
-          </w:p>
-        </w:tc>
-        <w:tc>
-          <w:tcPr>
-            <w:tcW w:type="dxa" w:w="828"/>
-            <w:tcMar>
-              <w:top w:w="80" w:type="dxa"/>
-              <w:bottom w:w="80" w:type="dxa"/>
-              <w:left w:w="120" w:type="dxa"/>
-              <w:right w:w="120" w:type="dxa"/>
-            </w:tcMar>
-            <w:shd w:fill="F9FBFD"/>
-          </w:tcPr>
-          <w:p>
-            <w:pPr>
-              <w:spacing w:before="40" w:after="40"/>
-            </w:pPr>
-            <w:r>
-              <w:rPr>
-                <w:rFonts w:ascii="Calibri" w:hAnsi="Calibri"/>
-                <w:b/>
-              </w:rPr>
-              <w:t>100.0% Valid Schema</w:t>
-            </w:r>
-          </w:p>
-        </w:tc>
-        <w:tc>
-          <w:tcPr>
-            <w:tcW w:type="dxa" w:w="828"/>
-            <w:tcMar>
-              <w:top w:w="80" w:type="dxa"/>
-              <w:bottom w:w="80" w:type="dxa"/>
-              <w:left w:w="120" w:type="dxa"/>
-              <w:right w:w="120" w:type="dxa"/>
-            </w:tcMar>
-            <w:shd w:fill="F9FBFD"/>
-          </w:tcPr>
-          <w:p>
-            <w:pPr>
-              <w:spacing w:before="40" w:after="40"/>
-            </w:pPr>
-            <w:r>
-              <w:rPr>
-                <w:rFonts w:ascii="Calibri" w:hAnsi="Calibri"/>
-                <w:b w:val="0"/>
-                <w:i w:val="0"/>
-              </w:rPr>
-              <w:t>🎯 VƯỢT NGƯỠNG THỐNG KÊ (N=150)</w:t>
+                <w:b w:val="0"/>
+                <w:i w:val="0"/>
+              </w:rPr>
+              <w:t>🏆 ĐÃ QUÉT SẠCH DOMAIN</w:t>
             </w:r>
           </w:p>
         </w:tc>
@@ -2731,7 +2854,7 @@
                 <w:rFonts w:ascii="Calibri" w:hAnsi="Calibri"/>
                 <w:b/>
               </w:rPr>
-              <w:t>VMLU Other (Valid)</w:t>
+              <w:t>V-Bench Mathematics</w:t>
             </w:r>
           </w:p>
         </w:tc>
@@ -2756,6 +2879,31 @@
                 <w:b w:val="0"/>
                 <w:i w:val="0"/>
               </w:rPr>
+              <w:t>125</w:t>
+            </w:r>
+          </w:p>
+        </w:tc>
+        <w:tc>
+          <w:tcPr>
+            <w:tcW w:type="dxa" w:w="828"/>
+            <w:tcMar>
+              <w:top w:w="80" w:type="dxa"/>
+              <w:bottom w:w="80" w:type="dxa"/>
+              <w:left w:w="120" w:type="dxa"/>
+              <w:right w:w="120" w:type="dxa"/>
+            </w:tcMar>
+            <w:shd w:fill="FFFFFF"/>
+          </w:tcPr>
+          <w:p>
+            <w:pPr>
+              <w:spacing w:before="40" w:after="40"/>
+            </w:pPr>
+            <w:r>
+              <w:rPr>
+                <w:rFonts w:ascii="Calibri" w:hAnsi="Calibri"/>
+                <w:b w:val="0"/>
+                <w:i w:val="0"/>
+              </w:rPr>
               <w:t>—</w:t>
             </w:r>
           </w:p>
@@ -2781,7 +2929,7 @@
                 <w:b w:val="0"/>
                 <w:i w:val="0"/>
               </w:rPr>
-              <w:t>20</w:t>
+              <w:t>—</w:t>
             </w:r>
           </w:p>
         </w:tc>
@@ -2806,7 +2954,7 @@
                 <w:b w:val="0"/>
                 <w:i w:val="0"/>
               </w:rPr>
-              <w:t>20</w:t>
+              <w:t>—</w:t>
             </w:r>
           </w:p>
         </w:tc>
@@ -2831,7 +2979,7 @@
                 <w:b w:val="0"/>
                 <w:i w:val="0"/>
               </w:rPr>
-              <w:t>20</w:t>
+              <w:t>—</w:t>
             </w:r>
           </w:p>
         </w:tc>
@@ -2856,7 +3004,7 @@
                 <w:b w:val="0"/>
                 <w:i w:val="0"/>
               </w:rPr>
-              <w:t>20</w:t>
+              <w:t>—</w:t>
             </w:r>
           </w:p>
         </w:tc>
@@ -2881,7 +3029,7 @@
                 <w:b w:val="0"/>
                 <w:i w:val="0"/>
               </w:rPr>
-              <w:t>20</w:t>
+              <w:t>—</w:t>
             </w:r>
           </w:p>
         </w:tc>
@@ -2906,7 +3054,7 @@
                 <w:b w:val="0"/>
                 <w:i w:val="0"/>
               </w:rPr>
-              <w:t>12</w:t>
+              <w:t>—</w:t>
             </w:r>
           </w:p>
         </w:tc>
@@ -2928,10 +3076,9 @@
             <w:r>
               <w:rPr>
                 <w:rFonts w:ascii="Calibri" w:hAnsi="Calibri"/>
-                <w:b w:val="0"/>
-                <w:i w:val="0"/>
-              </w:rPr>
-              <w:t>—</w:t>
+                <w:b/>
+              </w:rPr>
+              <w:t>125 câu</w:t>
             </w:r>
           </w:p>
         </w:tc>
@@ -2955,7 +3102,7 @@
                 <w:rFonts w:ascii="Calibri" w:hAnsi="Calibri"/>
                 <w:b/>
               </w:rPr>
-              <w:t>112 câu</w:t>
+              <w:t>100.0% (125/125)</w:t>
             </w:r>
           </w:p>
         </w:tc>
@@ -2977,34 +3124,10 @@
             <w:r>
               <w:rPr>
                 <w:rFonts w:ascii="Calibri" w:hAnsi="Calibri"/>
-                <w:b/>
-              </w:rPr>
-              <w:t>100.0% (112/112)</w:t>
-            </w:r>
-          </w:p>
-        </w:tc>
-        <w:tc>
-          <w:tcPr>
-            <w:tcW w:type="dxa" w:w="828"/>
-            <w:tcMar>
-              <w:top w:w="80" w:type="dxa"/>
-              <w:bottom w:w="80" w:type="dxa"/>
-              <w:left w:w="120" w:type="dxa"/>
-              <w:right w:w="120" w:type="dxa"/>
-            </w:tcMar>
-            <w:shd w:fill="FFFFFF"/>
-          </w:tcPr>
-          <w:p>
-            <w:pPr>
-              <w:spacing w:before="40" w:after="40"/>
-            </w:pPr>
-            <w:r>
-              <w:rPr>
-                <w:rFonts w:ascii="Calibri" w:hAnsi="Calibri"/>
-                <w:b w:val="0"/>
-                <w:i w:val="0"/>
-              </w:rPr>
-              <w:t>🏆 ĐỐI SOÁT 100% GROUND TRUTH</w:t>
+                <w:b w:val="0"/>
+                <w:i w:val="0"/>
+              </w:rPr>
+              <w:t>🏆 ĐÃ QUÉT SẠCH DOMAIN</w:t>
             </w:r>
           </w:p>
         </w:tc>
@@ -3030,7 +3153,7 @@
                 <w:rFonts w:ascii="Calibri" w:hAnsi="Calibri"/>
                 <w:b/>
               </w:rPr>
-              <w:t>VMLU Humanities (Valid)</w:t>
+              <w:t>VMLU Other (Valid)</w:t>
             </w:r>
           </w:p>
         </w:tc>
@@ -3080,6 +3203,156 @@
                 <w:b w:val="0"/>
                 <w:i w:val="0"/>
               </w:rPr>
+              <w:t>20</w:t>
+            </w:r>
+          </w:p>
+        </w:tc>
+        <w:tc>
+          <w:tcPr>
+            <w:tcW w:type="dxa" w:w="828"/>
+            <w:tcMar>
+              <w:top w:w="80" w:type="dxa"/>
+              <w:bottom w:w="80" w:type="dxa"/>
+              <w:left w:w="120" w:type="dxa"/>
+              <w:right w:w="120" w:type="dxa"/>
+            </w:tcMar>
+            <w:shd w:fill="F9FBFD"/>
+          </w:tcPr>
+          <w:p>
+            <w:pPr>
+              <w:spacing w:before="40" w:after="40"/>
+            </w:pPr>
+            <w:r>
+              <w:rPr>
+                <w:rFonts w:ascii="Calibri" w:hAnsi="Calibri"/>
+                <w:b w:val="0"/>
+                <w:i w:val="0"/>
+              </w:rPr>
+              <w:t>20</w:t>
+            </w:r>
+          </w:p>
+        </w:tc>
+        <w:tc>
+          <w:tcPr>
+            <w:tcW w:type="dxa" w:w="828"/>
+            <w:tcMar>
+              <w:top w:w="80" w:type="dxa"/>
+              <w:bottom w:w="80" w:type="dxa"/>
+              <w:left w:w="120" w:type="dxa"/>
+              <w:right w:w="120" w:type="dxa"/>
+            </w:tcMar>
+            <w:shd w:fill="F9FBFD"/>
+          </w:tcPr>
+          <w:p>
+            <w:pPr>
+              <w:spacing w:before="40" w:after="40"/>
+            </w:pPr>
+            <w:r>
+              <w:rPr>
+                <w:rFonts w:ascii="Calibri" w:hAnsi="Calibri"/>
+                <w:b w:val="0"/>
+                <w:i w:val="0"/>
+              </w:rPr>
+              <w:t>20</w:t>
+            </w:r>
+          </w:p>
+        </w:tc>
+        <w:tc>
+          <w:tcPr>
+            <w:tcW w:type="dxa" w:w="828"/>
+            <w:tcMar>
+              <w:top w:w="80" w:type="dxa"/>
+              <w:bottom w:w="80" w:type="dxa"/>
+              <w:left w:w="120" w:type="dxa"/>
+              <w:right w:w="120" w:type="dxa"/>
+            </w:tcMar>
+            <w:shd w:fill="F9FBFD"/>
+          </w:tcPr>
+          <w:p>
+            <w:pPr>
+              <w:spacing w:before="40" w:after="40"/>
+            </w:pPr>
+            <w:r>
+              <w:rPr>
+                <w:rFonts w:ascii="Calibri" w:hAnsi="Calibri"/>
+                <w:b w:val="0"/>
+                <w:i w:val="0"/>
+              </w:rPr>
+              <w:t>20</w:t>
+            </w:r>
+          </w:p>
+        </w:tc>
+        <w:tc>
+          <w:tcPr>
+            <w:tcW w:type="dxa" w:w="828"/>
+            <w:tcMar>
+              <w:top w:w="80" w:type="dxa"/>
+              <w:bottom w:w="80" w:type="dxa"/>
+              <w:left w:w="120" w:type="dxa"/>
+              <w:right w:w="120" w:type="dxa"/>
+            </w:tcMar>
+            <w:shd w:fill="F9FBFD"/>
+          </w:tcPr>
+          <w:p>
+            <w:pPr>
+              <w:spacing w:before="40" w:after="40"/>
+            </w:pPr>
+            <w:r>
+              <w:rPr>
+                <w:rFonts w:ascii="Calibri" w:hAnsi="Calibri"/>
+                <w:b w:val="0"/>
+                <w:i w:val="0"/>
+              </w:rPr>
+              <w:t>20</w:t>
+            </w:r>
+          </w:p>
+        </w:tc>
+        <w:tc>
+          <w:tcPr>
+            <w:tcW w:type="dxa" w:w="828"/>
+            <w:tcMar>
+              <w:top w:w="80" w:type="dxa"/>
+              <w:bottom w:w="80" w:type="dxa"/>
+              <w:left w:w="120" w:type="dxa"/>
+              <w:right w:w="120" w:type="dxa"/>
+            </w:tcMar>
+            <w:shd w:fill="F9FBFD"/>
+          </w:tcPr>
+          <w:p>
+            <w:pPr>
+              <w:spacing w:before="40" w:after="40"/>
+            </w:pPr>
+            <w:r>
+              <w:rPr>
+                <w:rFonts w:ascii="Calibri" w:hAnsi="Calibri"/>
+                <w:b w:val="0"/>
+                <w:i w:val="0"/>
+              </w:rPr>
+              <w:t>12</w:t>
+            </w:r>
+          </w:p>
+        </w:tc>
+        <w:tc>
+          <w:tcPr>
+            <w:tcW w:type="dxa" w:w="828"/>
+            <w:tcMar>
+              <w:top w:w="80" w:type="dxa"/>
+              <w:bottom w:w="80" w:type="dxa"/>
+              <w:left w:w="120" w:type="dxa"/>
+              <w:right w:w="120" w:type="dxa"/>
+            </w:tcMar>
+            <w:shd w:fill="F9FBFD"/>
+          </w:tcPr>
+          <w:p>
+            <w:pPr>
+              <w:spacing w:before="40" w:after="40"/>
+            </w:pPr>
+            <w:r>
+              <w:rPr>
+                <w:rFonts w:ascii="Calibri" w:hAnsi="Calibri"/>
+                <w:b w:val="0"/>
+                <w:i w:val="0"/>
+              </w:rPr>
               <w:t>—</w:t>
             </w:r>
           </w:p>
@@ -3102,10 +3375,9 @@
             <w:r>
               <w:rPr>
                 <w:rFonts w:ascii="Calibri" w:hAnsi="Calibri"/>
-                <w:b w:val="0"/>
-                <w:i w:val="0"/>
-              </w:rPr>
-              <w:t>—</w:t>
+                <w:b/>
+              </w:rPr>
+              <w:t>112 câu</w:t>
             </w:r>
           </w:p>
         </w:tc>
@@ -3127,10 +3399,9 @@
             <w:r>
               <w:rPr>
                 <w:rFonts w:ascii="Calibri" w:hAnsi="Calibri"/>
-                <w:b w:val="0"/>
-                <w:i w:val="0"/>
-              </w:rPr>
-              <w:t>—</w:t>
+                <w:b/>
+              </w:rPr>
+              <w:t>100.0% (112/112)</w:t>
             </w:r>
           </w:p>
         </w:tc>
@@ -3155,155 +3426,7 @@
                 <w:b w:val="0"/>
                 <w:i w:val="0"/>
               </w:rPr>
-              <w:t>—</w:t>
-            </w:r>
-          </w:p>
-        </w:tc>
-        <w:tc>
-          <w:tcPr>
-            <w:tcW w:type="dxa" w:w="828"/>
-            <w:tcMar>
-              <w:top w:w="80" w:type="dxa"/>
-              <w:bottom w:w="80" w:type="dxa"/>
-              <w:left w:w="120" w:type="dxa"/>
-              <w:right w:w="120" w:type="dxa"/>
-            </w:tcMar>
-            <w:shd w:fill="F9FBFD"/>
-          </w:tcPr>
-          <w:p>
-            <w:pPr>
-              <w:spacing w:before="40" w:after="40"/>
-            </w:pPr>
-            <w:r>
-              <w:rPr>
-                <w:rFonts w:ascii="Calibri" w:hAnsi="Calibri"/>
-                <w:b w:val="0"/>
-                <w:i w:val="0"/>
-              </w:rPr>
-              <w:t>—</w:t>
-            </w:r>
-          </w:p>
-        </w:tc>
-        <w:tc>
-          <w:tcPr>
-            <w:tcW w:type="dxa" w:w="828"/>
-            <w:tcMar>
-              <w:top w:w="80" w:type="dxa"/>
-              <w:bottom w:w="80" w:type="dxa"/>
-              <w:left w:w="120" w:type="dxa"/>
-              <w:right w:w="120" w:type="dxa"/>
-            </w:tcMar>
-            <w:shd w:fill="F9FBFD"/>
-          </w:tcPr>
-          <w:p>
-            <w:pPr>
-              <w:spacing w:before="40" w:after="40"/>
-            </w:pPr>
-            <w:r>
-              <w:rPr>
-                <w:rFonts w:ascii="Calibri" w:hAnsi="Calibri"/>
-                <w:b w:val="0"/>
-                <w:i w:val="0"/>
-              </w:rPr>
-              <w:t>—</w:t>
-            </w:r>
-          </w:p>
-        </w:tc>
-        <w:tc>
-          <w:tcPr>
-            <w:tcW w:type="dxa" w:w="828"/>
-            <w:tcMar>
-              <w:top w:w="80" w:type="dxa"/>
-              <w:bottom w:w="80" w:type="dxa"/>
-              <w:left w:w="120" w:type="dxa"/>
-              <w:right w:w="120" w:type="dxa"/>
-            </w:tcMar>
-            <w:shd w:fill="F9FBFD"/>
-          </w:tcPr>
-          <w:p>
-            <w:pPr>
-              <w:spacing w:before="40" w:after="40"/>
-            </w:pPr>
-            <w:r>
-              <w:rPr>
-                <w:rFonts w:ascii="Calibri" w:hAnsi="Calibri"/>
-                <w:b w:val="0"/>
-                <w:i w:val="0"/>
-              </w:rPr>
-              <w:t>+100 (B1-5)</w:t>
-            </w:r>
-          </w:p>
-        </w:tc>
-        <w:tc>
-          <w:tcPr>
-            <w:tcW w:type="dxa" w:w="828"/>
-            <w:tcMar>
-              <w:top w:w="80" w:type="dxa"/>
-              <w:bottom w:w="80" w:type="dxa"/>
-              <w:left w:w="120" w:type="dxa"/>
-              <w:right w:w="120" w:type="dxa"/>
-            </w:tcMar>
-            <w:shd w:fill="F9FBFD"/>
-          </w:tcPr>
-          <w:p>
-            <w:pPr>
-              <w:spacing w:before="40" w:after="40"/>
-            </w:pPr>
-            <w:r>
-              <w:rPr>
-                <w:rFonts w:ascii="Calibri" w:hAnsi="Calibri"/>
-                <w:b/>
-              </w:rPr>
-              <w:t>100 câu</w:t>
-            </w:r>
-          </w:p>
-        </w:tc>
-        <w:tc>
-          <w:tcPr>
-            <w:tcW w:type="dxa" w:w="828"/>
-            <w:tcMar>
-              <w:top w:w="80" w:type="dxa"/>
-              <w:bottom w:w="80" w:type="dxa"/>
-              <w:left w:w="120" w:type="dxa"/>
-              <w:right w:w="120" w:type="dxa"/>
-            </w:tcMar>
-            <w:shd w:fill="F9FBFD"/>
-          </w:tcPr>
-          <w:p>
-            <w:pPr>
-              <w:spacing w:before="40" w:after="40"/>
-            </w:pPr>
-            <w:r>
-              <w:rPr>
-                <w:rFonts w:ascii="Calibri" w:hAnsi="Calibri"/>
-                <w:b/>
-              </w:rPr>
-              <w:t>100.0% Chuẩn thống kê</w:t>
-            </w:r>
-          </w:p>
-        </w:tc>
-        <w:tc>
-          <w:tcPr>
-            <w:tcW w:type="dxa" w:w="828"/>
-            <w:tcMar>
-              <w:top w:w="80" w:type="dxa"/>
-              <w:bottom w:w="80" w:type="dxa"/>
-              <w:left w:w="120" w:type="dxa"/>
-              <w:right w:w="120" w:type="dxa"/>
-            </w:tcMar>
-            <w:shd w:fill="F9FBFD"/>
-          </w:tcPr>
-          <w:p>
-            <w:pPr>
-              <w:spacing w:before="40" w:after="40"/>
-            </w:pPr>
-            <w:r>
-              <w:rPr>
-                <w:rFonts w:ascii="Calibri" w:hAnsi="Calibri"/>
-                <w:b w:val="0"/>
-                <w:i w:val="0"/>
-              </w:rPr>
-              <w:t>🎯 ĐẠT CHUẨN THỐNG KÊ (N=100)</w:t>
+              <w:t>🏆 ĐỐI SOÁT 100% GROUND TRUTH</w:t>
             </w:r>
           </w:p>
         </w:tc>
@@ -3628,7 +3751,7 @@
                 <w:rFonts w:ascii="Calibri" w:hAnsi="Calibri"/>
                 <w:b/>
               </w:rPr>
-              <w:t>V-Bench Laws</w:t>
+              <w:t>V-Bench CS</w:t>
             </w:r>
           </w:p>
         </w:tc>
@@ -3653,6 +3776,31 @@
                 <w:b w:val="0"/>
                 <w:i w:val="0"/>
               </w:rPr>
+              <w:t>20</w:t>
+            </w:r>
+          </w:p>
+        </w:tc>
+        <w:tc>
+          <w:tcPr>
+            <w:tcW w:type="dxa" w:w="828"/>
+            <w:tcMar>
+              <w:top w:w="80" w:type="dxa"/>
+              <w:bottom w:w="80" w:type="dxa"/>
+              <w:left w:w="120" w:type="dxa"/>
+              <w:right w:w="120" w:type="dxa"/>
+            </w:tcMar>
+            <w:shd w:fill="F9FBFD"/>
+          </w:tcPr>
+          <w:p>
+            <w:pPr>
+              <w:spacing w:before="40" w:after="40"/>
+            </w:pPr>
+            <w:r>
+              <w:rPr>
+                <w:rFonts w:ascii="Calibri" w:hAnsi="Calibri"/>
+                <w:b w:val="0"/>
+                <w:i w:val="0"/>
+              </w:rPr>
               <w:t>—</w:t>
             </w:r>
           </w:p>
@@ -3678,7 +3826,7 @@
                 <w:b w:val="0"/>
                 <w:i w:val="0"/>
               </w:rPr>
-              <w:t>20</w:t>
+              <w:t>—</w:t>
             </w:r>
           </w:p>
         </w:tc>
@@ -3703,7 +3851,7 @@
                 <w:b w:val="0"/>
                 <w:i w:val="0"/>
               </w:rPr>
-              <w:t>20</w:t>
+              <w:t>—</w:t>
             </w:r>
           </w:p>
         </w:tc>
@@ -3728,7 +3876,7 @@
                 <w:b w:val="0"/>
                 <w:i w:val="0"/>
               </w:rPr>
-              <w:t>20</w:t>
+              <w:t>—</w:t>
             </w:r>
           </w:p>
         </w:tc>
@@ -3753,7 +3901,7 @@
                 <w:b w:val="0"/>
                 <w:i w:val="0"/>
               </w:rPr>
-              <w:t>20</w:t>
+              <w:t>—</w:t>
             </w:r>
           </w:p>
         </w:tc>
@@ -3778,7 +3926,7 @@
                 <w:b w:val="0"/>
                 <w:i w:val="0"/>
               </w:rPr>
-              <w:t>20</w:t>
+              <w:t>—</w:t>
             </w:r>
           </w:p>
         </w:tc>
@@ -3803,7 +3951,7 @@
                 <w:b w:val="0"/>
                 <w:i w:val="0"/>
               </w:rPr>
-              <w:t>—</w:t>
+              <w:t>+80 (B2-5)</w:t>
             </w:r>
           </w:p>
         </w:tc>
@@ -3825,10 +3973,9 @@
             <w:r>
               <w:rPr>
                 <w:rFonts w:ascii="Calibri" w:hAnsi="Calibri"/>
-                <w:b w:val="0"/>
-                <w:i w:val="0"/>
-              </w:rPr>
-              <w:t>—</w:t>
+                <w:b/>
+              </w:rPr>
+              <w:t>100 câu</w:t>
             </w:r>
           </w:p>
         </w:tc>
@@ -3852,31 +3999,7 @@
                 <w:rFonts w:ascii="Calibri" w:hAnsi="Calibri"/>
                 <w:b/>
               </w:rPr>
-              <w:t>100 câu</w:t>
-            </w:r>
-          </w:p>
-        </w:tc>
-        <w:tc>
-          <w:tcPr>
-            <w:tcW w:type="dxa" w:w="828"/>
-            <w:tcMar>
-              <w:top w:w="80" w:type="dxa"/>
-              <w:bottom w:w="80" w:type="dxa"/>
-              <w:left w:w="120" w:type="dxa"/>
-              <w:right w:w="120" w:type="dxa"/>
-            </w:tcMar>
-            <w:shd w:fill="F9FBFD"/>
-          </w:tcPr>
-          <w:p>
-            <w:pPr>
-              <w:spacing w:before="40" w:after="40"/>
-            </w:pPr>
-            <w:r>
-              <w:rPr>
-                <w:rFonts w:ascii="Calibri" w:hAnsi="Calibri"/>
-                <w:b/>
-              </w:rPr>
-              <w:t>100.0% Mục tiêu (E &lt;= ±5%)</w:t>
+              <w:t>53.19% (100/188)</w:t>
             </w:r>
           </w:p>
         </w:tc>
@@ -4226,7 +4349,7 @@
                 <w:rFonts w:ascii="Calibri" w:hAnsi="Calibri"/>
                 <w:b/>
               </w:rPr>
-              <w:t>VMLU Vi-SQuAD</w:t>
+              <w:t>V-Bench Laws</w:t>
             </w:r>
           </w:p>
         </w:tc>
@@ -4251,7 +4374,7 @@
                 <w:b w:val="0"/>
                 <w:i w:val="0"/>
               </w:rPr>
-              <w:t>100</w:t>
+              <w:t>—</w:t>
             </w:r>
           </w:p>
         </w:tc>
@@ -4276,6 +4399,131 @@
                 <w:b w:val="0"/>
                 <w:i w:val="0"/>
               </w:rPr>
+              <w:t>20</w:t>
+            </w:r>
+          </w:p>
+        </w:tc>
+        <w:tc>
+          <w:tcPr>
+            <w:tcW w:type="dxa" w:w="828"/>
+            <w:tcMar>
+              <w:top w:w="80" w:type="dxa"/>
+              <w:bottom w:w="80" w:type="dxa"/>
+              <w:left w:w="120" w:type="dxa"/>
+              <w:right w:w="120" w:type="dxa"/>
+            </w:tcMar>
+            <w:shd w:fill="F9FBFD"/>
+          </w:tcPr>
+          <w:p>
+            <w:pPr>
+              <w:spacing w:before="40" w:after="40"/>
+            </w:pPr>
+            <w:r>
+              <w:rPr>
+                <w:rFonts w:ascii="Calibri" w:hAnsi="Calibri"/>
+                <w:b w:val="0"/>
+                <w:i w:val="0"/>
+              </w:rPr>
+              <w:t>20</w:t>
+            </w:r>
+          </w:p>
+        </w:tc>
+        <w:tc>
+          <w:tcPr>
+            <w:tcW w:type="dxa" w:w="828"/>
+            <w:tcMar>
+              <w:top w:w="80" w:type="dxa"/>
+              <w:bottom w:w="80" w:type="dxa"/>
+              <w:left w:w="120" w:type="dxa"/>
+              <w:right w:w="120" w:type="dxa"/>
+            </w:tcMar>
+            <w:shd w:fill="F9FBFD"/>
+          </w:tcPr>
+          <w:p>
+            <w:pPr>
+              <w:spacing w:before="40" w:after="40"/>
+            </w:pPr>
+            <w:r>
+              <w:rPr>
+                <w:rFonts w:ascii="Calibri" w:hAnsi="Calibri"/>
+                <w:b w:val="0"/>
+                <w:i w:val="0"/>
+              </w:rPr>
+              <w:t>20</w:t>
+            </w:r>
+          </w:p>
+        </w:tc>
+        <w:tc>
+          <w:tcPr>
+            <w:tcW w:type="dxa" w:w="828"/>
+            <w:tcMar>
+              <w:top w:w="80" w:type="dxa"/>
+              <w:bottom w:w="80" w:type="dxa"/>
+              <w:left w:w="120" w:type="dxa"/>
+              <w:right w:w="120" w:type="dxa"/>
+            </w:tcMar>
+            <w:shd w:fill="F9FBFD"/>
+          </w:tcPr>
+          <w:p>
+            <w:pPr>
+              <w:spacing w:before="40" w:after="40"/>
+            </w:pPr>
+            <w:r>
+              <w:rPr>
+                <w:rFonts w:ascii="Calibri" w:hAnsi="Calibri"/>
+                <w:b w:val="0"/>
+                <w:i w:val="0"/>
+              </w:rPr>
+              <w:t>20</w:t>
+            </w:r>
+          </w:p>
+        </w:tc>
+        <w:tc>
+          <w:tcPr>
+            <w:tcW w:type="dxa" w:w="828"/>
+            <w:tcMar>
+              <w:top w:w="80" w:type="dxa"/>
+              <w:bottom w:w="80" w:type="dxa"/>
+              <w:left w:w="120" w:type="dxa"/>
+              <w:right w:w="120" w:type="dxa"/>
+            </w:tcMar>
+            <w:shd w:fill="F9FBFD"/>
+          </w:tcPr>
+          <w:p>
+            <w:pPr>
+              <w:spacing w:before="40" w:after="40"/>
+            </w:pPr>
+            <w:r>
+              <w:rPr>
+                <w:rFonts w:ascii="Calibri" w:hAnsi="Calibri"/>
+                <w:b w:val="0"/>
+                <w:i w:val="0"/>
+              </w:rPr>
+              <w:t>20</w:t>
+            </w:r>
+          </w:p>
+        </w:tc>
+        <w:tc>
+          <w:tcPr>
+            <w:tcW w:type="dxa" w:w="828"/>
+            <w:tcMar>
+              <w:top w:w="80" w:type="dxa"/>
+              <w:bottom w:w="80" w:type="dxa"/>
+              <w:left w:w="120" w:type="dxa"/>
+              <w:right w:w="120" w:type="dxa"/>
+            </w:tcMar>
+            <w:shd w:fill="F9FBFD"/>
+          </w:tcPr>
+          <w:p>
+            <w:pPr>
+              <w:spacing w:before="40" w:after="40"/>
+            </w:pPr>
+            <w:r>
+              <w:rPr>
+                <w:rFonts w:ascii="Calibri" w:hAnsi="Calibri"/>
+                <w:b w:val="0"/>
+                <w:i w:val="0"/>
+              </w:rPr>
               <w:t>—</w:t>
             </w:r>
           </w:p>
@@ -4323,10 +4571,9 @@
             <w:r>
               <w:rPr>
                 <w:rFonts w:ascii="Calibri" w:hAnsi="Calibri"/>
-                <w:b w:val="0"/>
-                <w:i w:val="0"/>
-              </w:rPr>
-              <w:t>—</w:t>
+                <w:b/>
+              </w:rPr>
+              <w:t>100 câu</w:t>
             </w:r>
           </w:p>
         </w:tc>
@@ -4348,10 +4595,9 @@
             <w:r>
               <w:rPr>
                 <w:rFonts w:ascii="Calibri" w:hAnsi="Calibri"/>
-                <w:b w:val="0"/>
-                <w:i w:val="0"/>
-              </w:rPr>
-              <w:t>—</w:t>
+                <w:b/>
+              </w:rPr>
+              <w:t>100.0% Mục tiêu (E &lt;= ±5%)</w:t>
             </w:r>
           </w:p>
         </w:tc>
@@ -4376,131 +4622,7 @@
                 <w:b w:val="0"/>
                 <w:i w:val="0"/>
               </w:rPr>
-              <w:t>—</w:t>
-            </w:r>
-          </w:p>
-        </w:tc>
-        <w:tc>
-          <w:tcPr>
-            <w:tcW w:type="dxa" w:w="828"/>
-            <w:tcMar>
-              <w:top w:w="80" w:type="dxa"/>
-              <w:bottom w:w="80" w:type="dxa"/>
-              <w:left w:w="120" w:type="dxa"/>
-              <w:right w:w="120" w:type="dxa"/>
-            </w:tcMar>
-            <w:shd w:fill="F9FBFD"/>
-          </w:tcPr>
-          <w:p>
-            <w:pPr>
-              <w:spacing w:before="40" w:after="40"/>
-            </w:pPr>
-            <w:r>
-              <w:rPr>
-                <w:rFonts w:ascii="Calibri" w:hAnsi="Calibri"/>
-                <w:b w:val="0"/>
-                <w:i w:val="0"/>
-              </w:rPr>
-              <w:t>—</w:t>
-            </w:r>
-          </w:p>
-        </w:tc>
-        <w:tc>
-          <w:tcPr>
-            <w:tcW w:type="dxa" w:w="828"/>
-            <w:tcMar>
-              <w:top w:w="80" w:type="dxa"/>
-              <w:bottom w:w="80" w:type="dxa"/>
-              <w:left w:w="120" w:type="dxa"/>
-              <w:right w:w="120" w:type="dxa"/>
-            </w:tcMar>
-            <w:shd w:fill="F9FBFD"/>
-          </w:tcPr>
-          <w:p>
-            <w:pPr>
-              <w:spacing w:before="40" w:after="40"/>
-            </w:pPr>
-            <w:r>
-              <w:rPr>
-                <w:rFonts w:ascii="Calibri" w:hAnsi="Calibri"/>
-                <w:b w:val="0"/>
-                <w:i w:val="0"/>
-              </w:rPr>
-              <w:t>—</w:t>
-            </w:r>
-          </w:p>
-        </w:tc>
-        <w:tc>
-          <w:tcPr>
-            <w:tcW w:type="dxa" w:w="828"/>
-            <w:tcMar>
-              <w:top w:w="80" w:type="dxa"/>
-              <w:bottom w:w="80" w:type="dxa"/>
-              <w:left w:w="120" w:type="dxa"/>
-              <w:right w:w="120" w:type="dxa"/>
-            </w:tcMar>
-            <w:shd w:fill="F9FBFD"/>
-          </w:tcPr>
-          <w:p>
-            <w:pPr>
-              <w:spacing w:before="40" w:after="40"/>
-            </w:pPr>
-            <w:r>
-              <w:rPr>
-                <w:rFonts w:ascii="Calibri" w:hAnsi="Calibri"/>
-                <w:b/>
-              </w:rPr>
-              <w:t>100 câu</w:t>
-            </w:r>
-          </w:p>
-        </w:tc>
-        <w:tc>
-          <w:tcPr>
-            <w:tcW w:type="dxa" w:w="828"/>
-            <w:tcMar>
-              <w:top w:w="80" w:type="dxa"/>
-              <w:bottom w:w="80" w:type="dxa"/>
-              <w:left w:w="120" w:type="dxa"/>
-              <w:right w:w="120" w:type="dxa"/>
-            </w:tcMar>
-            <w:shd w:fill="F9FBFD"/>
-          </w:tcPr>
-          <w:p>
-            <w:pPr>
-              <w:spacing w:before="40" w:after="40"/>
-            </w:pPr>
-            <w:r>
-              <w:rPr>
-                <w:rFonts w:ascii="Calibri" w:hAnsi="Calibri"/>
-                <w:b w:val="0"/>
-                <w:i w:val="0"/>
-              </w:rPr>
-              <w:t>50.0% (100/200)</w:t>
-            </w:r>
-          </w:p>
-        </w:tc>
-        <w:tc>
-          <w:tcPr>
-            <w:tcW w:type="dxa" w:w="828"/>
-            <w:tcMar>
-              <w:top w:w="80" w:type="dxa"/>
-              <w:bottom w:w="80" w:type="dxa"/>
-              <w:left w:w="120" w:type="dxa"/>
-              <w:right w:w="120" w:type="dxa"/>
-            </w:tcMar>
-            <w:shd w:fill="F9FBFD"/>
-          </w:tcPr>
-          <w:p>
-            <w:pPr>
-              <w:spacing w:before="40" w:after="40"/>
-            </w:pPr>
-            <w:r>
-              <w:rPr>
-                <w:rFonts w:ascii="Calibri" w:hAnsi="Calibri"/>
-                <w:b w:val="0"/>
-                <w:i w:val="0"/>
-              </w:rPr>
-              <w:t>📖 TRÍCH XUẤT NGUYÊN VĂN</w:t>
+              <w:t>🎯 ĐẠT CHUẨN THỐNG KÊ (N=100)</w:t>
             </w:r>
           </w:p>
         </w:tc>
@@ -4526,7 +4648,7 @@
                 <w:rFonts w:ascii="Calibri" w:hAnsi="Calibri"/>
                 <w:b/>
               </w:rPr>
-              <w:t>VMLU Legal (Valid)</w:t>
+              <w:t>V-Bench Medicine</w:t>
             </w:r>
           </w:p>
         </w:tc>
@@ -4551,6 +4673,31 @@
                 <w:b w:val="0"/>
                 <w:i w:val="0"/>
               </w:rPr>
+              <w:t>40</w:t>
+            </w:r>
+          </w:p>
+        </w:tc>
+        <w:tc>
+          <w:tcPr>
+            <w:tcW w:type="dxa" w:w="828"/>
+            <w:tcMar>
+              <w:top w:w="80" w:type="dxa"/>
+              <w:bottom w:w="80" w:type="dxa"/>
+              <w:left w:w="120" w:type="dxa"/>
+              <w:right w:w="120" w:type="dxa"/>
+            </w:tcMar>
+            <w:shd w:fill="FFFFFF"/>
+          </w:tcPr>
+          <w:p>
+            <w:pPr>
+              <w:spacing w:before="40" w:after="40"/>
+            </w:pPr>
+            <w:r>
+              <w:rPr>
+                <w:rFonts w:ascii="Calibri" w:hAnsi="Calibri"/>
+                <w:b w:val="0"/>
+                <w:i w:val="0"/>
+              </w:rPr>
               <w:t>—</w:t>
             </w:r>
           </w:p>
@@ -4701,7 +4848,7 @@
                 <w:b w:val="0"/>
                 <w:i w:val="0"/>
               </w:rPr>
-              <w:t>50</w:t>
+              <w:t>+60 (B3-5)</w:t>
             </w:r>
           </w:p>
         </w:tc>
@@ -4723,10 +4870,9 @@
             <w:r>
               <w:rPr>
                 <w:rFonts w:ascii="Calibri" w:hAnsi="Calibri"/>
-                <w:b w:val="0"/>
-                <w:i w:val="0"/>
-              </w:rPr>
-              <w:t>—</w:t>
+                <w:b/>
+              </w:rPr>
+              <w:t>100 câu</w:t>
             </w:r>
           </w:p>
         </w:tc>
@@ -4750,7 +4896,7 @@
                 <w:rFonts w:ascii="Calibri" w:hAnsi="Calibri"/>
                 <w:b/>
               </w:rPr>
-              <w:t>50 câu</w:t>
+              <w:t>20.41% (100/490)</w:t>
             </w:r>
           </w:p>
         </w:tc>
@@ -4772,34 +4918,10 @@
             <w:r>
               <w:rPr>
                 <w:rFonts w:ascii="Calibri" w:hAnsi="Calibri"/>
-                <w:b/>
-              </w:rPr>
-              <w:t>100.0% (50/50)</w:t>
-            </w:r>
-          </w:p>
-        </w:tc>
-        <w:tc>
-          <w:tcPr>
-            <w:tcW w:type="dxa" w:w="828"/>
-            <w:tcMar>
-              <w:top w:w="80" w:type="dxa"/>
-              <w:bottom w:w="80" w:type="dxa"/>
-              <w:left w:w="120" w:type="dxa"/>
-              <w:right w:w="120" w:type="dxa"/>
-            </w:tcMar>
-            <w:shd w:fill="FFFFFF"/>
-          </w:tcPr>
-          <w:p>
-            <w:pPr>
-              <w:spacing w:before="40" w:after="40"/>
-            </w:pPr>
-            <w:r>
-              <w:rPr>
-                <w:rFonts w:ascii="Calibri" w:hAnsi="Calibri"/>
-                <w:b w:val="0"/>
-                <w:i w:val="0"/>
-              </w:rPr>
-              <w:t>🏆 ĐỐI SOÁT 100% GROUND TRUTH</w:t>
+                <w:b w:val="0"/>
+                <w:i w:val="0"/>
+              </w:rPr>
+              <w:t>🎯 ĐẠT CHUẨN THỐNG KÊ (N=100)</w:t>
             </w:r>
           </w:p>
         </w:tc>
@@ -4825,7 +4947,7 @@
                 <w:rFonts w:ascii="Calibri" w:hAnsi="Calibri"/>
                 <w:b/>
               </w:rPr>
-              <w:t>V-Bench Medicine</w:t>
+              <w:t>VMLU Humanities (Valid)</w:t>
             </w:r>
           </w:p>
         </w:tc>
@@ -4850,7 +4972,7 @@
                 <w:b w:val="0"/>
                 <w:i w:val="0"/>
               </w:rPr>
-              <w:t>40</w:t>
+              <w:t>—</w:t>
             </w:r>
           </w:p>
         </w:tc>
@@ -5025,7 +5147,7 @@
                 <w:b w:val="0"/>
                 <w:i w:val="0"/>
               </w:rPr>
-              <w:t>—</w:t>
+              <w:t>+100 (B1-5)</w:t>
             </w:r>
           </w:p>
         </w:tc>
@@ -5049,7 +5171,7 @@
                 <w:rFonts w:ascii="Calibri" w:hAnsi="Calibri"/>
                 <w:b/>
               </w:rPr>
-              <w:t>40 câu</w:t>
+              <w:t>100 câu</w:t>
             </w:r>
           </w:p>
         </w:tc>
@@ -5071,10 +5193,9 @@
             <w:r>
               <w:rPr>
                 <w:rFonts w:ascii="Calibri" w:hAnsi="Calibri"/>
-                <w:b w:val="0"/>
-                <w:i w:val="0"/>
-              </w:rPr>
-              <w:t>8.16% (40/490)</w:t>
+                <w:b/>
+              </w:rPr>
+              <w:t>100.0% Chuẩn thống kê</w:t>
             </w:r>
           </w:p>
         </w:tc>
@@ -5099,7 +5220,7 @@
                 <w:b w:val="0"/>
                 <w:i w:val="0"/>
               </w:rPr>
-              <w:t>💊 DƯỢC LÝ &amp; LÂM SÀNG</w:t>
+              <w:t>🎯 ĐẠT CHUẨN THỐNG KÊ (N=100)</w:t>
             </w:r>
           </w:p>
         </w:tc>
@@ -5125,7 +5246,7 @@
                 <w:rFonts w:ascii="Calibri" w:hAnsi="Calibri"/>
                 <w:b/>
               </w:rPr>
-              <w:t>VMLU Elem Math</w:t>
+              <w:t>VMLU Legal (Valid)</w:t>
             </w:r>
           </w:p>
         </w:tc>
@@ -5300,7 +5421,7 @@
                 <w:b w:val="0"/>
                 <w:i w:val="0"/>
               </w:rPr>
-              <w:t>—</w:t>
+              <w:t>50</w:t>
             </w:r>
           </w:p>
         </w:tc>
@@ -5325,7 +5446,7 @@
                 <w:b w:val="0"/>
                 <w:i w:val="0"/>
               </w:rPr>
-              <w:t>+20 (B1)</w:t>
+              <w:t>+8 (B3)</w:t>
             </w:r>
           </w:p>
         </w:tc>
@@ -5349,7 +5470,7 @@
                 <w:rFonts w:ascii="Calibri" w:hAnsi="Calibri"/>
                 <w:b/>
               </w:rPr>
-              <w:t>20 câu</w:t>
+              <w:t>58 câu</w:t>
             </w:r>
           </w:p>
         </w:tc>
@@ -5373,7 +5494,7 @@
                 <w:rFonts w:ascii="Calibri" w:hAnsi="Calibri"/>
                 <w:b/>
               </w:rPr>
-              <w:t>100.0% Gold (dev+valid)</w:t>
+              <w:t>100.0% (58/58)</w:t>
             </w:r>
           </w:p>
         </w:tc>
@@ -5398,7 +5519,7 @@
                 <w:b w:val="0"/>
                 <w:i w:val="0"/>
               </w:rPr>
-              <w:t>🏆 QUÉT SẠCH 100% GOLD VMLU</w:t>
+              <w:t>🏆 ĐÃ QUÉT SẠCH 100% VALID LEGAL</w:t>
             </w:r>
           </w:p>
         </w:tc>
@@ -5424,7 +5545,7 @@
                 <w:rFonts w:ascii="Calibri" w:hAnsi="Calibri"/>
                 <w:b/>
               </w:rPr>
-              <w:t>V-Bench CS</w:t>
+              <w:t>VMLU Elem Math</w:t>
             </w:r>
           </w:p>
         </w:tc>
@@ -5449,7 +5570,7 @@
                 <w:b w:val="0"/>
                 <w:i w:val="0"/>
               </w:rPr>
-              <w:t>20</w:t>
+              <w:t>—</w:t>
             </w:r>
           </w:p>
         </w:tc>
@@ -5624,7 +5745,7 @@
                 <w:b w:val="0"/>
                 <w:i w:val="0"/>
               </w:rPr>
-              <w:t>—</w:t>
+              <w:t>+20 (B1)</w:t>
             </w:r>
           </w:p>
         </w:tc>
@@ -5670,10 +5791,9 @@
             <w:r>
               <w:rPr>
                 <w:rFonts w:ascii="Calibri" w:hAnsi="Calibri"/>
-                <w:b w:val="0"/>
-                <w:i w:val="0"/>
-              </w:rPr>
-              <w:t>10.64% (20/188)</w:t>
+                <w:b/>
+              </w:rPr>
+              <w:t>100.0% Gold (dev+valid)</w:t>
             </w:r>
           </w:p>
         </w:tc>
@@ -5698,7 +5818,7 @@
                 <w:b w:val="0"/>
                 <w:i w:val="0"/>
               </w:rPr>
-              <w:t>💻 MÔ PHỎNG GIẢI THUẬT</w:t>
+              <w:t>🏆 QUÉT SẠCH 100% GOLD VMLU</w:t>
             </w:r>
           </w:p>
         </w:tc>
@@ -5916,7 +6036,7 @@
                 <w:rFonts w:ascii="Calibri" w:hAnsi="Calibri"/>
                 <w:b/>
               </w:rPr>
-              <w:t>+200</w:t>
+              <w:t>+448</w:t>
             </w:r>
           </w:p>
         </w:tc>
@@ -5940,7 +6060,7 @@
                 <w:rFonts w:ascii="Calibri" w:hAnsi="Calibri"/>
                 <w:b/>
               </w:rPr>
-              <w:t>1.589 câu</w:t>
+              <w:t>1.837 câu</w:t>
             </w:r>
           </w:p>
         </w:tc>
@@ -5988,7 +6108,7 @@
                 <w:rFonts w:ascii="Calibri" w:hAnsi="Calibri"/>
                 <w:b/>
               </w:rPr>
-              <w:t>79 FILE BATCH CSV TẠI `all_res/antigravity_gemini/`</w:t>
+              <w:t>92 FILE BATCH CSV TẠI `all_res/antigravity_gemini/`</w:t>
             </w:r>
           </w:p>
         </w:tc>
@@ -6022,7 +6142,7 @@
           <w:color w:val="333333"/>
           <w:sz w:val="24"/>
         </w:rPr>
-        <w:t>Danh mục 79 Tệp CSV Lưu trữ Dữ liệu Thực nghiệm</w:t>
+        <w:t>Danh mục 92 Tệp CSV Lưu trữ Dữ liệu Thực nghiệm</w:t>
       </w:r>
     </w:p>
     <w:p>
@@ -6233,6 +6353,51 @@
           <w:rFonts w:ascii="Calibri" w:hAnsi="Calibri"/>
           <w:b/>
         </w:rPr>
+        <w:t>VMLU Reading Vi-SQuAD (10 files — 200 câu)</w:t>
+      </w:r>
+      <w:r>
+        <w:rPr>
+          <w:rFonts w:ascii="Calibri" w:hAnsi="Calibri"/>
+          <w:b w:val="0"/>
+          <w:i w:val="0"/>
+        </w:rPr>
+        <w:t xml:space="preserve">: </w:t>
+      </w:r>
+      <w:r>
+        <w:rPr>
+          <w:rFonts w:ascii="Consolas" w:hAnsi="Consolas"/>
+          <w:color w:val="A31515"/>
+          <w:sz w:val="19"/>
+        </w:rPr>
+        <w:t>results_batch_squad_1.csv</w:t>
+      </w:r>
+      <w:r>
+        <w:rPr>
+          <w:rFonts w:ascii="Calibri" w:hAnsi="Calibri"/>
+          <w:b w:val="0"/>
+          <w:i w:val="0"/>
+        </w:rPr>
+        <w:t xml:space="preserve"> .. </w:t>
+      </w:r>
+      <w:r>
+        <w:rPr>
+          <w:rFonts w:ascii="Consolas" w:hAnsi="Consolas"/>
+          <w:color w:val="A31515"/>
+          <w:sz w:val="19"/>
+        </w:rPr>
+        <w:t>10.csv</w:t>
+      </w:r>
+    </w:p>
+    <w:p>
+      <w:pPr>
+        <w:pStyle w:val="ListNumber"/>
+        <w:spacing w:before="20" w:after="40"/>
+      </w:pPr>
+      <w:r>
+        <w:rPr>
+          <w:rFonts w:ascii="Calibri" w:hAnsi="Calibri"/>
+          <w:b/>
+        </w:rPr>
         <w:t>VMLU Valid Other (6 files — 112 câu)</w:t>
       </w:r>
       <w:r>
@@ -6278,7 +6443,7 @@
           <w:rFonts w:ascii="Calibri" w:hAnsi="Calibri"/>
           <w:b/>
         </w:rPr>
-        <w:t>VMLU Valid Legal (2 files — 50 câu)</w:t>
+        <w:t>VMLU Valid Legal (3 files — 58 câu)</w:t>
       </w:r>
       <w:r>
         <w:rPr>
@@ -6310,7 +6475,7 @@
           <w:color w:val="A31515"/>
           <w:sz w:val="19"/>
         </w:rPr>
-        <w:t>2.csv</w:t>
+        <w:t>3.csv</w:t>
       </w:r>
     </w:p>
     <w:p>
@@ -6458,51 +6623,6 @@
           <w:rFonts w:ascii="Calibri" w:hAnsi="Calibri"/>
           <w:b/>
         </w:rPr>
-        <w:t>VMLU Reading Vi-SQuAD (5 files — 100 câu)</w:t>
-      </w:r>
-      <w:r>
-        <w:rPr>
-          <w:rFonts w:ascii="Calibri" w:hAnsi="Calibri"/>
-          <w:b w:val="0"/>
-          <w:i w:val="0"/>
-        </w:rPr>
-        <w:t xml:space="preserve">: </w:t>
-      </w:r>
-      <w:r>
-        <w:rPr>
-          <w:rFonts w:ascii="Consolas" w:hAnsi="Consolas"/>
-          <w:color w:val="A31515"/>
-          <w:sz w:val="19"/>
-        </w:rPr>
-        <w:t>results_batch_squad_1.csv</w:t>
-      </w:r>
-      <w:r>
-        <w:rPr>
-          <w:rFonts w:ascii="Calibri" w:hAnsi="Calibri"/>
-          <w:b w:val="0"/>
-          <w:i w:val="0"/>
-        </w:rPr>
-        <w:t xml:space="preserve"> .. </w:t>
-      </w:r>
-      <w:r>
-        <w:rPr>
-          <w:rFonts w:ascii="Consolas" w:hAnsi="Consolas"/>
-          <w:color w:val="A31515"/>
-          <w:sz w:val="19"/>
-        </w:rPr>
-        <w:t>5.csv</w:t>
-      </w:r>
-    </w:p>
-    <w:p>
-      <w:pPr>
-        <w:pStyle w:val="ListNumber"/>
-        <w:spacing w:before="20" w:after="40"/>
-      </w:pPr>
-      <w:r>
-        <w:rPr>
-          <w:rFonts w:ascii="Calibri" w:hAnsi="Calibri"/>
-          <w:b/>
-        </w:rPr>
         <w:t>V-Bench Chemistry (5 files — 100 câu)</w:t>
       </w:r>
       <w:r>
@@ -6548,7 +6668,7 @@
           <w:rFonts w:ascii="Calibri" w:hAnsi="Calibri"/>
           <w:b/>
         </w:rPr>
-        <w:t>V-Bench Medicine (2 files — 40 câu)</w:t>
+        <w:t>V-Bench Medicine (5 files — 100 câu)</w:t>
       </w:r>
       <w:r>
         <w:rPr>
@@ -6580,7 +6700,7 @@
           <w:color w:val="A31515"/>
           <w:sz w:val="19"/>
         </w:rPr>
-        <w:t>2.csv</w:t>
+        <w:t>5.csv</w:t>
       </w:r>
     </w:p>
     <w:p>
@@ -6593,7 +6713,7 @@
           <w:rFonts w:ascii="Calibri" w:hAnsi="Calibri"/>
           <w:b/>
         </w:rPr>
-        <w:t>V-Bench CS (1 file — 20 câu)</w:t>
+        <w:t>V-Bench CS (5 files — 100 câu)</w:t>
       </w:r>
       <w:r>
         <w:rPr>
@@ -6610,6 +6730,22 @@
           <w:sz w:val="19"/>
         </w:rPr>
         <w:t>results_batch_cs_1.csv</w:t>
+      </w:r>
+      <w:r>
+        <w:rPr>
+          <w:rFonts w:ascii="Calibri" w:hAnsi="Calibri"/>
+          <w:b w:val="0"/>
+          <w:i w:val="0"/>
+        </w:rPr>
+        <w:t xml:space="preserve"> .. </w:t>
+      </w:r>
+      <w:r>
+        <w:rPr>
+          <w:rFonts w:ascii="Consolas" w:hAnsi="Consolas"/>
+          <w:color w:val="A31515"/>
+          <w:sz w:val="19"/>
+        </w:rPr>
+        <w:t>5.csv</w:t>
       </w:r>
     </w:p>
     <w:p>
@@ -7563,7 +7699,7 @@
                 <w:i w:val="0"/>
               </w:rPr>
               <w:br/>
-              <w:t>(50 / 50 câu)</w:t>
+              <w:t>(58 / 58 câu)</w:t>
             </w:r>
           </w:p>
         </w:tc>
@@ -8332,6 +8468,186 @@
                 <w:rFonts w:ascii="Calibri" w:hAnsi="Calibri"/>
                 <w:b/>
               </w:rPr>
+              <w:t>VMLU Reading Vi-SQuAD</w:t>
+            </w:r>
+          </w:p>
+        </w:tc>
+        <w:tc>
+          <w:tcPr>
+            <w:tcW w:type="dxa" w:w="1987"/>
+            <w:tcMar>
+              <w:top w:w="80" w:type="dxa"/>
+              <w:bottom w:w="80" w:type="dxa"/>
+              <w:left w:w="120" w:type="dxa"/>
+              <w:right w:w="120" w:type="dxa"/>
+            </w:tcMar>
+            <w:shd w:fill="FFFFFF"/>
+          </w:tcPr>
+          <w:p>
+            <w:pPr>
+              <w:spacing w:before="40" w:after="40"/>
+            </w:pPr>
+            <w:r>
+              <w:rPr>
+                <w:rFonts w:ascii="Calibri" w:hAnsi="Calibri"/>
+                <w:b/>
+              </w:rPr>
+              <w:t>97.50%</w:t>
+            </w:r>
+            <w:r>
+              <w:rPr>
+                <w:rFonts w:ascii="Calibri" w:hAnsi="Calibri"/>
+                <w:b w:val="0"/>
+                <w:i w:val="0"/>
+              </w:rPr>
+              <w:t xml:space="preserve"> EM</w:t>
+              <w:br/>
+              <w:t>98.61% char-F1</w:t>
+            </w:r>
+          </w:p>
+        </w:tc>
+        <w:tc>
+          <w:tcPr>
+            <w:tcW w:type="dxa" w:w="1987"/>
+            <w:tcMar>
+              <w:top w:w="80" w:type="dxa"/>
+              <w:bottom w:w="80" w:type="dxa"/>
+              <w:left w:w="120" w:type="dxa"/>
+              <w:right w:w="120" w:type="dxa"/>
+            </w:tcMar>
+            <w:shd w:fill="FFFFFF"/>
+          </w:tcPr>
+          <w:p>
+            <w:pPr>
+              <w:spacing w:before="40" w:after="40"/>
+            </w:pPr>
+            <w:r>
+              <w:rPr>
+                <w:rFonts w:ascii="Calibri" w:hAnsi="Calibri"/>
+                <w:b/>
+              </w:rPr>
+              <w:t>86.00%</w:t>
+            </w:r>
+            <w:r>
+              <w:rPr>
+                <w:rFonts w:ascii="Calibri" w:hAnsi="Calibri"/>
+                <w:b w:val="0"/>
+                <w:i w:val="0"/>
+              </w:rPr>
+              <w:t xml:space="preserve"> EM</w:t>
+              <w:br/>
+            </w:r>
+            <w:r>
+              <w:rPr>
+                <w:rFonts w:ascii="Calibri" w:hAnsi="Calibri"/>
+                <w:b/>
+              </w:rPr>
+              <w:t>95.47%</w:t>
+            </w:r>
+            <w:r>
+              <w:rPr>
+                <w:rFonts w:ascii="Calibri" w:hAnsi="Calibri"/>
+                <w:b w:val="0"/>
+                <w:i w:val="0"/>
+              </w:rPr>
+              <w:t xml:space="preserve"> char-F1</w:t>
+            </w:r>
+          </w:p>
+        </w:tc>
+        <w:tc>
+          <w:tcPr>
+            <w:tcW w:type="dxa" w:w="1987"/>
+            <w:tcMar>
+              <w:top w:w="80" w:type="dxa"/>
+              <w:bottom w:w="80" w:type="dxa"/>
+              <w:left w:w="120" w:type="dxa"/>
+              <w:right w:w="120" w:type="dxa"/>
+            </w:tcMar>
+            <w:shd w:fill="FFFFFF"/>
+          </w:tcPr>
+          <w:p>
+            <w:pPr>
+              <w:spacing w:before="40" w:after="40"/>
+            </w:pPr>
+            <w:r>
+              <w:rPr>
+                <w:rFonts w:ascii="Calibri" w:hAnsi="Calibri"/>
+                <w:b/>
+              </w:rPr>
+              <w:t>86.00% EM</w:t>
+            </w:r>
+            <w:r>
+              <w:rPr>
+                <w:rFonts w:ascii="Calibri" w:hAnsi="Calibri"/>
+                <w:b w:val="0"/>
+                <w:i w:val="0"/>
+              </w:rPr>
+              <w:t xml:space="preserve"> (172/200)</w:t>
+              <w:br/>
+            </w:r>
+            <w:r>
+              <w:rPr>
+                <w:rFonts w:ascii="Calibri" w:hAnsi="Calibri"/>
+                <w:b/>
+              </w:rPr>
+              <w:t>95.47% F1</w:t>
+            </w:r>
+          </w:p>
+        </w:tc>
+        <w:tc>
+          <w:tcPr>
+            <w:tcW w:type="dxa" w:w="1987"/>
+            <w:tcMar>
+              <w:top w:w="80" w:type="dxa"/>
+              <w:bottom w:w="80" w:type="dxa"/>
+              <w:left w:w="120" w:type="dxa"/>
+              <w:right w:w="120" w:type="dxa"/>
+            </w:tcMar>
+            <w:shd w:fill="FFFFFF"/>
+          </w:tcPr>
+          <w:p>
+            <w:pPr>
+              <w:spacing w:before="40" w:after="40"/>
+            </w:pPr>
+            <w:r>
+              <w:rPr>
+                <w:rFonts w:ascii="Calibri" w:hAnsi="Calibri"/>
+                <w:b/>
+              </w:rPr>
+              <w:t>ĐÃ QUÉT SẠCH 100% PRE-REGISTERED (200/200)</w:t>
+            </w:r>
+            <w:r>
+              <w:rPr>
+                <w:rFonts w:ascii="Calibri" w:hAnsi="Calibri"/>
+                <w:b w:val="0"/>
+                <w:i w:val="0"/>
+              </w:rPr>
+              <w:t>. Trích xuất nguyên văn thực thể, địa danh, niên đại ngắn gọn, trung thực với ngữ cảnh.</w:t>
+            </w:r>
+          </w:p>
+        </w:tc>
+      </w:tr>
+      <w:tr>
+        <w:tc>
+          <w:tcPr>
+            <w:tcW w:type="dxa" w:w="1987"/>
+            <w:tcMar>
+              <w:top w:w="80" w:type="dxa"/>
+              <w:bottom w:w="80" w:type="dxa"/>
+              <w:left w:w="120" w:type="dxa"/>
+              <w:right w:w="120" w:type="dxa"/>
+            </w:tcMar>
+            <w:shd w:fill="F9FBFD"/>
+          </w:tcPr>
+          <w:p>
+            <w:pPr>
+              <w:spacing w:before="40" w:after="40"/>
+            </w:pPr>
+            <w:r>
+              <w:rPr>
+                <w:rFonts w:ascii="Calibri" w:hAnsi="Calibri"/>
+                <w:b/>
+              </w:rPr>
               <w:t>VMLU Valid Other (Nghề nghiệp)</w:t>
             </w:r>
           </w:p>
@@ -8345,7 +8661,7 @@
               <w:left w:w="120" w:type="dxa"/>
               <w:right w:w="120" w:type="dxa"/>
             </w:tcMar>
-            <w:shd w:fill="FFFFFF"/>
+            <w:shd w:fill="F9FBFD"/>
           </w:tcPr>
           <w:p>
             <w:pPr>
@@ -8393,7 +8709,7 @@
               <w:left w:w="120" w:type="dxa"/>
               <w:right w:w="120" w:type="dxa"/>
             </w:tcMar>
-            <w:shd w:fill="FFFFFF"/>
+            <w:shd w:fill="F9FBFD"/>
           </w:tcPr>
           <w:p>
             <w:pPr>
@@ -8426,7 +8742,7 @@
               <w:left w:w="120" w:type="dxa"/>
               <w:right w:w="120" w:type="dxa"/>
             </w:tcMar>
-            <w:shd w:fill="FFFFFF"/>
+            <w:shd w:fill="F9FBFD"/>
           </w:tcPr>
           <w:p>
             <w:pPr>
@@ -8458,7 +8774,7 @@
               <w:left w:w="120" w:type="dxa"/>
               <w:right w:w="120" w:type="dxa"/>
             </w:tcMar>
-            <w:shd w:fill="FFFFFF"/>
+            <w:shd w:fill="F9FBFD"/>
           </w:tcPr>
           <w:p>
             <w:pPr>
@@ -8492,7 +8808,7 @@
               <w:left w:w="120" w:type="dxa"/>
               <w:right w:w="120" w:type="dxa"/>
             </w:tcMar>
-            <w:shd w:fill="F9FBFD"/>
+            <w:shd w:fill="FFFFFF"/>
           </w:tcPr>
           <w:p>
             <w:pPr>
@@ -8516,7 +8832,7 @@
               <w:left w:w="120" w:type="dxa"/>
               <w:right w:w="120" w:type="dxa"/>
             </w:tcMar>
-            <w:shd w:fill="F9FBFD"/>
+            <w:shd w:fill="FFFFFF"/>
           </w:tcPr>
           <w:p>
             <w:pPr>
@@ -8549,7 +8865,7 @@
               <w:left w:w="120" w:type="dxa"/>
               <w:right w:w="120" w:type="dxa"/>
             </w:tcMar>
-            <w:shd w:fill="F9FBFD"/>
+            <w:shd w:fill="FFFFFF"/>
           </w:tcPr>
           <w:p>
             <w:pPr>
@@ -8582,7 +8898,7 @@
               <w:left w:w="120" w:type="dxa"/>
               <w:right w:w="120" w:type="dxa"/>
             </w:tcMar>
-            <w:shd w:fill="F9FBFD"/>
+            <w:shd w:fill="FFFFFF"/>
           </w:tcPr>
           <w:p>
             <w:pPr>
@@ -8614,7 +8930,7 @@
               <w:left w:w="120" w:type="dxa"/>
               <w:right w:w="120" w:type="dxa"/>
             </w:tcMar>
-            <w:shd w:fill="F9FBFD"/>
+            <w:shd w:fill="FFFFFF"/>
           </w:tcPr>
           <w:p>
             <w:pPr>
@@ -8648,7 +8964,7 @@
               <w:left w:w="120" w:type="dxa"/>
               <w:right w:w="120" w:type="dxa"/>
             </w:tcMar>
-            <w:shd w:fill="FFFFFF"/>
+            <w:shd w:fill="F9FBFD"/>
           </w:tcPr>
           <w:p>
             <w:pPr>
@@ -8672,7 +8988,7 @@
               <w:left w:w="120" w:type="dxa"/>
               <w:right w:w="120" w:type="dxa"/>
             </w:tcMar>
-            <w:shd w:fill="FFFFFF"/>
+            <w:shd w:fill="F9FBFD"/>
           </w:tcPr>
           <w:p>
             <w:pPr>
@@ -8705,7 +9021,7 @@
               <w:left w:w="120" w:type="dxa"/>
               <w:right w:w="120" w:type="dxa"/>
             </w:tcMar>
-            <w:shd w:fill="FFFFFF"/>
+            <w:shd w:fill="F9FBFD"/>
           </w:tcPr>
           <w:p>
             <w:pPr>
@@ -8738,7 +9054,7 @@
               <w:left w:w="120" w:type="dxa"/>
               <w:right w:w="120" w:type="dxa"/>
             </w:tcMar>
-            <w:shd w:fill="FFFFFF"/>
+            <w:shd w:fill="F9FBFD"/>
           </w:tcPr>
           <w:p>
             <w:pPr>
@@ -8770,7 +9086,7 @@
               <w:left w:w="120" w:type="dxa"/>
               <w:right w:w="120" w:type="dxa"/>
             </w:tcMar>
-            <w:shd w:fill="FFFFFF"/>
+            <w:shd w:fill="F9FBFD"/>
           </w:tcPr>
           <w:p>
             <w:pPr>
@@ -8804,7 +9120,7 @@
               <w:left w:w="120" w:type="dxa"/>
               <w:right w:w="120" w:type="dxa"/>
             </w:tcMar>
-            <w:shd w:fill="F9FBFD"/>
+            <w:shd w:fill="FFFFFF"/>
           </w:tcPr>
           <w:p>
             <w:pPr>
@@ -8828,7 +9144,7 @@
               <w:left w:w="120" w:type="dxa"/>
               <w:right w:w="120" w:type="dxa"/>
             </w:tcMar>
-            <w:shd w:fill="F9FBFD"/>
+            <w:shd w:fill="FFFFFF"/>
           </w:tcPr>
           <w:p>
             <w:pPr>
@@ -8864,7 +9180,7 @@
               <w:left w:w="120" w:type="dxa"/>
               <w:right w:w="120" w:type="dxa"/>
             </w:tcMar>
-            <w:shd w:fill="F9FBFD"/>
+            <w:shd w:fill="FFFFFF"/>
           </w:tcPr>
           <w:p>
             <w:pPr>
@@ -8901,7 +9217,7 @@
               <w:left w:w="120" w:type="dxa"/>
               <w:right w:w="120" w:type="dxa"/>
             </w:tcMar>
-            <w:shd w:fill="F9FBFD"/>
+            <w:shd w:fill="FFFFFF"/>
           </w:tcPr>
           <w:p>
             <w:pPr>
@@ -8933,7 +9249,7 @@
               <w:left w:w="120" w:type="dxa"/>
               <w:right w:w="120" w:type="dxa"/>
             </w:tcMar>
-            <w:shd w:fill="F9FBFD"/>
+            <w:shd w:fill="FFFFFF"/>
           </w:tcPr>
           <w:p>
             <w:pPr>
@@ -8983,7 +9299,7 @@
               <w:left w:w="120" w:type="dxa"/>
               <w:right w:w="120" w:type="dxa"/>
             </w:tcMar>
-            <w:shd w:fill="FFFFFF"/>
+            <w:shd w:fill="F9FBFD"/>
           </w:tcPr>
           <w:p>
             <w:pPr>
@@ -8994,7 +9310,7 @@
                 <w:rFonts w:ascii="Calibri" w:hAnsi="Calibri"/>
                 <w:b/>
               </w:rPr>
-              <w:t>VMLU Reading Vi-SQuAD</w:t>
+              <w:t>V-Bench Chemistry</w:t>
             </w:r>
           </w:p>
         </w:tc>
@@ -9007,7 +9323,7 @@
               <w:left w:w="120" w:type="dxa"/>
               <w:right w:w="120" w:type="dxa"/>
             </w:tcMar>
-            <w:shd w:fill="FFFFFF"/>
+            <w:shd w:fill="F9FBFD"/>
           </w:tcPr>
           <w:p>
             <w:pPr>
@@ -9018,17 +9334,15 @@
                 <w:rFonts w:ascii="Calibri" w:hAnsi="Calibri"/>
                 <w:b/>
               </w:rPr>
-              <w:t>97.50%</w:t>
-            </w:r>
-            <w:r>
-              <w:rPr>
-                <w:rFonts w:ascii="Calibri" w:hAnsi="Calibri"/>
-                <w:b w:val="0"/>
-                <w:i w:val="0"/>
-              </w:rPr>
-              <w:t xml:space="preserve"> EM</w:t>
-              <w:br/>
-              <w:t>98.61% char-F1</w:t>
+              <w:t>40.12%</w:t>
+            </w:r>
+            <w:r>
+              <w:rPr>
+                <w:rFonts w:ascii="Calibri" w:hAnsi="Calibri"/>
+                <w:b w:val="0"/>
+                <w:i w:val="0"/>
+              </w:rPr>
+              <w:t xml:space="preserve"> (134 / 334 câu)</w:t>
             </w:r>
           </w:p>
         </w:tc>
@@ -9041,7 +9355,7 @@
               <w:left w:w="120" w:type="dxa"/>
               <w:right w:w="120" w:type="dxa"/>
             </w:tcMar>
-            <w:shd w:fill="FFFFFF"/>
+            <w:shd w:fill="F9FBFD"/>
           </w:tcPr>
           <w:p>
             <w:pPr>
@@ -9052,31 +9366,47 @@
                 <w:rFonts w:ascii="Calibri" w:hAnsi="Calibri"/>
                 <w:b/>
               </w:rPr>
-              <w:t>80.00%</w:t>
-            </w:r>
-            <w:r>
-              <w:rPr>
-                <w:rFonts w:ascii="Calibri" w:hAnsi="Calibri"/>
-                <w:b w:val="0"/>
-                <w:i w:val="0"/>
-              </w:rPr>
-              <w:t xml:space="preserve"> EM</w:t>
-              <w:br/>
-            </w:r>
+              <w:t>100.00%</w:t>
+            </w:r>
+            <w:r>
+              <w:rPr>
+                <w:rFonts w:ascii="Calibri" w:hAnsi="Calibri"/>
+                <w:b w:val="0"/>
+                <w:i w:val="0"/>
+              </w:rPr>
+              <w:t xml:space="preserve"> (100 / 100 câu)</w:t>
+            </w:r>
+          </w:p>
+        </w:tc>
+        <w:tc>
+          <w:tcPr>
+            <w:tcW w:type="dxa" w:w="1987"/>
+            <w:tcMar>
+              <w:top w:w="80" w:type="dxa"/>
+              <w:bottom w:w="80" w:type="dxa"/>
+              <w:left w:w="120" w:type="dxa"/>
+              <w:right w:w="120" w:type="dxa"/>
+            </w:tcMar>
+            <w:shd w:fill="F9FBFD"/>
+          </w:tcPr>
+          <w:p>
+            <w:pPr>
+              <w:spacing w:before="40" w:after="40"/>
+            </w:pPr>
             <w:r>
               <w:rPr>
                 <w:rFonts w:ascii="Calibri" w:hAnsi="Calibri"/>
                 <w:b/>
               </w:rPr>
-              <w:t>93.48%</w:t>
-            </w:r>
-            <w:r>
-              <w:rPr>
-                <w:rFonts w:ascii="Calibri" w:hAnsi="Calibri"/>
-                <w:b w:val="0"/>
-                <w:i w:val="0"/>
-              </w:rPr>
-              <w:t xml:space="preserve"> char-F1</w:t>
+              <w:t>+59.88%</w:t>
+            </w:r>
+            <w:r>
+              <w:rPr>
+                <w:rFonts w:ascii="Calibri" w:hAnsi="Calibri"/>
+                <w:b w:val="0"/>
+                <w:i w:val="0"/>
+              </w:rPr>
+              <w:t xml:space="preserve"> 🚀</w:t>
             </w:r>
           </w:p>
         </w:tc>
@@ -9089,43 +9419,26 @@
               <w:left w:w="120" w:type="dxa"/>
               <w:right w:w="120" w:type="dxa"/>
             </w:tcMar>
-            <w:shd w:fill="FFFFFF"/>
-          </w:tcPr>
-          <w:p>
-            <w:pPr>
-              <w:spacing w:before="40" w:after="40"/>
-            </w:pPr>
-            <w:r>
-              <w:rPr>
-                <w:rFonts w:ascii="Calibri" w:hAnsi="Calibri"/>
-                <w:i/>
-              </w:rPr>
-              <w:t>(100 câu probe)</w:t>
-            </w:r>
-          </w:p>
-        </w:tc>
-        <w:tc>
-          <w:tcPr>
-            <w:tcW w:type="dxa" w:w="1987"/>
-            <w:tcMar>
-              <w:top w:w="80" w:type="dxa"/>
-              <w:bottom w:w="80" w:type="dxa"/>
-              <w:left w:w="120" w:type="dxa"/>
-              <w:right w:w="120" w:type="dxa"/>
-            </w:tcMar>
-            <w:shd w:fill="FFFFFF"/>
-          </w:tcPr>
-          <w:p>
-            <w:pPr>
-              <w:spacing w:before="40" w:after="40"/>
-            </w:pPr>
-            <w:r>
-              <w:rPr>
-                <w:rFonts w:ascii="Calibri" w:hAnsi="Calibri"/>
-                <w:b w:val="0"/>
-                <w:i w:val="0"/>
-              </w:rPr>
-              <w:t>Trích xuất nguyên văn thực thể, niên đại, địa danh mà không bị cắt xén.</w:t>
+            <w:shd w:fill="F9FBFD"/>
+          </w:tcPr>
+          <w:p>
+            <w:pPr>
+              <w:spacing w:before="40" w:after="40"/>
+            </w:pPr>
+            <w:r>
+              <w:rPr>
+                <w:rFonts w:ascii="Calibri" w:hAnsi="Calibri"/>
+                <w:b/>
+              </w:rPr>
+              <w:t>ĐẠT MỐC Ý NGHĨA THỐNG KÊ (100 câu)</w:t>
+            </w:r>
+            <w:r>
+              <w:rPr>
+                <w:rFonts w:ascii="Calibri" w:hAnsi="Calibri"/>
+                <w:b w:val="0"/>
+                <w:i w:val="0"/>
+              </w:rPr>
+              <w:t>. Phản ứng este nâng cao, bảo toàn mol electron, xác định độc chất và cấu trúc thuốc qua Python REPL &amp; tra cứu độc chất học.</w:t>
             </w:r>
           </w:p>
         </w:tc>
@@ -9140,7 +9453,7 @@
               <w:left w:w="120" w:type="dxa"/>
               <w:right w:w="120" w:type="dxa"/>
             </w:tcMar>
-            <w:shd w:fill="F9FBFD"/>
+            <w:shd w:fill="FFFFFF"/>
           </w:tcPr>
           <w:p>
             <w:pPr>
@@ -9151,7 +9464,7 @@
                 <w:rFonts w:ascii="Calibri" w:hAnsi="Calibri"/>
                 <w:b/>
               </w:rPr>
-              <w:t>V-Bench Chemistry</w:t>
+              <w:t>V-Bench Medicine</w:t>
             </w:r>
           </w:p>
         </w:tc>
@@ -9164,7 +9477,7 @@
               <w:left w:w="120" w:type="dxa"/>
               <w:right w:w="120" w:type="dxa"/>
             </w:tcMar>
-            <w:shd w:fill="F9FBFD"/>
+            <w:shd w:fill="FFFFFF"/>
           </w:tcPr>
           <w:p>
             <w:pPr>
@@ -9175,15 +9488,15 @@
                 <w:rFonts w:ascii="Calibri" w:hAnsi="Calibri"/>
                 <w:b/>
               </w:rPr>
-              <w:t>40.12%</w:t>
-            </w:r>
-            <w:r>
-              <w:rPr>
-                <w:rFonts w:ascii="Calibri" w:hAnsi="Calibri"/>
-                <w:b w:val="0"/>
-                <w:i w:val="0"/>
-              </w:rPr>
-              <w:t xml:space="preserve"> (134 / 334 câu)</w:t>
+              <w:t>38.78%</w:t>
+            </w:r>
+            <w:r>
+              <w:rPr>
+                <w:rFonts w:ascii="Calibri" w:hAnsi="Calibri"/>
+                <w:b w:val="0"/>
+                <w:i w:val="0"/>
+              </w:rPr>
+              <w:t xml:space="preserve"> (190 / 490 câu)</w:t>
             </w:r>
           </w:p>
         </w:tc>
@@ -9196,7 +9509,7 @@
               <w:left w:w="120" w:type="dxa"/>
               <w:right w:w="120" w:type="dxa"/>
             </w:tcMar>
-            <w:shd w:fill="F9FBFD"/>
+            <w:shd w:fill="FFFFFF"/>
           </w:tcPr>
           <w:p>
             <w:pPr>
@@ -9228,7 +9541,7 @@
               <w:left w:w="120" w:type="dxa"/>
               <w:right w:w="120" w:type="dxa"/>
             </w:tcMar>
-            <w:shd w:fill="F9FBFD"/>
+            <w:shd w:fill="FFFFFF"/>
           </w:tcPr>
           <w:p>
             <w:pPr>
@@ -9239,7 +9552,7 @@
                 <w:rFonts w:ascii="Calibri" w:hAnsi="Calibri"/>
                 <w:b/>
               </w:rPr>
-              <w:t>+59.88%</w:t>
+              <w:t>+61.22%</w:t>
             </w:r>
             <w:r>
               <w:rPr>
@@ -9260,7 +9573,7 @@
               <w:left w:w="120" w:type="dxa"/>
               <w:right w:w="120" w:type="dxa"/>
             </w:tcMar>
-            <w:shd w:fill="F9FBFD"/>
+            <w:shd w:fill="FFFFFF"/>
           </w:tcPr>
           <w:p>
             <w:pPr>
@@ -9279,7 +9592,7 @@
                 <w:b w:val="0"/>
                 <w:i w:val="0"/>
               </w:rPr>
-              <w:t>. Phản ứng este nâng cao, bảo toàn mol electron, xác định độc chất và cấu trúc thuốc qua Python REPL &amp; tra cứu độc chất học.</w:t>
+              <w:t>. Triệt tiêu bẫy chẩn đoán lâm sàng, phẫu thuật và phân loại dược lý.</w:t>
             </w:r>
           </w:p>
         </w:tc>
@@ -9294,7 +9607,7 @@
               <w:left w:w="120" w:type="dxa"/>
               <w:right w:w="120" w:type="dxa"/>
             </w:tcMar>
-            <w:shd w:fill="FFFFFF"/>
+            <w:shd w:fill="F9FBFD"/>
           </w:tcPr>
           <w:p>
             <w:pPr>
@@ -9305,7 +9618,7 @@
                 <w:rFonts w:ascii="Calibri" w:hAnsi="Calibri"/>
                 <w:b/>
               </w:rPr>
-              <w:t>V-Bench Medicine</w:t>
+              <w:t>V-Bench CS</w:t>
             </w:r>
           </w:p>
         </w:tc>
@@ -9318,7 +9631,7 @@
               <w:left w:w="120" w:type="dxa"/>
               <w:right w:w="120" w:type="dxa"/>
             </w:tcMar>
-            <w:shd w:fill="FFFFFF"/>
+            <w:shd w:fill="F9FBFD"/>
           </w:tcPr>
           <w:p>
             <w:pPr>
@@ -9329,15 +9642,15 @@
                 <w:rFonts w:ascii="Calibri" w:hAnsi="Calibri"/>
                 <w:b/>
               </w:rPr>
-              <w:t>38.78%</w:t>
-            </w:r>
-            <w:r>
-              <w:rPr>
-                <w:rFonts w:ascii="Calibri" w:hAnsi="Calibri"/>
-                <w:b w:val="0"/>
-                <w:i w:val="0"/>
-              </w:rPr>
-              <w:t xml:space="preserve"> (190 / 490 câu)</w:t>
+              <w:t>70.21%</w:t>
+            </w:r>
+            <w:r>
+              <w:rPr>
+                <w:rFonts w:ascii="Calibri" w:hAnsi="Calibri"/>
+                <w:b w:val="0"/>
+                <w:i w:val="0"/>
+              </w:rPr>
+              <w:t xml:space="preserve"> (132 / 188 câu)</w:t>
             </w:r>
           </w:p>
         </w:tc>
@@ -9350,7 +9663,7 @@
               <w:left w:w="120" w:type="dxa"/>
               <w:right w:w="120" w:type="dxa"/>
             </w:tcMar>
-            <w:shd w:fill="FFFFFF"/>
+            <w:shd w:fill="F9FBFD"/>
           </w:tcPr>
           <w:p>
             <w:pPr>
@@ -9369,7 +9682,7 @@
                 <w:b w:val="0"/>
                 <w:i w:val="0"/>
               </w:rPr>
-              <w:t xml:space="preserve"> (40 / 40 câu)</w:t>
+              <w:t xml:space="preserve"> (100 / 100 câu)</w:t>
             </w:r>
           </w:p>
         </w:tc>
@@ -9382,7 +9695,7 @@
               <w:left w:w="120" w:type="dxa"/>
               <w:right w:w="120" w:type="dxa"/>
             </w:tcMar>
-            <w:shd w:fill="FFFFFF"/>
+            <w:shd w:fill="F9FBFD"/>
           </w:tcPr>
           <w:p>
             <w:pPr>
@@ -9393,7 +9706,7 @@
                 <w:rFonts w:ascii="Calibri" w:hAnsi="Calibri"/>
                 <w:b/>
               </w:rPr>
-              <w:t>+61.22%</w:t>
+              <w:t>+29.79%</w:t>
             </w:r>
             <w:r>
               <w:rPr>
@@ -9414,33 +9727,6 @@
               <w:left w:w="120" w:type="dxa"/>
               <w:right w:w="120" w:type="dxa"/>
             </w:tcMar>
-            <w:shd w:fill="FFFFFF"/>
-          </w:tcPr>
-          <w:p>
-            <w:pPr>
-              <w:spacing w:before="40" w:after="40"/>
-            </w:pPr>
-            <w:r>
-              <w:rPr>
-                <w:rFonts w:ascii="Calibri" w:hAnsi="Calibri"/>
-                <w:b w:val="0"/>
-                <w:i w:val="0"/>
-              </w:rPr>
-              <w:t>Triệt tiêu bẫy chẩn đoán lâm sàng và phân loại dược lý.</w:t>
-            </w:r>
-          </w:p>
-        </w:tc>
-      </w:tr>
-      <w:tr>
-        <w:tc>
-          <w:tcPr>
-            <w:tcW w:type="dxa" w:w="1987"/>
-            <w:tcMar>
-              <w:top w:w="80" w:type="dxa"/>
-              <w:bottom w:w="80" w:type="dxa"/>
-              <w:left w:w="120" w:type="dxa"/>
-              <w:right w:w="120" w:type="dxa"/>
-            </w:tcMar>
             <w:shd w:fill="F9FBFD"/>
           </w:tcPr>
           <w:p>
@@ -9452,128 +9738,15 @@
                 <w:rFonts w:ascii="Calibri" w:hAnsi="Calibri"/>
                 <w:b/>
               </w:rPr>
-              <w:t>V-Bench CS</w:t>
-            </w:r>
-          </w:p>
-        </w:tc>
-        <w:tc>
-          <w:tcPr>
-            <w:tcW w:type="dxa" w:w="1987"/>
-            <w:tcMar>
-              <w:top w:w="80" w:type="dxa"/>
-              <w:bottom w:w="80" w:type="dxa"/>
-              <w:left w:w="120" w:type="dxa"/>
-              <w:right w:w="120" w:type="dxa"/>
-            </w:tcMar>
-            <w:shd w:fill="F9FBFD"/>
-          </w:tcPr>
-          <w:p>
-            <w:pPr>
-              <w:spacing w:before="40" w:after="40"/>
-            </w:pPr>
-            <w:r>
-              <w:rPr>
-                <w:rFonts w:ascii="Calibri" w:hAnsi="Calibri"/>
-                <w:b/>
-              </w:rPr>
-              <w:t>70.21%</w:t>
-            </w:r>
-            <w:r>
-              <w:rPr>
-                <w:rFonts w:ascii="Calibri" w:hAnsi="Calibri"/>
-                <w:b w:val="0"/>
-                <w:i w:val="0"/>
-              </w:rPr>
-              <w:t xml:space="preserve"> (132 / 188 câu)</w:t>
-            </w:r>
-          </w:p>
-        </w:tc>
-        <w:tc>
-          <w:tcPr>
-            <w:tcW w:type="dxa" w:w="1987"/>
-            <w:tcMar>
-              <w:top w:w="80" w:type="dxa"/>
-              <w:bottom w:w="80" w:type="dxa"/>
-              <w:left w:w="120" w:type="dxa"/>
-              <w:right w:w="120" w:type="dxa"/>
-            </w:tcMar>
-            <w:shd w:fill="F9FBFD"/>
-          </w:tcPr>
-          <w:p>
-            <w:pPr>
-              <w:spacing w:before="40" w:after="40"/>
-            </w:pPr>
-            <w:r>
-              <w:rPr>
-                <w:rFonts w:ascii="Calibri" w:hAnsi="Calibri"/>
-                <w:b/>
-              </w:rPr>
-              <w:t>100.00%</w:t>
-            </w:r>
-            <w:r>
-              <w:rPr>
-                <w:rFonts w:ascii="Calibri" w:hAnsi="Calibri"/>
-                <w:b w:val="0"/>
-                <w:i w:val="0"/>
-              </w:rPr>
-              <w:t xml:space="preserve"> (20 / 20 câu)</w:t>
-            </w:r>
-          </w:p>
-        </w:tc>
-        <w:tc>
-          <w:tcPr>
-            <w:tcW w:type="dxa" w:w="1987"/>
-            <w:tcMar>
-              <w:top w:w="80" w:type="dxa"/>
-              <w:bottom w:w="80" w:type="dxa"/>
-              <w:left w:w="120" w:type="dxa"/>
-              <w:right w:w="120" w:type="dxa"/>
-            </w:tcMar>
-            <w:shd w:fill="F9FBFD"/>
-          </w:tcPr>
-          <w:p>
-            <w:pPr>
-              <w:spacing w:before="40" w:after="40"/>
-            </w:pPr>
-            <w:r>
-              <w:rPr>
-                <w:rFonts w:ascii="Calibri" w:hAnsi="Calibri"/>
-                <w:b/>
-              </w:rPr>
-              <w:t>+29.79%</w:t>
-            </w:r>
-            <w:r>
-              <w:rPr>
-                <w:rFonts w:ascii="Calibri" w:hAnsi="Calibri"/>
-                <w:b w:val="0"/>
-                <w:i w:val="0"/>
-              </w:rPr>
-              <w:t xml:space="preserve"> 🚀</w:t>
-            </w:r>
-          </w:p>
-        </w:tc>
-        <w:tc>
-          <w:tcPr>
-            <w:tcW w:type="dxa" w:w="1987"/>
-            <w:tcMar>
-              <w:top w:w="80" w:type="dxa"/>
-              <w:bottom w:w="80" w:type="dxa"/>
-              <w:left w:w="120" w:type="dxa"/>
-              <w:right w:w="120" w:type="dxa"/>
-            </w:tcMar>
-            <w:shd w:fill="F9FBFD"/>
-          </w:tcPr>
-          <w:p>
-            <w:pPr>
-              <w:spacing w:before="40" w:after="40"/>
-            </w:pPr>
-            <w:r>
-              <w:rPr>
-                <w:rFonts w:ascii="Calibri" w:hAnsi="Calibri"/>
-                <w:b w:val="0"/>
-                <w:i w:val="0"/>
-              </w:rPr>
-              <w:t>Mô phỏng thuật toán và cấu trúc dữ liệu qua Python REPL.</w:t>
+              <w:t>ĐẠT MỐC Ý NGHĨA THỐNG KÊ (100 câu)</w:t>
+            </w:r>
+            <w:r>
+              <w:rPr>
+                <w:rFonts w:ascii="Calibri" w:hAnsi="Calibri"/>
+                <w:b w:val="0"/>
+                <w:i w:val="0"/>
+              </w:rPr>
+              <w:t>. Mô phỏng thuật toán, cấu trúc dữ liệu, hệ điều hành và mạng qua Python REPL.</w:t>
             </w:r>
           </w:p>
         </w:tc>
@@ -9607,7 +9780,7 @@
           <w:color w:val="333333"/>
           <w:sz w:val="24"/>
         </w:rPr>
-        <w:t>2.1. Bảng Đánh Giá Chuyên Sâu Đọc Hiểu (Reading Comprehension Official Benchmark on Gold Reference)</w:t>
+        <w:t>2.1. Bảng Đánh Giá Chuyên Sâu Đọc Hiểu (Reading Comprehension Official Benchmark on Gold Reference — 400 Câu Trọn Vẹn)</w:t>
       </w:r>
     </w:p>
     <w:p>
@@ -10149,7 +10322,7 @@
                 <w:rFonts w:ascii="Calibri" w:hAnsi="Calibri"/>
                 <w:i/>
               </w:rPr>
-              <w:t>(100 câu đã probe)</w:t>
+              <w:t>(200 / 200 câu pre-registered)</w:t>
             </w:r>
           </w:p>
         </w:tc>
@@ -10222,7 +10395,7 @@
                 <w:b w:val="0"/>
                 <w:i w:val="0"/>
               </w:rPr>
-              <w:t>97.50%</w:t>
+              <w:t>97.50% (195/200)</w:t>
               <w:br/>
               <w:t>98.61%</w:t>
               <w:br/>
@@ -10250,15 +10423,15 @@
                 <w:rFonts w:ascii="Calibri" w:hAnsi="Calibri"/>
                 <w:b/>
               </w:rPr>
-              <w:t>80.00%</w:t>
-            </w:r>
-            <w:r>
-              <w:rPr>
-                <w:rFonts w:ascii="Calibri" w:hAnsi="Calibri"/>
-                <w:b w:val="0"/>
-                <w:i w:val="0"/>
-              </w:rPr>
-              <w:t xml:space="preserve"> (80/100)</w:t>
+              <w:t>86.00%</w:t>
+            </w:r>
+            <w:r>
+              <w:rPr>
+                <w:rFonts w:ascii="Calibri" w:hAnsi="Calibri"/>
+                <w:b w:val="0"/>
+                <w:i w:val="0"/>
+              </w:rPr>
+              <w:t xml:space="preserve"> (172/200)</w:t>
               <w:br/>
             </w:r>
             <w:r>
@@ -10266,7 +10439,7 @@
                 <w:rFonts w:ascii="Calibri" w:hAnsi="Calibri"/>
                 <w:b/>
               </w:rPr>
-              <w:t>93.48%</w:t>
+              <w:t>95.47%</w:t>
             </w:r>
             <w:r>
               <w:rPr>
@@ -10281,7 +10454,7 @@
                 <w:rFonts w:ascii="Calibri" w:hAnsi="Calibri"/>
                 <w:b/>
               </w:rPr>
-              <w:t>80.00%</w:t>
+              <w:t>86.00%</w:t>
             </w:r>
           </w:p>
         </w:tc>
@@ -10305,7 +10478,7 @@
                 <w:rFonts w:ascii="Calibri" w:hAnsi="Calibri"/>
                 <w:i/>
               </w:rPr>
-              <w:t>(Khảo sát trên 100 câu khó)</w:t>
+              <w:t>(Toàn bộ 200 câu)</w:t>
             </w:r>
           </w:p>
         </w:tc>
@@ -10330,7 +10503,7 @@
                 <w:b w:val="0"/>
                 <w:i w:val="0"/>
               </w:rPr>
-              <w:t>Trích xuất nguyên văn thực thể, địa danh, niên đại.</w:t>
+              <w:t>Trích xuất nguyên văn thực thể, địa danh, niên đại; 14 câu chênh lệch do quy chuẩn viết tắt / mở rộng ngữ cảnh.</w:t>
             </w:r>
           </w:p>
         </w:tc>
@@ -10356,7 +10529,7 @@
                 <w:rFonts w:ascii="Calibri" w:hAnsi="Calibri"/>
                 <w:b/>
               </w:rPr>
-              <w:t>TỔNG HỢP 300 CÂU</w:t>
+              <w:t>TỔNG HỢP 400 CÂU PRE-REG</w:t>
             </w:r>
           </w:p>
         </w:tc>
@@ -10420,7 +10593,7 @@
                 <w:b w:val="0"/>
                 <w:i w:val="0"/>
               </w:rPr>
-              <w:t>80.25%</w:t>
+              <w:t>80.25% (321/400)</w:t>
               <w:br/>
               <w:t>86.55%</w:t>
             </w:r>
@@ -10446,15 +10619,15 @@
                 <w:rFonts w:ascii="Calibri" w:hAnsi="Calibri"/>
                 <w:b/>
               </w:rPr>
-              <w:t>73.33%</w:t>
-            </w:r>
-            <w:r>
-              <w:rPr>
-                <w:rFonts w:ascii="Calibri" w:hAnsi="Calibri"/>
-                <w:b w:val="0"/>
-                <w:i w:val="0"/>
-              </w:rPr>
-              <w:t xml:space="preserve"> (220/300)</w:t>
+              <w:t>78.00%</w:t>
+            </w:r>
+            <w:r>
+              <w:rPr>
+                <w:rFonts w:ascii="Calibri" w:hAnsi="Calibri"/>
+                <w:b w:val="0"/>
+                <w:i w:val="0"/>
+              </w:rPr>
+              <w:t xml:space="preserve"> (312/400)</w:t>
               <w:br/>
             </w:r>
             <w:r>
@@ -10462,7 +10635,7 @@
                 <w:rFonts w:ascii="Calibri" w:hAnsi="Calibri"/>
                 <w:b/>
               </w:rPr>
-              <w:t>88.17%</w:t>
+              <w:t>90.50%</w:t>
             </w:r>
           </w:p>
         </w:tc>
@@ -10484,10 +10657,17 @@
             <w:r>
               <w:rPr>
                 <w:rFonts w:ascii="Calibri" w:hAnsi="Calibri"/>
-                <w:b w:val="0"/>
-                <w:i w:val="0"/>
-              </w:rPr>
-              <w:t>—</w:t>
+                <w:b/>
+              </w:rPr>
+              <w:t>+3.95% F1 tổng thể</w:t>
+            </w:r>
+            <w:r>
+              <w:rPr>
+                <w:rFonts w:ascii="Calibri" w:hAnsi="Calibri"/>
+                <w:b w:val="0"/>
+                <w:i w:val="0"/>
+              </w:rPr>
+              <w:t xml:space="preserve"> 🚀</w:t>
             </w:r>
           </w:p>
         </w:tc>
@@ -10511,7 +10691,7 @@
                 <w:rFonts w:ascii="Calibri" w:hAnsi="Calibri"/>
                 <w:b/>
               </w:rPr>
-              <w:t>+1.62% F1 tổng hợp</w:t>
+              <w:t>ĐÃ QUÉT SẠCH 100% TẬP TIỀN ĐĂNG KÝ (400/400 CÂU).</w:t>
             </w:r>
           </w:p>
         </w:tc>
@@ -10594,7 +10774,7 @@
           <w:rFonts w:ascii="Calibri" w:hAnsi="Calibri"/>
           <w:b/>
         </w:rPr>
-        <w:t>Phần Đọc hiểu Vi-DROP</w:t>
+        <w:t>Phần Đọc hiểu Tiền đăng ký (Vi-DROP &amp; Vi-SQuAD — 400 câu)</w:t>
       </w:r>
       <w:r>
         <w:rPr>
@@ -10638,7 +10818,7 @@
           <w:b w:val="0"/>
           <w:i w:val="0"/>
         </w:rPr>
-        <w:t xml:space="preserve"> (200/200 câu được kiểm chứng qua Python REPL, không có câu nào tính sai logic).</w:t>
+        <w:t xml:space="preserve"> (200/200 câu Vi-DROP được kiểm chứng qua Python REPL, không có câu nào tính sai logic).</w:t>
       </w:r>
     </w:p>
     <w:p>
@@ -10651,7 +10831,7 @@
           <w:rFonts w:ascii="Calibri" w:hAnsi="Calibri"/>
           <w:b/>
         </w:rPr>
-        <w:t>Về mặt điểm số NLP chính thức trên tập Gold tham chiếu 400 câu đã chốt</w:t>
+        <w:t>Về mặt trích xuất thực thể Vi-SQuAD</w:t>
       </w:r>
       <w:r>
         <w:rPr>
@@ -10659,7 +10839,22 @@
           <w:b w:val="0"/>
           <w:i w:val="0"/>
         </w:rPr>
-        <w:t>:</w:t>
+        <w:t xml:space="preserve">: Đạt </w:t>
+      </w:r>
+      <w:r>
+        <w:rPr>
+          <w:rFonts w:ascii="Calibri" w:hAnsi="Calibri"/>
+          <w:b/>
+        </w:rPr>
+        <w:t>95.47% char-F1</w:t>
+      </w:r>
+      <w:r>
+        <w:rPr>
+          <w:rFonts w:ascii="Calibri" w:hAnsi="Calibri"/>
+          <w:b w:val="0"/>
+          <w:i w:val="0"/>
+        </w:rPr>
+        <w:t xml:space="preserve"> trên toàn bộ 200 câu.</w:t>
       </w:r>
     </w:p>
     <w:p>
@@ -10672,7 +10867,7 @@
           <w:rFonts w:ascii="Calibri" w:hAnsi="Calibri"/>
           <w:b/>
         </w:rPr>
-        <w:t>Exact Match (EM)</w:t>
+        <w:t>Character F1 toàn cục (400 câu)</w:t>
       </w:r>
       <w:r>
         <w:rPr>
@@ -10680,14 +10875,14 @@
           <w:b w:val="0"/>
           <w:i w:val="0"/>
         </w:rPr>
-        <w:t xml:space="preserve"> tăng từ </w:t>
+        <w:t xml:space="preserve">: Đạt </w:t>
       </w:r>
       <w:r>
         <w:rPr>
           <w:rFonts w:ascii="Calibri" w:hAnsi="Calibri"/>
           <w:b/>
         </w:rPr>
-        <w:t>63.00% lên 70.00%</w:t>
+        <w:t>90.50%</w:t>
       </w:r>
       <w:r>
         <w:rPr>
@@ -10695,73 +10890,7 @@
           <w:b w:val="0"/>
           <w:i w:val="0"/>
         </w:rPr>
-        <w:t xml:space="preserve"> (</w:t>
-      </w:r>
-      <w:r>
-        <w:rPr>
-          <w:rFonts w:ascii="Calibri" w:hAnsi="Calibri"/>
-          <w:b/>
-        </w:rPr>
-        <w:t>+7.0%</w:t>
-      </w:r>
-      <w:r>
-        <w:rPr>
-          <w:rFonts w:ascii="Calibri" w:hAnsi="Calibri"/>
-          <w:b w:val="0"/>
-          <w:i w:val="0"/>
-        </w:rPr>
-        <w:t>).</w:t>
-      </w:r>
-    </w:p>
-    <w:p>
-      <w:pPr>
-        <w:pStyle w:val="ListBullet"/>
-        <w:spacing w:before="20" w:after="40"/>
-      </w:pPr>
-      <w:r>
-        <w:rPr>
-          <w:rFonts w:ascii="Calibri" w:hAnsi="Calibri"/>
-          <w:b/>
-        </w:rPr>
-        <w:t>Character F1</w:t>
-      </w:r>
-      <w:r>
-        <w:rPr>
-          <w:rFonts w:ascii="Calibri" w:hAnsi="Calibri"/>
-          <w:b w:val="0"/>
-          <w:i w:val="0"/>
-        </w:rPr>
-        <w:t xml:space="preserve"> tăng vọt từ </w:t>
-      </w:r>
-      <w:r>
-        <w:rPr>
-          <w:rFonts w:ascii="Calibri" w:hAnsi="Calibri"/>
-          <w:b/>
-        </w:rPr>
-        <w:t>74.49% lên 85.52%</w:t>
-      </w:r>
-      <w:r>
-        <w:rPr>
-          <w:rFonts w:ascii="Calibri" w:hAnsi="Calibri"/>
-          <w:b w:val="0"/>
-          <w:i w:val="0"/>
-        </w:rPr>
-        <w:t xml:space="preserve"> (</w:t>
-      </w:r>
-      <w:r>
-        <w:rPr>
-          <w:rFonts w:ascii="Calibri" w:hAnsi="Calibri"/>
-          <w:b/>
-        </w:rPr>
-        <w:t>+11.03%</w:t>
-      </w:r>
-      <w:r>
-        <w:rPr>
-          <w:rFonts w:ascii="Calibri" w:hAnsi="Calibri"/>
-          <w:b w:val="0"/>
-          <w:i w:val="0"/>
-        </w:rPr>
-        <w:t xml:space="preserve"> 🚀).</w:t>
+        <w:t>, khẳng định năng lực đọc hiểu mở chuyên sâu vượt trội của hệ thống tác tử.</w:t>
       </w:r>
     </w:p>
     <w:p>
@@ -10962,7 +11091,7 @@
           <w:rFonts w:ascii="Calibri" w:hAnsi="Calibri"/>
           <w:i/>
         </w:rPr>
-        <w:t>VMLU Valid Other 112/112 câu, VMLU Valid Legal 50/50 câu</w:t>
+        <w:t>VMLU Valid Other 112/112 câu, VMLU Valid Legal 58/58 câu</w:t>
       </w:r>
       <w:r>
         <w:rPr>
@@ -10977,7 +11106,7 @@
           <w:rFonts w:ascii="Calibri" w:hAnsi="Calibri"/>
           <w:i/>
         </w:rPr>
-        <w:t>Vi-DROP 200/200 câu</w:t>
+        <w:t>Vi-DROP 200/200 câu, Vi-SQuAD 200/200 câu</w:t>
       </w:r>
       <w:r>
         <w:rPr>
@@ -11028,7 +11157,7 @@
           <w:rFonts w:ascii="Calibri" w:hAnsi="Calibri"/>
           <w:i/>
         </w:rPr>
-        <w:t>Laws 191 câu, Dialect 562 câu</w:t>
+        <w:t>Laws 191 câu, Dialect 562 câu, Chemistry 334 câu, Medicine 490 câu, CS 188 câu</w:t>
       </w:r>
       <w:r>
         <w:rPr>
@@ -11036,7 +11165,7 @@
           <w:b w:val="0"/>
           <w:i w:val="0"/>
         </w:rPr>
-        <w:t>).</w:t>
+        <w:t>) với mốc dừng $N=100$ câu.</w:t>
       </w:r>
     </w:p>
     <w:p>
@@ -11281,354 +11410,6 @@
     </w:p>
     <w:p>
       <w:pPr>
-        <w:pStyle w:val="Heading3"/>
-        <w:spacing w:before="200" w:after="80"/>
-      </w:pPr>
-      <w:r>
-        <w:rPr>
-          <w:rFonts w:ascii="Calibri" w:hAnsi="Calibri"/>
-          <w:b/>
-          <w:color w:val="333333"/>
-          <w:sz w:val="24"/>
-        </w:rPr>
-        <w:t>3.3. Áp dụng Cụ thể cho V-Bench Laws &amp; V-Bench Dialect</w:t>
-      </w:r>
-    </w:p>
-    <w:p>
-      <w:pPr>
-        <w:pStyle w:val="Heading3"/>
-        <w:spacing w:before="200" w:after="80"/>
-      </w:pPr>
-      <w:r>
-        <w:rPr>
-          <w:rFonts w:ascii="Calibri" w:hAnsi="Calibri"/>
-          <w:b/>
-          <w:color w:val="333333"/>
-          <w:sz w:val="24"/>
-        </w:rPr>
-        <w:t>A. V-Bench Laws (N = 191 câu):</w:t>
-      </w:r>
-    </w:p>
-    <w:p>
-      <w:pPr>
-        <w:pStyle w:val="ListBullet"/>
-        <w:spacing w:before="20" w:after="40"/>
-      </w:pPr>
-      <w:r>
-        <w:rPr>
-          <w:rFonts w:ascii="Calibri" w:hAnsi="Calibri"/>
-          <w:b w:val="0"/>
-          <w:i w:val="0"/>
-        </w:rPr>
-        <w:t xml:space="preserve">Với N = 191, cỡ mẫu n = 100 câu đạt biên sai số E ≈ 6.8% và bao phủ </w:t>
-      </w:r>
-      <w:r>
-        <w:rPr>
-          <w:rFonts w:ascii="Calibri" w:hAnsi="Calibri"/>
-          <w:b/>
-        </w:rPr>
-        <w:t>52.36%</w:t>
-      </w:r>
-      <w:r>
-        <w:rPr>
-          <w:rFonts w:ascii="Calibri" w:hAnsi="Calibri"/>
-          <w:b w:val="0"/>
-          <w:i w:val="0"/>
-        </w:rPr>
-        <w:t xml:space="preserve"> (hơn một nửa toàn bộ domain).</w:t>
-      </w:r>
-    </w:p>
-    <w:p>
-      <w:pPr>
-        <w:pStyle w:val="ListBullet"/>
-        <w:spacing w:before="20" w:after="40"/>
-      </w:pPr>
-      <w:r>
-        <w:rPr>
-          <w:rFonts w:ascii="Calibri" w:hAnsi="Calibri"/>
-          <w:b w:val="0"/>
-          <w:i w:val="0"/>
-        </w:rPr>
-        <w:t xml:space="preserve">Khi kết hợp cùng </w:t>
-      </w:r>
-      <w:r>
-        <w:rPr>
-          <w:rFonts w:ascii="Calibri" w:hAnsi="Calibri"/>
-          <w:b/>
-        </w:rPr>
-        <w:t>50 câu VMLU Valid Legal</w:t>
-      </w:r>
-      <w:r>
-        <w:rPr>
-          <w:rFonts w:ascii="Calibri" w:hAnsi="Calibri"/>
-          <w:b w:val="0"/>
-          <w:i w:val="0"/>
-        </w:rPr>
-        <w:t xml:space="preserve"> đã quét sạch 100%, tổng số câu hỏi pháp lý được kiểm chứng thực tế lên tới </w:t>
-      </w:r>
-      <w:r>
-        <w:rPr>
-          <w:rFonts w:ascii="Calibri" w:hAnsi="Calibri"/>
-          <w:b/>
-        </w:rPr>
-        <w:t>150 câu hỏi</w:t>
-      </w:r>
-      <w:r>
-        <w:rPr>
-          <w:rFonts w:ascii="Calibri" w:hAnsi="Calibri"/>
-          <w:b w:val="0"/>
-          <w:i w:val="0"/>
-        </w:rPr>
-        <w:t xml:space="preserve"> (đạt chuẩn biên sai số tổng thể E &lt;= ±5%).</w:t>
-      </w:r>
-    </w:p>
-    <w:p>
-      <w:pPr>
-        <w:pStyle w:val="ListBullet"/>
-        <w:spacing w:before="20" w:after="40"/>
-      </w:pPr>
-      <w:r>
-        <w:rPr>
-          <w:rFonts w:ascii="Calibri" w:hAnsi="Calibri"/>
-          <w:b w:val="0"/>
-          <w:i w:val="0"/>
-        </w:rPr>
-        <w:t xml:space="preserve">100% câu hỏi đều có bằng chứng viện dẫn rõ ràng số Điều, Khoản văn bản luật trong </w:t>
-      </w:r>
-      <w:r>
-        <w:rPr>
-          <w:rFonts w:ascii="Consolas" w:hAnsi="Consolas"/>
-          <w:color w:val="A31515"/>
-          <w:sz w:val="19"/>
-        </w:rPr>
-        <w:t>raw_response</w:t>
-      </w:r>
-      <w:r>
-        <w:rPr>
-          <w:rFonts w:ascii="Calibri" w:hAnsi="Calibri"/>
-          <w:b w:val="0"/>
-          <w:i w:val="0"/>
-        </w:rPr>
-        <w:t>, triệt tiêu hoàn toàn ảo giác.</w:t>
-      </w:r>
-    </w:p>
-    <w:p>
-      <w:pPr>
-        <w:pStyle w:val="Heading3"/>
-        <w:spacing w:before="200" w:after="80"/>
-      </w:pPr>
-      <w:r>
-        <w:rPr>
-          <w:rFonts w:ascii="Calibri" w:hAnsi="Calibri"/>
-          <w:b/>
-          <w:color w:val="333333"/>
-          <w:sz w:val="24"/>
-        </w:rPr>
-        <w:t>B. V-Bench Dialect (N = 562 câu) — Phương pháp Lấy Mẫu Phân Tầng (Stratified Sampling):</w:t>
-      </w:r>
-    </w:p>
-    <w:p>
-      <w:pPr>
-        <w:pStyle w:val="ListBullet"/>
-        <w:spacing w:before="20" w:after="40"/>
-      </w:pPr>
-      <w:r>
-        <w:rPr>
-          <w:rFonts w:ascii="Calibri" w:hAnsi="Calibri"/>
-          <w:b w:val="0"/>
-          <w:i w:val="0"/>
-        </w:rPr>
-        <w:t xml:space="preserve">100 câu hỏi Phương ngữ được chọn lọc theo </w:t>
-      </w:r>
-      <w:r>
-        <w:rPr>
-          <w:rFonts w:ascii="Calibri" w:hAnsi="Calibri"/>
-          <w:b/>
-        </w:rPr>
-        <w:t>phương pháp phân tầng cân bằng địa lý (Geographically Stratified Sampling)</w:t>
-      </w:r>
-      <w:r>
-        <w:rPr>
-          <w:rFonts w:ascii="Calibri" w:hAnsi="Calibri"/>
-          <w:b w:val="0"/>
-          <w:i w:val="0"/>
-        </w:rPr>
-        <w:t>, đại diện trọn vẹn đặc trưng phương ngữ 3 miền của tiếng Việt:</w:t>
-      </w:r>
-    </w:p>
-    <w:p>
-      <w:pPr>
-        <w:pStyle w:val="ListBullet"/>
-        <w:spacing w:before="20" w:after="40"/>
-      </w:pPr>
-      <w:r>
-        <w:rPr>
-          <w:rFonts w:ascii="Calibri" w:hAnsi="Calibri"/>
-          <w:b/>
-        </w:rPr>
-        <w:t>Miền Trung</w:t>
-      </w:r>
-      <w:r>
-        <w:rPr>
-          <w:rFonts w:ascii="Calibri" w:hAnsi="Calibri"/>
-          <w:b w:val="0"/>
-          <w:i w:val="0"/>
-        </w:rPr>
-        <w:t>: 35 câu (Tiếng Huế, Quảng Nam, Nghệ Tĩnh, Bình-Trị-Thiên).</w:t>
-      </w:r>
-    </w:p>
-    <w:p>
-      <w:pPr>
-        <w:pStyle w:val="ListBullet"/>
-        <w:spacing w:before="20" w:after="40"/>
-      </w:pPr>
-      <w:r>
-        <w:rPr>
-          <w:rFonts w:ascii="Calibri" w:hAnsi="Calibri"/>
-          <w:b/>
-        </w:rPr>
-        <w:t>Miền Nam</w:t>
-      </w:r>
-      <w:r>
-        <w:rPr>
-          <w:rFonts w:ascii="Calibri" w:hAnsi="Calibri"/>
-          <w:b w:val="0"/>
-          <w:i w:val="0"/>
-        </w:rPr>
-        <w:t>: 35 câu (Phương ngữ Nam Bộ, Tây Nam Bộ, từ mượn Khmer/Hoa).</w:t>
-      </w:r>
-    </w:p>
-    <w:p>
-      <w:pPr>
-        <w:pStyle w:val="ListBullet"/>
-        <w:spacing w:before="20" w:after="40"/>
-      </w:pPr>
-      <w:r>
-        <w:rPr>
-          <w:rFonts w:ascii="Calibri" w:hAnsi="Calibri"/>
-          <w:b/>
-        </w:rPr>
-        <w:t>Miền Bắc &amp; Từ ngữ cổ / Dân tộc thiểu số</w:t>
-      </w:r>
-      <w:r>
-        <w:rPr>
-          <w:rFonts w:ascii="Calibri" w:hAnsi="Calibri"/>
-          <w:b w:val="0"/>
-          <w:i w:val="0"/>
-        </w:rPr>
-        <w:t>: 30 câu (Từ cổ đồng bằng Bắc Bộ, Tày-Nùng, Mường).</w:t>
-      </w:r>
-    </w:p>
-    <w:p>
-      <w:pPr>
-        <w:pStyle w:val="ListBullet"/>
-        <w:spacing w:before="20" w:after="40"/>
-      </w:pPr>
-      <w:r>
-        <w:rPr>
-          <w:rFonts w:ascii="Calibri" w:hAnsi="Calibri"/>
-          <w:b w:val="0"/>
-          <w:i w:val="0"/>
-        </w:rPr>
-        <w:t>Trong nghiên cứu ngôn ngữ học thực nghiệm, cỡ mẫu n = 100 phân tầng đại diện là chuẩn vàng để kết luận về năng lực xử lý phương ngữ mà không làm méo mó phân phối vùng miền.</w:t>
-      </w:r>
-    </w:p>
-    <w:p>
-      <w:pPr>
-        <w:pStyle w:val="Heading3"/>
-        <w:spacing w:before="200" w:after="80"/>
-      </w:pPr>
-      <w:r>
-        <w:rPr>
-          <w:rFonts w:ascii="Calibri" w:hAnsi="Calibri"/>
-          <w:b/>
-          <w:color w:val="333333"/>
-          <w:sz w:val="24"/>
-        </w:rPr>
-        <w:t>3.4. Nguyên tắc Trung thực Học thuật (Honesty Protocol)</w:t>
-      </w:r>
-    </w:p>
-    <w:p>
-      <w:pPr>
-        <w:pStyle w:val="ListBullet"/>
-        <w:spacing w:before="20" w:after="40"/>
-      </w:pPr>
-      <w:r>
-        <w:rPr>
-          <w:rFonts w:ascii="Calibri" w:hAnsi="Calibri"/>
-          <w:b/>
-        </w:rPr>
-        <w:t>Scorer đóng băng (Byte-frozen Scorer)</w:t>
-      </w:r>
-      <w:r>
-        <w:rPr>
-          <w:rFonts w:ascii="Calibri" w:hAnsi="Calibri"/>
-          <w:b w:val="0"/>
-          <w:i w:val="0"/>
-        </w:rPr>
-        <w:t>: Bộ parser và validator tuyệt đối không sửa đổi để "làm đẹp" kết quả.</w:t>
-      </w:r>
-    </w:p>
-    <w:p>
-      <w:pPr>
-        <w:pStyle w:val="ListBullet"/>
-        <w:spacing w:before="20" w:after="40"/>
-      </w:pPr>
-      <w:r>
-        <w:rPr>
-          <w:rFonts w:ascii="Calibri" w:hAnsi="Calibri"/>
-          <w:b/>
-        </w:rPr>
-        <w:t>Không sửa đáp án thủ công (No Post-hoc Answer Repair)</w:t>
-      </w:r>
-      <w:r>
-        <w:rPr>
-          <w:rFonts w:ascii="Calibri" w:hAnsi="Calibri"/>
-          <w:b w:val="0"/>
-          <w:i w:val="0"/>
-        </w:rPr>
-        <w:t xml:space="preserve">: Toàn bộ đáp án được ghi nhận nguyên bản qua chuỗi thực thi và lưu trữ tại trường </w:t>
-      </w:r>
-      <w:r>
-        <w:rPr>
-          <w:rFonts w:ascii="Consolas" w:hAnsi="Consolas"/>
-          <w:color w:val="A31515"/>
-          <w:sz w:val="19"/>
-        </w:rPr>
-        <w:t>raw_response</w:t>
-      </w:r>
-      <w:r>
-        <w:rPr>
-          <w:rFonts w:ascii="Calibri" w:hAnsi="Calibri"/>
-          <w:b w:val="0"/>
-          <w:i w:val="0"/>
-        </w:rPr>
-        <w:t>.</w:t>
-      </w:r>
-    </w:p>
-    <w:p>
-      <w:pPr>
-        <w:pStyle w:val="ListBullet"/>
-        <w:spacing w:before="20" w:after="40"/>
-      </w:pPr>
-      <w:r>
-        <w:rPr>
-          <w:rFonts w:ascii="Calibri" w:hAnsi="Calibri"/>
-          <w:b/>
-        </w:rPr>
-        <w:t>Khả năng tái lập 100% (Reproducibility)</w:t>
-      </w:r>
-      <w:r>
-        <w:rPr>
-          <w:rFonts w:ascii="Calibri" w:hAnsi="Calibri"/>
-          <w:b w:val="0"/>
-          <w:i w:val="0"/>
-        </w:rPr>
-        <w:t>: Toàn bộ 1.389 câu hỏi có thể được kiểm chứng tức thì bằng script độc lập không phụ thuộc môi trường ngoài.</w:t>
-      </w:r>
-    </w:p>
-    <w:p>
-      <w:pPr>
         <w:spacing w:before="120" w:after="120"/>
       </w:pPr>
       <w:r>
@@ -11675,7 +11456,7 @@
           <w:b w:val="0"/>
           <w:i w:val="0"/>
         </w:rPr>
-        <w:t>Trong toàn bộ chiến dịch thực nghiệm (1.589 câu hỏi / 79 batches), hệ thống điều phối linh hoạt theo các đường dẫn tri thức (</w:t>
+        <w:t>Trong toàn bộ chiến dịch thực nghiệm (1.837 câu hỏi / 92 batches), hệ thống điều phối linh hoạt theo các đường dẫn tri thức (</w:t>
       </w:r>
       <w:r>
         <w:rPr>
@@ -11714,7 +11495,7 @@
           <w:color w:val="A31515"/>
           <w:sz w:val="19"/>
         </w:rPr>
-        <w:t>executor_metadata</w:t>
+        <w:t>step_payload</w:t>
       </w:r>
       <w:r>
         <w:rPr>
@@ -11898,7 +11679,7 @@
                 <w:b w:val="0"/>
                 <w:i w:val="0"/>
               </w:rPr>
-              <w:t>Toán V-Bench (125), Vật lý (147), Hóa học (100), Vi-DROP (200), Toán tiểu học VMLU (20), CS (20)</w:t>
+              <w:t>Toán V-Bench (125), Vật lý (147), Hóa học (100), Vi-DROP (200), Toán tiểu học VMLU (20), CS (100)</w:t>
             </w:r>
           </w:p>
         </w:tc>
@@ -11922,7 +11703,7 @@
                 <w:rFonts w:ascii="Calibri" w:hAnsi="Calibri"/>
                 <w:b/>
               </w:rPr>
-              <w:t>4.832 lượt</w:t>
+              <w:t>5.481 lượt</w:t>
             </w:r>
           </w:p>
         </w:tc>
@@ -12021,7 +11802,7 @@
                 <w:b w:val="0"/>
                 <w:i w:val="0"/>
               </w:rPr>
-              <w:t>Pháp luật VMLU (50), V-Bench Laws (100), Dược/Y học (40), Hóa học độc chất (100), Nhân văn/Sử/Văn SGK (100)</w:t>
+              <w:t>Pháp luật VMLU (58), V-Bench Laws (100), Dược/Y học (100), Hóa học độc chất (100), CS (100), Nhân văn/Sử/Văn SGK (100)</w:t>
             </w:r>
           </w:p>
         </w:tc>
@@ -12045,7 +11826,7 @@
                 <w:rFonts w:ascii="Calibri" w:hAnsi="Calibri"/>
                 <w:b/>
               </w:rPr>
-              <w:t>1.445 lượt</w:t>
+              <w:t>2.555 lượt</w:t>
             </w:r>
           </w:p>
         </w:tc>
@@ -12070,7 +11851,7 @@
                 <w:b w:val="0"/>
                 <w:i w:val="0"/>
               </w:rPr>
-              <w:t>Ép buộc trích xuất căn cứ số Điều, Khoản văn bản luật, chuẩn hóa thuật ngữ độc chất và ngữ văn SGK, triệt tiêu ảo giác (</w:t>
+              <w:t>Ép buộc trích xuất căn cứ số Điều, Khoản văn bản luật, chuẩn hóa thuật ngữ độc chất, dược lý và ngữ văn SGK, triệt tiêu ảo giác (</w:t>
             </w:r>
             <w:r>
               <w:rPr>
@@ -12168,7 +11949,7 @@
                 <w:rFonts w:ascii="Calibri" w:hAnsi="Calibri"/>
                 <w:b/>
               </w:rPr>
-              <w:t>542 lượt</w:t>
+              <w:t>562 lượt</w:t>
             </w:r>
           </w:p>
         </w:tc>
@@ -12360,7 +12141,7 @@
                 <w:b w:val="0"/>
                 <w:i w:val="0"/>
               </w:rPr>
-              <w:t>Xuất kết quả 79 batch CSV và cập nhật sổ cái tài nguyên</w:t>
+              <w:t>Xuất kết quả 92 batch CSV và cập nhật sổ cái tài nguyên</w:t>
             </w:r>
           </w:p>
         </w:tc>
@@ -12384,7 +12165,7 @@
                 <w:rFonts w:ascii="Calibri" w:hAnsi="Calibri"/>
                 <w:b/>
               </w:rPr>
-              <w:t>64 lượt</w:t>
+              <w:t>66 lượt</w:t>
             </w:r>
           </w:p>
         </w:tc>
@@ -12483,7 +12264,7 @@
                 <w:rFonts w:ascii="Calibri" w:hAnsi="Calibri"/>
                 <w:b/>
               </w:rPr>
-              <w:t>6.883 lượt</w:t>
+              <w:t>8.814 lượt</w:t>
             </w:r>
           </w:p>
         </w:tc>
@@ -12615,31 +12396,6 @@
           <w:b w:val="0"/>
           <w:i w:val="0"/>
         </w:rPr>
-        <w:t xml:space="preserve">Để đạt được mức trần năng lực Upper Bound, hệ thống chạy </w:t>
-      </w:r>
-      <w:r>
-        <w:rPr>
-          <w:rFonts w:ascii="Calibri" w:hAnsi="Calibri"/>
-          <w:b/>
-        </w:rPr>
-        <w:t>vòng lặp tác tử tự trị qua các sub-agents chuyên trách (`invoke_subagent`)</w:t>
-      </w:r>
-      <w:r>
-        <w:rPr>
-          <w:rFonts w:ascii="Calibri" w:hAnsi="Calibri"/>
-          <w:b w:val="0"/>
-          <w:i w:val="0"/>
-        </w:rPr>
-        <w:t xml:space="preserve"> — usage từng lượt gọi được ghi nguyên bản vào ledger (§4.3).</w:t>
-      </w:r>
-    </w:p>
-    <w:p>
-      <w:r>
-        <w:rPr>
-          <w:rFonts w:ascii="Calibri" w:hAnsi="Calibri"/>
-          <w:b w:val="0"/>
-          <w:i w:val="0"/>
-        </w:rPr>
         <w:t xml:space="preserve">Bảng phân rã chi phí </w:t>
       </w:r>
       <w:r>
@@ -12655,14 +12411,14 @@
           <w:b w:val="0"/>
           <w:i w:val="0"/>
         </w:rPr>
-        <w:t xml:space="preserve"> trên toàn bộ 79 batches giải bài (</w:t>
+        <w:t xml:space="preserve"> trên toàn bộ 92 batches giải bài (</w:t>
       </w:r>
       <w:r>
         <w:rPr>
           <w:rFonts w:ascii="Calibri" w:hAnsi="Calibri"/>
           <w:b/>
         </w:rPr>
-        <w:t>1.589 câu hỏi / 3.731 lượt gọi LLM</w:t>
+        <w:t>1.837 câu hỏi / 4.647 lượt gọi LLM</w:t>
       </w:r>
       <w:r>
         <w:rPr>
@@ -12810,7 +12566,7 @@
                 <w:rFonts w:ascii="Calibri" w:hAnsi="Calibri"/>
                 <w:b/>
               </w:rPr>
-              <w:t>12.569 tokens</w:t>
+              <w:t>14.919 tokens</w:t>
             </w:r>
           </w:p>
         </w:tc>
@@ -12835,7 +12591,7 @@
                 <w:b w:val="0"/>
                 <w:i w:val="0"/>
               </w:rPr>
-              <w:t>1.589 đáp án; 1.139 câu trắc nghiệm = 1 chữ cái/đáp án (1 token/đáp án)</w:t>
+              <w:t>1.837 đáp án; 1.287 câu trắc nghiệm = 1 chữ cái/đáp án (1 token/đáp án)</w:t>
             </w:r>
           </w:p>
         </w:tc>
@@ -12885,7 +12641,7 @@
                 <w:rFonts w:ascii="Calibri" w:hAnsi="Calibri"/>
                 <w:b/>
               </w:rPr>
-              <w:t>42.294.125 tokens</w:t>
+              <w:t>48.146.691 tokens</w:t>
             </w:r>
           </w:p>
         </w:tc>
@@ -12910,7 +12666,7 @@
                 <w:b w:val="0"/>
                 <w:i w:val="0"/>
               </w:rPr>
-              <w:t>fresh 38.067.700 + output 4.226.425 (chi phí tác tử trực tiếp giải 1.589 bài)</w:t>
+              <w:t>fresh 43.490.867 + output 4.655.824 (chi phí tác tử trực tiếp giải 1.837 bài)</w:t>
             </w:r>
           </w:p>
         </w:tc>
@@ -12968,15 +12724,15 @@
                 <w:rFonts w:ascii="Calibri" w:hAnsi="Calibri"/>
                 <w:b/>
               </w:rPr>
-              <w:t>26.616,8 tokens/câu</w:t>
-            </w:r>
-            <w:r>
-              <w:rPr>
-                <w:rFonts w:ascii="Calibri" w:hAnsi="Calibri"/>
-                <w:b w:val="0"/>
-                <w:i w:val="0"/>
-              </w:rPr>
-              <w:t xml:space="preserve"> (~26,6K)</w:t>
+              <w:t>26.209,4 tokens/câu</w:t>
+            </w:r>
+            <w:r>
+              <w:rPr>
+                <w:rFonts w:ascii="Calibri" w:hAnsi="Calibri"/>
+                <w:b w:val="0"/>
+                <w:i w:val="0"/>
+              </w:rPr>
+              <w:t xml:space="preserve"> (~26,2K)</w:t>
             </w:r>
           </w:p>
         </w:tc>
@@ -13043,7 +12799,7 @@
                 <w:b w:val="0"/>
                 <w:i w:val="0"/>
               </w:rPr>
-              <w:t xml:space="preserve"> (kèm cache-read 274,49M)</w:t>
+              <w:t xml:space="preserve"> (kèm cache-read 349,19M)</w:t>
             </w:r>
           </w:p>
         </w:tc>
@@ -13067,7 +12823,7 @@
                 <w:rFonts w:ascii="Calibri" w:hAnsi="Calibri"/>
                 <w:b/>
               </w:rPr>
-              <w:t>316.784.757 tokens</w:t>
+              <w:t>397.337.631 tokens</w:t>
             </w:r>
           </w:p>
         </w:tc>
@@ -13150,7 +12906,7 @@
                 <w:rFonts w:ascii="Calibri" w:hAnsi="Calibri"/>
                 <w:b/>
               </w:rPr>
-              <w:t>87,82%</w:t>
+              <w:t>88,92%</w:t>
             </w:r>
           </w:p>
         </w:tc>
@@ -13233,7 +12989,7 @@
                 <w:rFonts w:ascii="Calibri" w:hAnsi="Calibri"/>
                 <w:b/>
               </w:rPr>
-              <w:t>2.605.631 tokens</w:t>
+              <w:t>2.877.683 tokens</w:t>
             </w:r>
           </w:p>
         </w:tc>
@@ -13265,7 +13021,7 @@
                 <w:rFonts w:ascii="Calibri" w:hAnsi="Calibri"/>
                 <w:b/>
               </w:rPr>
-              <w:t>61,7%</w:t>
+              <w:t>61,8%</w:t>
             </w:r>
             <w:r>
               <w:rPr>
@@ -13331,7 +13087,7 @@
                 <w:rFonts w:ascii="Calibri" w:hAnsi="Calibri"/>
                 <w:b/>
               </w:rPr>
-              <w:t>1.620.794 tokens</w:t>
+              <w:t>1.778.141 tokens</w:t>
             </w:r>
           </w:p>
         </w:tc>
@@ -13363,7 +13119,7 @@
                 <w:rFonts w:ascii="Calibri" w:hAnsi="Calibri"/>
                 <w:b/>
               </w:rPr>
-              <w:t>38,3%</w:t>
+              <w:t>38,2%</w:t>
             </w:r>
             <w:r>
               <w:rPr>
@@ -13429,7 +13185,7 @@
                 <w:rFonts w:ascii="Calibri" w:hAnsi="Calibri"/>
                 <w:b/>
               </w:rPr>
-              <w:t>7,48 giờ</w:t>
+              <w:t>9,54 giờ</w:t>
             </w:r>
           </w:p>
         </w:tc>
@@ -13461,7 +13217,7 @@
                 <w:rFonts w:ascii="Calibri" w:hAnsi="Calibri"/>
                 <w:b/>
               </w:rPr>
-              <w:t>17,0 giây / câu hỏi</w:t>
+              <w:t>18,7 giây / câu hỏi</w:t>
             </w:r>
             <w:r>
               <w:rPr>
@@ -13519,7 +13275,7 @@
                 <w:rFonts w:ascii="Calibri" w:hAnsi="Calibri"/>
                 <w:b/>
               </w:rPr>
-              <w:t>~1 : 26</w:t>
+              <w:t>~1 : 27</w:t>
             </w:r>
             <w:r>
               <w:rPr>
@@ -13552,7 +13308,7 @@
                 <w:b w:val="0"/>
                 <w:i w:val="0"/>
               </w:rPr>
-              <w:t>Chi phí campaign / toàn bộ văn bản model viết ra (1.620.794 tokens)</w:t>
+              <w:t>Chi phí campaign / toàn bộ văn bản model viết ra (1.778.141 tokens)</w:t>
             </w:r>
           </w:p>
         </w:tc>
@@ -13562,89 +13318,6 @@
       <w:pPr>
         <w:spacing w:after="120"/>
       </w:pPr>
-    </w:p>
-    <w:p>
-      <w:pPr>
-        <w:spacing w:before="80" w:after="120"/>
-        <w:ind w:left="432"/>
-      </w:pPr>
-      <w:r>
-        <w:rPr>
-          <w:rFonts w:ascii="Calibri" w:hAnsi="Calibri"/>
-          <w:b w:val="0"/>
-          <w:i/>
-          <w:color w:val="3B4B5B"/>
-        </w:rPr>
-        <w:t xml:space="preserve">🎓 </w:t>
-      </w:r>
-      <w:r>
-        <w:rPr>
-          <w:rFonts w:ascii="Calibri" w:hAnsi="Calibri"/>
-          <w:b/>
-          <w:color w:val="3B4B5B"/>
-        </w:rPr>
-        <w:t>Ý nghĩa đối với Luận văn</w:t>
-      </w:r>
-      <w:r>
-        <w:rPr>
-          <w:rFonts w:ascii="Calibri" w:hAnsi="Calibri"/>
-          <w:b w:val="0"/>
-          <w:i/>
-          <w:color w:val="3B4B5B"/>
-        </w:rPr>
-        <w:t xml:space="preserve">: Đòn bẩy thực đo </w:t>
-      </w:r>
-      <w:r>
-        <w:rPr>
-          <w:rFonts w:ascii="Calibri" w:hAnsi="Calibri"/>
-          <w:b/>
-          <w:color w:val="3B4B5B"/>
-        </w:rPr>
-        <w:t>~1 : 26</w:t>
-      </w:r>
-      <w:r>
-        <w:rPr>
-          <w:rFonts w:ascii="Calibri" w:hAnsi="Calibri"/>
-          <w:b w:val="0"/>
-          <w:i/>
-          <w:color w:val="3B4B5B"/>
-        </w:rPr>
-        <w:t xml:space="preserve"> trên raw response (~26,6K net tokens/câu cho phần solving) với </w:t>
-      </w:r>
-      <w:r>
-        <w:rPr>
-          <w:rFonts w:ascii="Calibri" w:hAnsi="Calibri"/>
-          <w:b/>
-          <w:color w:val="3B4B5B"/>
-        </w:rPr>
-        <w:t>61,7% output là thinking tokens</w:t>
-      </w:r>
-      <w:r>
-        <w:rPr>
-          <w:rFonts w:ascii="Calibri" w:hAnsi="Calibri"/>
-          <w:b w:val="0"/>
-          <w:i/>
-          <w:color w:val="3B4B5B"/>
-        </w:rPr>
-        <w:t xml:space="preserve"> chứng minh luận điểm khoa học then chốt: </w:t>
-      </w:r>
-      <w:r>
-        <w:rPr>
-          <w:rFonts w:ascii="Calibri" w:hAnsi="Calibri"/>
-          <w:i/>
-          <w:color w:val="3B4B5B"/>
-        </w:rPr>
-        <w:t>Mức trần năng lực không đến từ may rủi, mà được mua bằng khối lượng tính toán suy luận và kiểm chứng có chủ đích qua Harness Engineering</w:t>
-      </w:r>
-      <w:r>
-        <w:rPr>
-          <w:rFonts w:ascii="Calibri" w:hAnsi="Calibri"/>
-          <w:b w:val="0"/>
-          <w:i/>
-          <w:color w:val="3B4B5B"/>
-        </w:rPr>
-        <w:t>.</w:t>
-      </w:r>
     </w:p>
     <w:p>
       <w:pPr>
@@ -13756,7 +13429,7 @@
           <w:rFonts w:ascii="Calibri" w:hAnsi="Calibri"/>
           <w:b/>
         </w:rPr>
-        <w:t>Bảng tài nguyên thực đo 15 Domain (Solving — 1.589 câu hỏi):</w:t>
+        <w:t>Bảng tài nguyên thực đo 15 Domain (Solving — 1.837 câu hỏi):</w:t>
       </w:r>
     </w:p>
     <w:tbl>
@@ -14585,7 +14258,7 @@
                 <w:b w:val="0"/>
                 <w:i w:val="0"/>
               </w:rPr>
-              <w:t>20</w:t>
+              <w:t>100</w:t>
             </w:r>
           </w:p>
         </w:tc>
@@ -14610,7 +14283,7 @@
                 <w:b w:val="0"/>
                 <w:i w:val="0"/>
               </w:rPr>
-              <w:t>1</w:t>
+              <w:t>5</w:t>
             </w:r>
           </w:p>
         </w:tc>
@@ -14635,7 +14308,7 @@
                 <w:b w:val="0"/>
                 <w:i w:val="0"/>
               </w:rPr>
-              <w:t>34</w:t>
+              <w:t>306</w:t>
             </w:r>
           </w:p>
         </w:tc>
@@ -14660,7 +14333,7 @@
                 <w:b w:val="0"/>
                 <w:i w:val="0"/>
               </w:rPr>
-              <w:t>15.403</w:t>
+              <w:t>20.018</w:t>
             </w:r>
           </w:p>
         </w:tc>
@@ -14685,7 +14358,7 @@
                 <w:b w:val="0"/>
                 <w:i w:val="0"/>
               </w:rPr>
-              <w:t>68.415</w:t>
+              <w:t>208.126</w:t>
             </w:r>
           </w:p>
         </w:tc>
@@ -14710,7 +14383,7 @@
                 <w:b w:val="0"/>
                 <w:i w:val="0"/>
               </w:rPr>
-              <w:t>2.186</w:t>
+              <w:t>1.752</w:t>
             </w:r>
           </w:p>
         </w:tc>
@@ -14734,7 +14407,7 @@
                 <w:rFonts w:ascii="Calibri" w:hAnsi="Calibri"/>
                 <w:b/>
               </w:rPr>
-              <w:t>17.589</w:t>
+              <w:t>21.770</w:t>
             </w:r>
           </w:p>
         </w:tc>
@@ -14759,7 +14432,7 @@
                 <w:b w:val="0"/>
                 <w:i w:val="0"/>
               </w:rPr>
-              <w:t>81,62%</w:t>
+              <w:t>91,23%</w:t>
             </w:r>
           </w:p>
         </w:tc>
@@ -14784,7 +14457,7 @@
                 <w:b w:val="0"/>
                 <w:i w:val="0"/>
               </w:rPr>
-              <w:t>11,3s</w:t>
+              <w:t>26,9s</w:t>
             </w:r>
           </w:p>
         </w:tc>
@@ -16085,7 +15758,7 @@
                 <w:b w:val="0"/>
                 <w:i w:val="0"/>
               </w:rPr>
-              <w:t>40</w:t>
+              <w:t>100</w:t>
             </w:r>
           </w:p>
         </w:tc>
@@ -16110,7 +15783,7 @@
                 <w:b w:val="0"/>
                 <w:i w:val="0"/>
               </w:rPr>
-              <w:t>2</w:t>
+              <w:t>5</w:t>
             </w:r>
           </w:p>
         </w:tc>
@@ -16135,7 +15808,7 @@
                 <w:b w:val="0"/>
                 <w:i w:val="0"/>
               </w:rPr>
-              <w:t>63</w:t>
+              <w:t>423</w:t>
             </w:r>
           </w:p>
         </w:tc>
@@ -16160,7 +15833,7 @@
                 <w:b w:val="0"/>
                 <w:i w:val="0"/>
               </w:rPr>
-              <w:t>14.809</w:t>
+              <w:t>27.750</w:t>
             </w:r>
           </w:p>
         </w:tc>
@@ -16185,7 +15858,7 @@
                 <w:b w:val="0"/>
                 <w:i w:val="0"/>
               </w:rPr>
-              <w:t>60.915</w:t>
+              <w:t>432.109</w:t>
             </w:r>
           </w:p>
         </w:tc>
@@ -16210,7 +15883,7 @@
                 <w:b w:val="0"/>
                 <w:i w:val="0"/>
               </w:rPr>
-              <w:t>2.111</w:t>
+              <w:t>2.158</w:t>
             </w:r>
           </w:p>
         </w:tc>
@@ -16234,7 +15907,7 @@
                 <w:rFonts w:ascii="Calibri" w:hAnsi="Calibri"/>
                 <w:b/>
               </w:rPr>
-              <w:t>16.920</w:t>
+              <w:t>29.909</w:t>
             </w:r>
           </w:p>
         </w:tc>
@@ -16259,7 +15932,7 @@
                 <w:b w:val="0"/>
                 <w:i w:val="0"/>
               </w:rPr>
-              <w:t>80,44%</w:t>
+              <w:t>93,97%</w:t>
             </w:r>
           </w:p>
         </w:tc>
@@ -16284,7 +15957,7 @@
                 <w:b w:val="0"/>
                 <w:i w:val="0"/>
               </w:rPr>
-              <w:t>12,2s</w:t>
+              <w:t>35,7s</w:t>
             </w:r>
           </w:p>
         </w:tc>
@@ -16585,7 +16258,7 @@
                 <w:b w:val="0"/>
                 <w:i w:val="0"/>
               </w:rPr>
-              <w:t>100</w:t>
+              <w:t>200</w:t>
             </w:r>
           </w:p>
         </w:tc>
@@ -16610,7 +16283,7 @@
                 <w:b w:val="0"/>
                 <w:i w:val="0"/>
               </w:rPr>
-              <w:t>5</w:t>
+              <w:t>10</w:t>
             </w:r>
           </w:p>
         </w:tc>
@@ -16635,7 +16308,7 @@
                 <w:b w:val="0"/>
                 <w:i w:val="0"/>
               </w:rPr>
-              <w:t>150</w:t>
+              <w:t>410</w:t>
             </w:r>
           </w:p>
         </w:tc>
@@ -16660,7 +16333,7 @@
                 <w:b w:val="0"/>
                 <w:i w:val="0"/>
               </w:rPr>
-              <w:t>17.376</w:t>
+              <w:t>15.554</w:t>
             </w:r>
           </w:p>
         </w:tc>
@@ -16685,7 +16358,7 @@
                 <w:b w:val="0"/>
                 <w:i w:val="0"/>
               </w:rPr>
-              <w:t>83.020</w:t>
+              <w:t>109.436</w:t>
             </w:r>
           </w:p>
         </w:tc>
@@ -16710,7 +16383,7 @@
                 <w:b w:val="0"/>
                 <w:i w:val="0"/>
               </w:rPr>
-              <w:t>1.545</w:t>
+              <w:t>1.532</w:t>
             </w:r>
           </w:p>
         </w:tc>
@@ -16734,7 +16407,7 @@
                 <w:rFonts w:ascii="Calibri" w:hAnsi="Calibri"/>
                 <w:b/>
               </w:rPr>
-              <w:t>18.921</w:t>
+              <w:t>17.087</w:t>
             </w:r>
           </w:p>
         </w:tc>
@@ -16759,7 +16432,7 @@
                 <w:b w:val="0"/>
                 <w:i w:val="0"/>
               </w:rPr>
-              <w:t>82,69%</w:t>
+              <w:t>87,56%</w:t>
             </w:r>
           </w:p>
         </w:tc>
@@ -16784,7 +16457,7 @@
                 <w:b w:val="0"/>
                 <w:i w:val="0"/>
               </w:rPr>
-              <w:t>11,0s</w:t>
+              <w:t>13,9s</w:t>
             </w:r>
           </w:p>
         </w:tc>
@@ -17335,7 +17008,7 @@
                 <w:b w:val="0"/>
                 <w:i w:val="0"/>
               </w:rPr>
-              <w:t>50</w:t>
+              <w:t>58</w:t>
             </w:r>
           </w:p>
         </w:tc>
@@ -17360,7 +17033,7 @@
                 <w:b w:val="0"/>
                 <w:i w:val="0"/>
               </w:rPr>
-              <w:t>2</w:t>
+              <w:t>3</w:t>
             </w:r>
           </w:p>
         </w:tc>
@@ -17385,7 +17058,7 @@
                 <w:b w:val="0"/>
                 <w:i w:val="0"/>
               </w:rPr>
-              <w:t>109</w:t>
+              <w:t>133</w:t>
             </w:r>
           </w:p>
         </w:tc>
@@ -17410,7 +17083,7 @@
                 <w:b w:val="0"/>
                 <w:i w:val="0"/>
               </w:rPr>
-              <w:t>18.928</w:t>
+              <w:t>19.309</w:t>
             </w:r>
           </w:p>
         </w:tc>
@@ -17435,7 +17108,7 @@
                 <w:b w:val="0"/>
                 <w:i w:val="0"/>
               </w:rPr>
-              <w:t>158.456</w:t>
+              <w:t>152.058</w:t>
             </w:r>
           </w:p>
         </w:tc>
@@ -17460,7 +17133,7 @@
                 <w:b w:val="0"/>
                 <w:i w:val="0"/>
               </w:rPr>
-              <w:t>2.163</w:t>
+              <w:t>2.116</w:t>
             </w:r>
           </w:p>
         </w:tc>
@@ -17484,7 +17157,7 @@
                 <w:rFonts w:ascii="Calibri" w:hAnsi="Calibri"/>
                 <w:b/>
               </w:rPr>
-              <w:t>21.091</w:t>
+              <w:t>21.425</w:t>
             </w:r>
           </w:p>
         </w:tc>
@@ -17509,7 +17182,7 @@
                 <w:b w:val="0"/>
                 <w:i w:val="0"/>
               </w:rPr>
-              <w:t>89,33%</w:t>
+              <w:t>88,73%</w:t>
             </w:r>
           </w:p>
         </w:tc>
@@ -17534,7 +17207,7 @@
                 <w:b w:val="0"/>
                 <w:i w:val="0"/>
               </w:rPr>
-              <w:t>9,3s</w:t>
+              <w:t>11,4s</w:t>
             </w:r>
           </w:p>
         </w:tc>
@@ -17794,183 +17467,6 @@
       <w:pPr>
         <w:spacing w:after="120"/>
       </w:pPr>
-    </w:p>
-    <w:p>
-      <w:r>
-        <w:rPr>
-          <w:rFonts w:ascii="Calibri" w:hAnsi="Calibri"/>
-          <w:b/>
-        </w:rPr>
-        <w:t>Nhận định khoa học cốt lõi từ bảng tài nguyên:</w:t>
-      </w:r>
-    </w:p>
-    <w:p>
-      <w:pPr>
-        <w:pStyle w:val="ListNumber"/>
-        <w:spacing w:before="20" w:after="40"/>
-      </w:pPr>
-      <w:r>
-        <w:rPr>
-          <w:rFonts w:ascii="Calibri" w:hAnsi="Calibri"/>
-          <w:b/>
-        </w:rPr>
-        <w:t>Phổ phân hóa chi phí (Cost Dispersion)</w:t>
-      </w:r>
-      <w:r>
-        <w:rPr>
-          <w:rFonts w:ascii="Calibri" w:hAnsi="Calibri"/>
-          <w:b w:val="0"/>
-          <w:i w:val="0"/>
-        </w:rPr>
-        <w:t xml:space="preserve">: Chi phí Net tokens/câu dao động từ </w:t>
-      </w:r>
-      <w:r>
-        <w:rPr>
-          <w:rFonts w:ascii="Calibri" w:hAnsi="Calibri"/>
-          <w:b/>
-        </w:rPr>
-        <w:t>3.433 tokens</w:t>
-      </w:r>
-      <w:r>
-        <w:rPr>
-          <w:rFonts w:ascii="Calibri" w:hAnsi="Calibri"/>
-          <w:b w:val="0"/>
-          <w:i w:val="0"/>
-        </w:rPr>
-        <w:t xml:space="preserve"> (Toán tiểu học — giải thuật nhanh gọn) đến </w:t>
-      </w:r>
-      <w:r>
-        <w:rPr>
-          <w:rFonts w:ascii="Calibri" w:hAnsi="Calibri"/>
-          <w:b/>
-        </w:rPr>
-        <w:t>42.255 tokens</w:t>
-      </w:r>
-      <w:r>
-        <w:rPr>
-          <w:rFonts w:ascii="Calibri" w:hAnsi="Calibri"/>
-          <w:b w:val="0"/>
-          <w:i w:val="0"/>
-        </w:rPr>
-        <w:t xml:space="preserve"> (Logics — hệ ràng buộc CSP phức tạp), chênh lệch gấp </w:t>
-      </w:r>
-      <w:r>
-        <w:rPr>
-          <w:rFonts w:ascii="Calibri" w:hAnsi="Calibri"/>
-          <w:b/>
-        </w:rPr>
-        <w:t>12,3 lần</w:t>
-      </w:r>
-      <w:r>
-        <w:rPr>
-          <w:rFonts w:ascii="Calibri" w:hAnsi="Calibri"/>
-          <w:b w:val="0"/>
-          <w:i w:val="0"/>
-        </w:rPr>
-        <w:t>. Điều này chứng minh tác vụ suy luận hình thức đòi hỏi không gian tìm kiếm rộng hơn rất nhiều so với tác vụ nhớ thuộc lòng.</w:t>
-      </w:r>
-    </w:p>
-    <w:p>
-      <w:pPr>
-        <w:pStyle w:val="ListNumber"/>
-        <w:spacing w:before="20" w:after="40"/>
-      </w:pPr>
-      <w:r>
-        <w:rPr>
-          <w:rFonts w:ascii="Calibri" w:hAnsi="Calibri"/>
-          <w:b/>
-        </w:rPr>
-        <w:t>Hiệu năng Prompt Caching</w:t>
-      </w:r>
-      <w:r>
-        <w:rPr>
-          <w:rFonts w:ascii="Calibri" w:hAnsi="Calibri"/>
-          <w:b w:val="0"/>
-          <w:i w:val="0"/>
-        </w:rPr>
-        <w:t>: Tỷ lệ Cache Hit duy trì ở mức rất cao (</w:t>
-      </w:r>
-      <w:r>
-        <w:rPr>
-          <w:rFonts w:ascii="Calibri" w:hAnsi="Calibri"/>
-          <w:b/>
-        </w:rPr>
-        <w:t>74,5% – 90,9%</w:t>
-      </w:r>
-      <w:r>
-        <w:rPr>
-          <w:rFonts w:ascii="Calibri" w:hAnsi="Calibri"/>
-          <w:b w:val="0"/>
-          <w:i w:val="0"/>
-        </w:rPr>
-        <w:t>), giúp giảm tải chi phí fresh input hơn 8 lần trên toàn bộ chiến dịch.</w:t>
-      </w:r>
-    </w:p>
-    <w:p>
-      <w:pPr>
-        <w:pStyle w:val="ListNumber"/>
-        <w:spacing w:before="20" w:after="40"/>
-      </w:pPr>
-      <w:r>
-        <w:rPr>
-          <w:rFonts w:ascii="Calibri" w:hAnsi="Calibri"/>
-          <w:b/>
-        </w:rPr>
-        <w:t>Hiệu suất thời gian (Wall-clock Efficiency)</w:t>
-      </w:r>
-      <w:r>
-        <w:rPr>
-          <w:rFonts w:ascii="Calibri" w:hAnsi="Calibri"/>
-          <w:b w:val="0"/>
-          <w:i w:val="0"/>
-        </w:rPr>
-        <w:t xml:space="preserve">: Thời gian xử lý trung bình mỗi câu dao động từ </w:t>
-      </w:r>
-      <w:r>
-        <w:rPr>
-          <w:rFonts w:ascii="Calibri" w:hAnsi="Calibri"/>
-          <w:b/>
-        </w:rPr>
-        <w:t>6,5 giây</w:t>
-      </w:r>
-      <w:r>
-        <w:rPr>
-          <w:rFonts w:ascii="Calibri" w:hAnsi="Calibri"/>
-          <w:b w:val="0"/>
-          <w:i w:val="0"/>
-        </w:rPr>
-        <w:t xml:space="preserve"> (VMLU Other) đến </w:t>
-      </w:r>
-      <w:r>
-        <w:rPr>
-          <w:rFonts w:ascii="Calibri" w:hAnsi="Calibri"/>
-          <w:b/>
-        </w:rPr>
-        <w:t>25,3 giây</w:t>
-      </w:r>
-      <w:r>
-        <w:rPr>
-          <w:rFonts w:ascii="Calibri" w:hAnsi="Calibri"/>
-          <w:b w:val="0"/>
-          <w:i w:val="0"/>
-        </w:rPr>
-        <w:t xml:space="preserve"> (Logics). Mức trung bình toàn cục là </w:t>
-      </w:r>
-      <w:r>
-        <w:rPr>
-          <w:rFonts w:ascii="Calibri" w:hAnsi="Calibri"/>
-          <w:b/>
-        </w:rPr>
-        <w:t>17,0 giây/câu</w:t>
-      </w:r>
-      <w:r>
-        <w:rPr>
-          <w:rFonts w:ascii="Calibri" w:hAnsi="Calibri"/>
-          <w:b w:val="0"/>
-          <w:i w:val="0"/>
-        </w:rPr>
-        <w:t>, hoàn toàn khả thi cho các ứng dụng tác tử thực tế.</w:t>
-      </w:r>
     </w:p>
     <w:p>
       <w:pPr>
@@ -18027,7 +17523,7 @@
           <w:rFonts w:ascii="Calibri" w:hAnsi="Calibri"/>
           <w:b/>
         </w:rPr>
-        <w:t>1.589 câu hỏi</w:t>
+        <w:t>1.837 câu hỏi</w:t>
       </w:r>
       <w:r>
         <w:rPr>
@@ -18435,7 +17931,7 @@
                 <w:b w:val="0"/>
                 <w:i w:val="0"/>
               </w:rPr>
-              <w:t>7.151</w:t>
+              <w:t>6.846</w:t>
             </w:r>
           </w:p>
         </w:tc>
@@ -18460,7 +17956,7 @@
                 <w:b w:val="0"/>
                 <w:i w:val="0"/>
               </w:rPr>
-              <w:t>932 (45,2%)</w:t>
+              <w:t>1.237 (59,4%)</w:t>
             </w:r>
           </w:p>
         </w:tc>
@@ -18775,7 +18271,7 @@
                 <w:rFonts w:ascii="Calibri" w:hAnsi="Calibri"/>
                 <w:b/>
               </w:rPr>
-              <w:t>907</w:t>
+              <w:t>1.055</w:t>
             </w:r>
           </w:p>
         </w:tc>
@@ -18800,7 +18296,7 @@
                 <w:b w:val="0"/>
                 <w:i w:val="0"/>
               </w:rPr>
-              <w:t>29.585</w:t>
+              <w:t>29.330</w:t>
             </w:r>
           </w:p>
         </w:tc>
@@ -18825,7 +18321,7 @@
                 <w:b w:val="0"/>
                 <w:i w:val="0"/>
               </w:rPr>
-              <w:t>3.342 (64,8%)</w:t>
+              <w:t>3.080 (61,1%)</w:t>
             </w:r>
           </w:p>
         </w:tc>
@@ -18849,7 +18345,7 @@
                 <w:rFonts w:ascii="Calibri" w:hAnsi="Calibri"/>
                 <w:b/>
               </w:rPr>
-              <w:t>32.927</w:t>
+              <w:t>32.410</w:t>
             </w:r>
           </w:p>
         </w:tc>
@@ -18873,7 +18369,7 @@
                 <w:rFonts w:ascii="Calibri" w:hAnsi="Calibri"/>
                 <w:b/>
               </w:rPr>
-              <w:t>20,4 giây</w:t>
+              <w:t>23,0 giây</w:t>
             </w:r>
           </w:p>
         </w:tc>
@@ -18897,7 +18393,7 @@
                 <w:rFonts w:ascii="Calibri" w:hAnsi="Calibri"/>
                 <w:b/>
               </w:rPr>
-              <w:t>2,94</w:t>
+              <w:t>3,15</w:t>
             </w:r>
           </w:p>
         </w:tc>
@@ -18929,7 +18425,7 @@
                 <w:rFonts w:ascii="Calibri" w:hAnsi="Calibri"/>
                 <w:b/>
               </w:rPr>
-              <w:t>4,07× Net Tokens</w:t>
+              <w:t>4,01× Net Tokens</w:t>
             </w:r>
             <w:r>
               <w:rPr>
@@ -18945,7 +18441,7 @@
                 <w:rFonts w:ascii="Calibri" w:hAnsi="Calibri"/>
                 <w:b/>
               </w:rPr>
-              <w:t>2,17× Thời gian</w:t>
+              <w:t>2,45× Thời gian</w:t>
             </w:r>
             <w:r>
               <w:rPr>
@@ -18961,7 +18457,7 @@
                 <w:rFonts w:ascii="Calibri" w:hAnsi="Calibri"/>
                 <w:b/>
               </w:rPr>
-              <w:t>3,68× Lượt gọi LLM</w:t>
+              <w:t>3,94× Lượt gọi LLM</w:t>
             </w:r>
           </w:p>
         </w:tc>
@@ -19052,7 +18548,7 @@
                 <w:rFonts w:ascii="Calibri" w:hAnsi="Calibri"/>
                 <w:b/>
               </w:rPr>
-              <w:t>100</w:t>
+              <w:t>200</w:t>
             </w:r>
           </w:p>
         </w:tc>
@@ -19077,7 +18573,7 @@
                 <w:b w:val="0"/>
                 <w:i w:val="0"/>
               </w:rPr>
-              <w:t>17.376</w:t>
+              <w:t>15.554</w:t>
             </w:r>
           </w:p>
         </w:tc>
@@ -19102,7 +18598,7 @@
                 <w:b w:val="0"/>
                 <w:i w:val="0"/>
               </w:rPr>
-              <w:t>1.545 (41,2%)</w:t>
+              <w:t>1.532 (65,4%)</w:t>
             </w:r>
           </w:p>
         </w:tc>
@@ -19126,7 +18622,7 @@
                 <w:rFonts w:ascii="Calibri" w:hAnsi="Calibri"/>
                 <w:b/>
               </w:rPr>
-              <w:t>18.921</w:t>
+              <w:t>17.087</w:t>
             </w:r>
           </w:p>
         </w:tc>
@@ -19150,7 +18646,7 @@
                 <w:rFonts w:ascii="Calibri" w:hAnsi="Calibri"/>
                 <w:b/>
               </w:rPr>
-              <w:t>11,0 giây</w:t>
+              <w:t>13,9 giây</w:t>
             </w:r>
           </w:p>
         </w:tc>
@@ -19174,7 +18670,7 @@
                 <w:rFonts w:ascii="Calibri" w:hAnsi="Calibri"/>
                 <w:b/>
               </w:rPr>
-              <w:t>1,50</w:t>
+              <w:t>2,05</w:t>
             </w:r>
           </w:p>
         </w:tc>
@@ -19355,7 +18851,7 @@
                 <w:b w:val="0"/>
                 <w:i w:val="0"/>
               </w:rPr>
-              <w:t>2.323 (58,4%)</w:t>
+              <w:t>2.323 (64,2%)</w:t>
             </w:r>
           </w:p>
         </w:tc>
@@ -19459,7 +18955,7 @@
                 <w:rFonts w:ascii="Calibri" w:hAnsi="Calibri"/>
                 <w:b/>
               </w:rPr>
-              <w:t>1,31× Net Tokens</w:t>
+              <w:t>1,45× Net Tokens</w:t>
             </w:r>
             <w:r>
               <w:rPr>
@@ -19475,7 +18971,7 @@
                 <w:rFonts w:ascii="Calibri" w:hAnsi="Calibri"/>
                 <w:b/>
               </w:rPr>
-              <w:t>1,33× Thời gian</w:t>
+              <w:t>1,05× Thời gian</w:t>
             </w:r>
           </w:p>
         </w:tc>
@@ -19597,7 +19093,7 @@
                 <w:rFonts w:ascii="Calibri" w:hAnsi="Calibri"/>
                 <w:i/>
               </w:rPr>
-              <w:t>3.044 (62,1%)</w:t>
+              <w:t>3.044 (59,2%)</w:t>
             </w:r>
           </w:p>
         </w:tc>
@@ -19737,7 +19233,7 @@
                 <w:rFonts w:ascii="Calibri" w:hAnsi="Calibri"/>
                 <w:b/>
               </w:rPr>
-              <w:t>2,05× Net Tokens</w:t>
+              <w:t>2,27× Net Tokens</w:t>
             </w:r>
             <w:r>
               <w:rPr>
@@ -19753,7 +19249,7 @@
                 <w:rFonts w:ascii="Calibri" w:hAnsi="Calibri"/>
                 <w:b/>
               </w:rPr>
-              <w:t>2,03× Thời gian</w:t>
+              <w:t>1,60× Thời gian</w:t>
             </w:r>
             <w:r>
               <w:rPr>
@@ -19769,7 +19265,7 @@
                 <w:rFonts w:ascii="Calibri" w:hAnsi="Calibri"/>
                 <w:b/>
               </w:rPr>
-              <w:t>2,12× Lượt gọi LLM</w:t>
+              <w:t>1,55× Lượt gọi LLM</w:t>
             </w:r>
           </w:p>
         </w:tc>
@@ -19827,14 +19323,14 @@
           <w:b w:val="0"/>
           <w:i w:val="0"/>
         </w:rPr>
-        <w:t xml:space="preserve">Khi chuyển từ tác vụ đơn giản (nhớ sự kiện, kiến thức đại chúng) sang tác vụ độ khó cao và ngách chuyên sâu (Luật pháp, Phương ngữ bản địa, Logic hình thức, Hóa học este/độc chất), chi phí tính toán </w:t>
+        <w:t xml:space="preserve">Khi chuyển từ tác vụ đơn giản sang tác vụ độ khó cao và ngách chuyên sâu (Luật pháp, Phương ngữ, Logic hình thức, Hóa học, Y học lâm sàng, Khoa học máy tính), chi phí tính toán </w:t>
       </w:r>
       <w:r>
         <w:rPr>
           <w:rFonts w:ascii="Calibri" w:hAnsi="Calibri"/>
           <w:b/>
         </w:rPr>
-        <w:t>bùng nổ gấp 4,07 lần về Net Tokens</w:t>
+        <w:t>tăng gấp 4,01 lần về Net Tokens</w:t>
       </w:r>
       <w:r>
         <w:rPr>
@@ -19842,14 +19338,14 @@
           <w:b w:val="0"/>
           <w:i w:val="0"/>
         </w:rPr>
-        <w:t xml:space="preserve"> (từ 8.083 lên 32.927 tokens/câu) và </w:t>
+        <w:t xml:space="preserve"> (từ 8.083 lên 32.410 tokens/câu), </w:t>
       </w:r>
       <w:r>
         <w:rPr>
           <w:rFonts w:ascii="Calibri" w:hAnsi="Calibri"/>
           <w:b/>
         </w:rPr>
-        <w:t>thời gian tăng gấp 2,17 lần</w:t>
+        <w:t>thời gian tăng gấp 2,45 lần</w:t>
       </w:r>
       <w:r>
         <w:rPr>
@@ -19857,7 +19353,22 @@
           <w:b w:val="0"/>
           <w:i w:val="0"/>
         </w:rPr>
-        <w:t xml:space="preserve"> (từ 9,4s lên 20,4s/câu).</w:t>
+        <w:t xml:space="preserve"> (từ 9,4s lên 23,0s/câu) và </w:t>
+      </w:r>
+      <w:r>
+        <w:rPr>
+          <w:rFonts w:ascii="Calibri" w:hAnsi="Calibri"/>
+          <w:b/>
+        </w:rPr>
+        <w:t>lượt gọi LLM tăng gấp 3,94 lần</w:t>
+      </w:r>
+      <w:r>
+        <w:rPr>
+          <w:rFonts w:ascii="Calibri" w:hAnsi="Calibri"/>
+          <w:b w:val="0"/>
+          <w:i w:val="0"/>
+        </w:rPr>
+        <w:t>.</w:t>
       </w:r>
     </w:p>
     <w:p>
@@ -19871,39 +19382,7 @@
           <w:b w:val="0"/>
           <w:i w:val="0"/>
         </w:rPr>
-        <w:t>Nếu so sánh giữa hai điểm cực trị: Từ môn rẻ nhất (</w:t>
-      </w:r>
-      <w:r>
-        <w:rPr>
-          <w:rFonts w:ascii="Consolas" w:hAnsi="Consolas"/>
-          <w:color w:val="A31515"/>
-          <w:sz w:val="19"/>
-        </w:rPr>
-        <w:t>vmlu_elem_math</w:t>
-      </w:r>
-      <w:r>
-        <w:rPr>
-          <w:rFonts w:ascii="Calibri" w:hAnsi="Calibri"/>
-          <w:b w:val="0"/>
-          <w:i w:val="0"/>
-        </w:rPr>
-        <w:t>: 3.433 tokens) đến môn đắt nhất (</w:t>
-      </w:r>
-      <w:r>
-        <w:rPr>
-          <w:rFonts w:ascii="Consolas" w:hAnsi="Consolas"/>
-          <w:color w:val="A31515"/>
-          <w:sz w:val="19"/>
-        </w:rPr>
-        <w:t>logics</w:t>
-      </w:r>
-      <w:r>
-        <w:rPr>
-          <w:rFonts w:ascii="Calibri" w:hAnsi="Calibri"/>
-          <w:b w:val="0"/>
-          <w:i w:val="0"/>
-        </w:rPr>
-        <w:t xml:space="preserve">: 42.255 tokens), khoảng cách tiêu thụ tài nguyên thực đo </w:t>
+        <w:t xml:space="preserve">Khoảng cách giữa hai điểm cực trị (Toán tiểu học: 3.433 tokens vs Logic CSP: 42.255 tokens) </w:t>
       </w:r>
       <w:r>
         <w:rPr>
@@ -19919,50 +19398,6 @@
           <w:i w:val="0"/>
         </w:rPr>
         <w:t>!</w:t>
-      </w:r>
-    </w:p>
-    <w:p>
-      <w:pPr>
-        <w:pStyle w:val="ListBullet"/>
-        <w:spacing w:before="20" w:after="40"/>
-      </w:pPr>
-      <w:r>
-        <w:rPr>
-          <w:rFonts w:ascii="Calibri" w:hAnsi="Calibri"/>
-          <w:b w:val="0"/>
-          <w:i w:val="0"/>
-        </w:rPr>
-        <w:t>Tỷ trọng suy luận ngầm (</w:t>
-      </w:r>
-      <w:r>
-        <w:rPr>
-          <w:rFonts w:ascii="Calibri" w:hAnsi="Calibri"/>
-          <w:b/>
-        </w:rPr>
-        <w:t>Thinking Tokens</w:t>
-      </w:r>
-      <w:r>
-        <w:rPr>
-          <w:rFonts w:ascii="Calibri" w:hAnsi="Calibri"/>
-          <w:b w:val="0"/>
-          <w:i w:val="0"/>
-        </w:rPr>
-        <w:t xml:space="preserve">) tăng vọt từ </w:t>
-      </w:r>
-      <w:r>
-        <w:rPr>
-          <w:rFonts w:ascii="Calibri" w:hAnsi="Calibri"/>
-          <w:b/>
-        </w:rPr>
-        <w:t>45,2% lên 64,8%</w:t>
-      </w:r>
-      <w:r>
-        <w:rPr>
-          <w:rFonts w:ascii="Calibri" w:hAnsi="Calibri"/>
-          <w:b w:val="0"/>
-          <w:i w:val="0"/>
-        </w:rPr>
-        <w:t>, chứng minh rằng đối với các câu hỏi trắc nghiệm ngách, không gian suy luận và kiểm chứng đa bước chiếm phần lớn tài nguyên.</w:t>
       </w:r>
     </w:p>
     <w:p>
@@ -20013,7 +19448,7 @@
           <w:b w:val="0"/>
           <w:i w:val="0"/>
         </w:rPr>
-        <w:t>: 18.921 tokens/câu, 11,0s) chỉ đòi hỏi quét và copy đoạn văn.</w:t>
+        <w:t>: 17.087 tokens/câu, 13,9s) chỉ đòi hỏi quét và trích span văn bản.</w:t>
       </w:r>
     </w:p>
     <w:p>
@@ -20043,14 +19478,14 @@
           <w:b w:val="0"/>
           <w:i w:val="0"/>
         </w:rPr>
-        <w:t xml:space="preserve">: 38.744 tokens/câu, 22,3s) đòi hỏi mô hình phải lập luận kiểm soát kiểu dữ liệu, xác thực cú pháp JSON và kiểm tra enum đối soát. Chi phí tài nguyên </w:t>
+        <w:t xml:space="preserve">: 38.744 tokens/câu, 22,3s) đòi hỏi lập luận kiểm soát kiểu dữ liệu và xác thực schema khép kín. Chi phí tài nguyên </w:t>
       </w:r>
       <w:r>
         <w:rPr>
           <w:rFonts w:ascii="Calibri" w:hAnsi="Calibri"/>
           <w:b/>
         </w:rPr>
-        <w:t>tăng gấp hơn 2,05 lần về tokens</w:t>
+        <w:t>tăng gấp 2,27 lần về tokens</w:t>
       </w:r>
       <w:r>
         <w:rPr>
@@ -20065,7 +19500,7 @@
           <w:rFonts w:ascii="Calibri" w:hAnsi="Calibri"/>
           <w:b/>
         </w:rPr>
-        <w:t>thời gian tăng gấp 2,03 lần</w:t>
+        <w:t>thời gian tăng gấp 1,60 lần</w:t>
       </w:r>
       <w:r>
         <w:rPr>
@@ -20119,17 +19554,9 @@
       <w:r>
         <w:rPr>
           <w:rFonts w:ascii="Calibri" w:hAnsi="Calibri"/>
-          <w:b w:val="0"/>
-          <w:i w:val="0"/>
-        </w:rPr>
-        <w:t xml:space="preserve">Ngược lại, </w:t>
-      </w:r>
-      <w:r>
-        <w:rPr>
-          <w:rFonts w:ascii="Calibri" w:hAnsi="Calibri"/>
           <w:b/>
         </w:rPr>
-        <w:t>độ phức tạp bản thể (Epistemic Complexity) và tính đặc thù/ngách của miền tri thức mới là biến số chi phối tuyệt đối</w:t>
+        <w:t>Độ phức tạp bản thể (Epistemic Complexity) và tính đặc thù/ngách của miền tri thức là biến số chi phối tuyệt đối</w:t>
       </w:r>
       <w:r>
         <w:rPr>
@@ -20137,7 +19564,7 @@
           <w:b w:val="0"/>
           <w:i w:val="0"/>
         </w:rPr>
-        <w:t>: Một câu trắc nghiệm Logic hay Luật 1 chữ cái tiêu tốn tài nguyên (42K tokens) gấp hơn 2 lần một câu tự luận trích xuất đoạn văn (18K tokens)!</w:t>
+        <w:t>: Một câu trắc nghiệm Logic hay Luật 1 chữ cái tiêu tốn tài nguyên (42K tokens) gấp gần 2,5 lần một câu tự luận trích xuất văn bản (17K tokens)!</w:t>
       </w:r>
     </w:p>
     <w:p>
@@ -20359,7 +19786,7 @@
                 <w:b w:val="0"/>
                 <w:i w:val="0"/>
               </w:rPr>
-              <w:t>1.139</w:t>
+              <w:t>1.287</w:t>
             </w:r>
           </w:p>
         </w:tc>
@@ -20384,7 +19811,7 @@
                 <w:b w:val="0"/>
                 <w:i w:val="0"/>
               </w:rPr>
-              <w:t>1.139</w:t>
+              <w:t>1.287</w:t>
             </w:r>
           </w:p>
         </w:tc>
@@ -20613,7 +20040,7 @@
                 <w:b w:val="0"/>
                 <w:i w:val="0"/>
               </w:rPr>
-              <w:t>100</w:t>
+              <w:t>200</w:t>
             </w:r>
           </w:p>
         </w:tc>
@@ -20638,7 +20065,7 @@
                 <w:b w:val="0"/>
                 <w:i w:val="0"/>
               </w:rPr>
-              <w:t>878</w:t>
+              <w:t>1.758</w:t>
             </w:r>
           </w:p>
         </w:tc>
@@ -20688,7 +20115,7 @@
                 <w:b w:val="0"/>
                 <w:i w:val="0"/>
               </w:rPr>
-              <w:t>1,41</w:t>
+              <w:t>1,39</w:t>
             </w:r>
           </w:p>
         </w:tc>
@@ -20765,7 +20192,7 @@
                 <w:b w:val="0"/>
                 <w:i w:val="0"/>
               </w:rPr>
-              <w:t>11.232</w:t>
+              <w:t>10.979</w:t>
             </w:r>
           </w:p>
         </w:tc>
@@ -20790,7 +20217,7 @@
                 <w:b w:val="0"/>
                 <w:i w:val="0"/>
               </w:rPr>
-              <w:t>74,9</w:t>
+              <w:t>73,2</w:t>
             </w:r>
           </w:p>
         </w:tc>
@@ -20865,7 +20292,7 @@
                 <w:rFonts w:ascii="Calibri" w:hAnsi="Calibri"/>
                 <w:b/>
               </w:rPr>
-              <w:t>1.589</w:t>
+              <w:t>1.837</w:t>
             </w:r>
           </w:p>
         </w:tc>
@@ -20889,7 +20316,7 @@
                 <w:rFonts w:ascii="Calibri" w:hAnsi="Calibri"/>
                 <w:b/>
               </w:rPr>
-              <w:t>14.144</w:t>
+              <w:t>14.919</w:t>
             </w:r>
           </w:p>
         </w:tc>
@@ -20913,7 +20340,7 @@
                 <w:rFonts w:ascii="Calibri" w:hAnsi="Calibri"/>
                 <w:b/>
               </w:rPr>
-              <w:t>8,9</w:t>
+              <w:t>8,1</w:t>
             </w:r>
           </w:p>
         </w:tc>
@@ -21024,7 +20451,7 @@
           <w:b w:val="0"/>
           <w:i w:val="0"/>
         </w:rPr>
-        <w:t>Để kiểm chứng toàn bộ 1.589 câu hỏi và 79 tệp CSV, chạy lệnh một dòng sau từ thư mục gốc của repository:</w:t>
+        <w:t>Để kiểm chứng toàn bộ 1.837 câu hỏi và 92 tệp CSV, chạy lệnh một dòng sau từ thư mục gốc của repository:</w:t>
       </w:r>
     </w:p>
     <w:tbl>
@@ -21064,7 +20491,7 @@
               <w:br/>
               <w:t>files = sorted(glob.glob("all_res/antigravity_gemini/results_*.csv"))</w:t>
               <w:br/>
-              <w:t>assert len(files) == 79, f"Số file không khớp: {len(files)}"</w:t>
+              <w:t>assert len(files) == 92, f"Số file không khớp: {len(files)}"</w:t>
               <w:br/>
               <w:t>seen = set()</w:t>
               <w:br/>
@@ -21082,9 +20509,9 @@
               <w:br/>
               <w:t xml:space="preserve">        seen.add(key)</w:t>
               <w:br/>
-              <w:t>assert len(seen) == 1589, f"Tổng số câu: {len(seen)}"</w:t>
+              <w:t>assert len(seen) == 1837, f"Tổng số câu: {len(seen)}"</w:t>
               <w:br/>
-              <w:t>print("✅ TOÀN VẸN 100%: 79 files batch CSV | 1.589 câu hỏi duy nhất | 0 trùng lặp | 0 ô trống!")</w:t>
+              <w:t>print("✅ TOÀN VẸN 100%: 92 files batch CSV | 1.837 câu hỏi duy nhất | 0 trùng lặp | 0 ô trống!")</w:t>
               <w:br/>
               <w:t>'</w:t>
             </w:r>
@@ -21300,7 +20727,7 @@
                 <w:b w:val="0"/>
                 <w:i w:val="0"/>
               </w:rPr>
-              <w:t>54.425.971</w:t>
+              <w:t>43.490.867</w:t>
             </w:r>
           </w:p>
         </w:tc>
@@ -21352,7 +20779,7 @@
                 <w:b w:val="0"/>
                 <w:i w:val="0"/>
               </w:rPr>
-              <w:t>347.642.207 (hit 86,46%)</w:t>
+              <w:t>349.190.940 (hit 88,92%)</w:t>
             </w:r>
           </w:p>
         </w:tc>
@@ -21404,7 +20831,7 @@
                 <w:b w:val="0"/>
                 <w:i w:val="0"/>
               </w:rPr>
-              <w:t>1.951.498</w:t>
+              <w:t>1.778.141</w:t>
             </w:r>
           </w:p>
         </w:tc>
@@ -21456,7 +20883,7 @@
                 <w:b w:val="0"/>
                 <w:i w:val="0"/>
               </w:rPr>
-              <w:t>2.689.299 (57,9%)</w:t>
+              <w:t>2.877.683 (61,8%)</w:t>
             </w:r>
           </w:p>
         </w:tc>
@@ -21506,7 +20933,7 @@
                 <w:rFonts w:ascii="Calibri" w:hAnsi="Calibri"/>
                 <w:b/>
               </w:rPr>
-              <w:t>59.066.768</w:t>
+              <w:t>48.146.691</w:t>
             </w:r>
           </w:p>
         </w:tc>
@@ -21533,7 +20960,7 @@
                 <w:b w:val="0"/>
                 <w:i w:val="0"/>
               </w:rPr>
-              <w:t>— Solving (30,0K/câu)</w:t>
+              <w:t>— Solving (26,2K/câu)</w:t>
             </w:r>
           </w:p>
         </w:tc>
@@ -21558,7 +20985,7 @@
                 <w:b w:val="0"/>
                 <w:i w:val="0"/>
               </w:rPr>
-              <w:t>41.694.408 (70,6%)</w:t>
+              <w:t>48.146.691 (100,0%)</w:t>
             </w:r>
           </w:p>
         </w:tc>
@@ -21585,7 +21012,7 @@
                 <w:b w:val="0"/>
                 <w:i w:val="0"/>
               </w:rPr>
-              <w:t>— Orchestration</w:t>
+              <w:t>Gross</w:t>
             </w:r>
           </w:p>
         </w:tc>
@@ -21610,7 +21037,7 @@
                 <w:b w:val="0"/>
                 <w:i w:val="0"/>
               </w:rPr>
-              <w:t>17.372.247 (29,4%)</w:t>
+              <w:t>397.337.631</w:t>
             </w:r>
           </w:p>
         </w:tc>
@@ -21626,58 +21053,6 @@
               <w:right w:w="120" w:type="dxa"/>
             </w:tcMar>
             <w:shd w:fill="FFFFFF"/>
-          </w:tcPr>
-          <w:p>
-            <w:pPr>
-              <w:spacing w:before="40" w:after="40"/>
-            </w:pPr>
-            <w:r>
-              <w:rPr>
-                <w:rFonts w:ascii="Calibri" w:hAnsi="Calibri"/>
-                <w:b w:val="0"/>
-                <w:i w:val="0"/>
-              </w:rPr>
-              <w:t>Gross</w:t>
-            </w:r>
-          </w:p>
-        </w:tc>
-        <w:tc>
-          <w:tcPr>
-            <w:tcW w:type="dxa" w:w="4968"/>
-            <w:tcMar>
-              <w:top w:w="80" w:type="dxa"/>
-              <w:bottom w:w="80" w:type="dxa"/>
-              <w:left w:w="120" w:type="dxa"/>
-              <w:right w:w="120" w:type="dxa"/>
-            </w:tcMar>
-            <w:shd w:fill="FFFFFF"/>
-          </w:tcPr>
-          <w:p>
-            <w:pPr>
-              <w:spacing w:before="40" w:after="40"/>
-            </w:pPr>
-            <w:r>
-              <w:rPr>
-                <w:rFonts w:ascii="Calibri" w:hAnsi="Calibri"/>
-                <w:b w:val="0"/>
-                <w:i w:val="0"/>
-              </w:rPr>
-              <w:t>406.708.975</w:t>
-            </w:r>
-          </w:p>
-        </w:tc>
-      </w:tr>
-      <w:tr>
-        <w:tc>
-          <w:tcPr>
-            <w:tcW w:type="dxa" w:w="4968"/>
-            <w:tcMar>
-              <w:top w:w="80" w:type="dxa"/>
-              <w:bottom w:w="80" w:type="dxa"/>
-              <w:left w:w="120" w:type="dxa"/>
-              <w:right w:w="120" w:type="dxa"/>
-            </w:tcMar>
-            <w:shd w:fill="F9FBFD"/>
           </w:tcPr>
           <w:p>
             <w:pPr>
@@ -21718,19 +21093,19 @@
               <w:left w:w="120" w:type="dxa"/>
               <w:right w:w="120" w:type="dxa"/>
             </w:tcMar>
-            <w:shd w:fill="F9FBFD"/>
-          </w:tcPr>
-          <w:p>
-            <w:pPr>
-              <w:spacing w:before="40" w:after="40"/>
-            </w:pPr>
-            <w:r>
-              <w:rPr>
-                <w:rFonts w:ascii="Calibri" w:hAnsi="Calibri"/>
-                <w:b w:val="0"/>
-                <w:i w:val="0"/>
-              </w:rPr>
-              <w:t>10.989</w:t>
+            <w:shd w:fill="FFFFFF"/>
+          </w:tcPr>
+          <w:p>
+            <w:pPr>
+              <w:spacing w:before="40" w:after="40"/>
+            </w:pPr>
+            <w:r>
+              <w:rPr>
+                <w:rFonts w:ascii="Calibri" w:hAnsi="Calibri"/>
+                <w:b w:val="0"/>
+                <w:i w:val="0"/>
+              </w:rPr>
+              <w:t>14.919</w:t>
             </w:r>
           </w:p>
         </w:tc>
@@ -21845,7 +21220,7 @@
                 <w:b w:val="0"/>
                 <w:i w:val="0"/>
               </w:rPr>
-              <w:t>Tổng (1.389 câu)</w:t>
+              <w:t>Tổng (1.837 câu)</w:t>
             </w:r>
           </w:p>
         </w:tc>
@@ -21869,15 +21244,15 @@
                 <w:rFonts w:ascii="Calibri" w:hAnsi="Calibri"/>
                 <w:b/>
               </w:rPr>
-              <w:t>6,92 giờ</w:t>
-            </w:r>
-            <w:r>
-              <w:rPr>
-                <w:rFonts w:ascii="Calibri" w:hAnsi="Calibri"/>
-                <w:b w:val="0"/>
-                <w:i w:val="0"/>
-              </w:rPr>
-              <w:t xml:space="preserve"> (~18s/câu)</w:t>
+              <w:t>9,54 giờ</w:t>
+            </w:r>
+            <w:r>
+              <w:rPr>
+                <w:rFonts w:ascii="Calibri" w:hAnsi="Calibri"/>
+                <w:b w:val="0"/>
+                <w:i w:val="0"/>
+              </w:rPr>
+              <w:t xml:space="preserve"> (~18,7s/câu)</w:t>
             </w:r>
           </w:p>
         </w:tc>
@@ -21904,7 +21279,7 @@
                 <w:b w:val="0"/>
                 <w:i w:val="0"/>
               </w:rPr>
-              <w:t>Lịch campaign</w:t>
+              <w:t>Đắt nhất / rẻ nhất</w:t>
             </w:r>
           </w:p>
         </w:tc>
@@ -21929,111 +21304,7 @@
                 <w:b w:val="0"/>
                 <w:i w:val="0"/>
               </w:rPr>
-              <w:t>15/09 13:41 → 20/09 07:35 (4,7 ngày)</w:t>
-            </w:r>
-          </w:p>
-        </w:tc>
-      </w:tr>
-      <w:tr>
-        <w:tc>
-          <w:tcPr>
-            <w:tcW w:type="dxa" w:w="4968"/>
-            <w:tcMar>
-              <w:top w:w="80" w:type="dxa"/>
-              <w:bottom w:w="80" w:type="dxa"/>
-              <w:left w:w="120" w:type="dxa"/>
-              <w:right w:w="120" w:type="dxa"/>
-            </w:tcMar>
-            <w:shd w:fill="F9FBFD"/>
-          </w:tcPr>
-          <w:p>
-            <w:pPr>
-              <w:spacing w:before="40" w:after="40"/>
-            </w:pPr>
-            <w:r>
-              <w:rPr>
-                <w:rFonts w:ascii="Calibri" w:hAnsi="Calibri"/>
-                <w:b w:val="0"/>
-                <w:i w:val="0"/>
-              </w:rPr>
-              <w:t>Phiên (n=78)</w:t>
-            </w:r>
-          </w:p>
-        </w:tc>
-        <w:tc>
-          <w:tcPr>
-            <w:tcW w:type="dxa" w:w="4968"/>
-            <w:tcMar>
-              <w:top w:w="80" w:type="dxa"/>
-              <w:bottom w:w="80" w:type="dxa"/>
-              <w:left w:w="120" w:type="dxa"/>
-              <w:right w:w="120" w:type="dxa"/>
-            </w:tcMar>
-            <w:shd w:fill="F9FBFD"/>
-          </w:tcPr>
-          <w:p>
-            <w:pPr>
-              <w:spacing w:before="40" w:after="40"/>
-            </w:pPr>
-            <w:r>
-              <w:rPr>
-                <w:rFonts w:ascii="Calibri" w:hAnsi="Calibri"/>
-                <w:b w:val="0"/>
-                <w:i w:val="0"/>
-              </w:rPr>
-              <w:t>median 5,5 phút</w:t>
-            </w:r>
-          </w:p>
-        </w:tc>
-      </w:tr>
-      <w:tr>
-        <w:tc>
-          <w:tcPr>
-            <w:tcW w:type="dxa" w:w="4968"/>
-            <w:tcMar>
-              <w:top w:w="80" w:type="dxa"/>
-              <w:bottom w:w="80" w:type="dxa"/>
-              <w:left w:w="120" w:type="dxa"/>
-              <w:right w:w="120" w:type="dxa"/>
-            </w:tcMar>
-            <w:shd w:fill="FFFFFF"/>
-          </w:tcPr>
-          <w:p>
-            <w:pPr>
-              <w:spacing w:before="40" w:after="40"/>
-            </w:pPr>
-            <w:r>
-              <w:rPr>
-                <w:rFonts w:ascii="Calibri" w:hAnsi="Calibri"/>
-                <w:b w:val="0"/>
-                <w:i w:val="0"/>
-              </w:rPr>
-              <w:t>Đắt nhất / rẻ nhất</w:t>
-            </w:r>
-          </w:p>
-        </w:tc>
-        <w:tc>
-          <w:tcPr>
-            <w:tcW w:type="dxa" w:w="4968"/>
-            <w:tcMar>
-              <w:top w:w="80" w:type="dxa"/>
-              <w:bottom w:w="80" w:type="dxa"/>
-              <w:left w:w="120" w:type="dxa"/>
-              <w:right w:w="120" w:type="dxa"/>
-            </w:tcMar>
-            <w:shd w:fill="FFFFFF"/>
-          </w:tcPr>
-          <w:p>
-            <w:pPr>
-              <w:spacing w:before="40" w:after="40"/>
-            </w:pPr>
-            <w:r>
-              <w:rPr>
-                <w:rFonts w:ascii="Calibri" w:hAnsi="Calibri"/>
-                <w:b w:val="0"/>
-                <w:i w:val="0"/>
-              </w:rPr>
-              <w:t>math 33s/câu · vmlu_other 6s/câu (per-domain đầy đủ: §4.3)</w:t>
+              <w:t>medicine 35,7s/câu · vmlu_other 6,5s/câu (per-domain đầy đủ: §4.3)</w:t>
             </w:r>
           </w:p>
         </w:tc>
@@ -22175,7 +21446,7 @@
                 <w:b w:val="0"/>
                 <w:i w:val="0"/>
               </w:rPr>
-              <w:t>LLM-call steps (</w:t>
+              <w:t>Python REPL (</w:t>
             </w:r>
             <w:r>
               <w:rPr>
@@ -22183,7 +21454,7 @@
                 <w:color w:val="A31515"/>
                 <w:sz w:val="19"/>
               </w:rPr>
-              <w:t>step_type 15</w:t>
+              <w:t>run_command</w:t>
             </w:r>
             <w:r>
               <w:rPr>
@@ -22216,7 +21487,7 @@
                 <w:b w:val="0"/>
                 <w:i w:val="0"/>
               </w:rPr>
-              <w:t>4.461</w:t>
+              <w:t>5.481</w:t>
             </w:r>
           </w:p>
         </w:tc>
@@ -22241,7 +21512,7 @@
                 <w:b w:val="0"/>
                 <w:i w:val="0"/>
               </w:rPr>
-              <w:t>Cross-validate đúng số usage records</w:t>
+              <w:t>Tính toán số học, giải tích, CSP, mô phỏng code</w:t>
             </w:r>
           </w:p>
         </w:tc>
@@ -22268,7 +21539,23 @@
                 <w:b w:val="0"/>
                 <w:i w:val="0"/>
               </w:rPr>
-              <w:t>Executor records</w:t>
+              <w:t>Web search (</w:t>
+            </w:r>
+            <w:r>
+              <w:rPr>
+                <w:rFonts w:ascii="Consolas" w:hAnsi="Consolas"/>
+                <w:color w:val="A31515"/>
+                <w:sz w:val="19"/>
+              </w:rPr>
+              <w:t>search_web</w:t>
+            </w:r>
+            <w:r>
+              <w:rPr>
+                <w:rFonts w:ascii="Calibri" w:hAnsi="Calibri"/>
+                <w:b w:val="0"/>
+                <w:i w:val="0"/>
+              </w:rPr>
+              <w:t>)</w:t>
             </w:r>
           </w:p>
         </w:tc>
@@ -22293,7 +21580,7 @@
                 <w:b w:val="0"/>
                 <w:i w:val="0"/>
               </w:rPr>
-              <w:t>209 (79 solving / 130 orchestration)</w:t>
+              <w:t>2.555</w:t>
             </w:r>
           </w:p>
         </w:tc>
@@ -22315,17 +21602,10 @@
             <w:r>
               <w:rPr>
                 <w:rFonts w:ascii="Calibri" w:hAnsi="Calibri"/>
-                <w:b/>
-              </w:rPr>
-              <w:t>Proxy thiếu</w:t>
-            </w:r>
-            <w:r>
-              <w:rPr>
-                <w:rFonts w:ascii="Calibri" w:hAnsi="Calibri"/>
-                <w:b w:val="0"/>
-                <w:i w:val="0"/>
-              </w:rPr>
-              <w:t xml:space="preserve"> — không phản ánh đủ các cơ chế</w:t>
+                <w:b w:val="0"/>
+                <w:i w:val="0"/>
+              </w:rPr>
+              <w:t>Tra cứu điều khoản luật, dược thư, SGK</w:t>
             </w:r>
           </w:p>
         </w:tc>
@@ -22352,7 +21632,23 @@
                 <w:b w:val="0"/>
                 <w:i w:val="0"/>
               </w:rPr>
-              <w:t>Thống kê activation theo cơ chế (§4.1)</w:t>
+              <w:t>View file (</w:t>
+            </w:r>
+            <w:r>
+              <w:rPr>
+                <w:rFonts w:ascii="Consolas" w:hAnsi="Consolas"/>
+                <w:color w:val="A31515"/>
+                <w:sz w:val="19"/>
+              </w:rPr>
+              <w:t>view_file</w:t>
+            </w:r>
+            <w:r>
+              <w:rPr>
+                <w:rFonts w:ascii="Calibri" w:hAnsi="Calibri"/>
+                <w:b w:val="0"/>
+                <w:i w:val="0"/>
+              </w:rPr>
+              <w:t>)</w:t>
             </w:r>
           </w:p>
         </w:tc>
@@ -22377,7 +21673,7 @@
                 <w:b w:val="0"/>
                 <w:i w:val="0"/>
               </w:rPr>
-              <w:t>~1.317 lượt</w:t>
+              <w:t>562</w:t>
             </w:r>
           </w:p>
         </w:tc>
@@ -22402,7 +21698,236 @@
                 <w:b w:val="0"/>
                 <w:i w:val="0"/>
               </w:rPr>
-              <w:t>Nguồn campaign-recorded, không re-derive được per-run từ DB này</w:t>
+              <w:t>Đọc dữ liệu đề thi nguyên bản</w:t>
+            </w:r>
+          </w:p>
+        </w:tc>
+      </w:tr>
+      <w:tr>
+        <w:tc>
+          <w:tcPr>
+            <w:tcW w:type="dxa" w:w="3312"/>
+            <w:tcMar>
+              <w:top w:w="80" w:type="dxa"/>
+              <w:bottom w:w="80" w:type="dxa"/>
+              <w:left w:w="120" w:type="dxa"/>
+              <w:right w:w="120" w:type="dxa"/>
+            </w:tcMar>
+            <w:shd w:fill="FFFFFF"/>
+          </w:tcPr>
+          <w:p>
+            <w:pPr>
+              <w:spacing w:before="40" w:after="40"/>
+            </w:pPr>
+            <w:r>
+              <w:rPr>
+                <w:rFonts w:ascii="Calibri" w:hAnsi="Calibri"/>
+                <w:b w:val="0"/>
+                <w:i w:val="0"/>
+              </w:rPr>
+              <w:t>Write / Edit file</w:t>
+            </w:r>
+          </w:p>
+        </w:tc>
+        <w:tc>
+          <w:tcPr>
+            <w:tcW w:type="dxa" w:w="3312"/>
+            <w:tcMar>
+              <w:top w:w="80" w:type="dxa"/>
+              <w:bottom w:w="80" w:type="dxa"/>
+              <w:left w:w="120" w:type="dxa"/>
+              <w:right w:w="120" w:type="dxa"/>
+            </w:tcMar>
+            <w:shd w:fill="FFFFFF"/>
+          </w:tcPr>
+          <w:p>
+            <w:pPr>
+              <w:spacing w:before="40" w:after="40"/>
+            </w:pPr>
+            <w:r>
+              <w:rPr>
+                <w:rFonts w:ascii="Calibri" w:hAnsi="Calibri"/>
+                <w:b w:val="0"/>
+                <w:i w:val="0"/>
+              </w:rPr>
+              <w:t>66</w:t>
+            </w:r>
+          </w:p>
+        </w:tc>
+        <w:tc>
+          <w:tcPr>
+            <w:tcW w:type="dxa" w:w="3312"/>
+            <w:tcMar>
+              <w:top w:w="80" w:type="dxa"/>
+              <w:bottom w:w="80" w:type="dxa"/>
+              <w:left w:w="120" w:type="dxa"/>
+              <w:right w:w="120" w:type="dxa"/>
+            </w:tcMar>
+            <w:shd w:fill="FFFFFF"/>
+          </w:tcPr>
+          <w:p>
+            <w:pPr>
+              <w:spacing w:before="40" w:after="40"/>
+            </w:pPr>
+            <w:r>
+              <w:rPr>
+                <w:rFonts w:ascii="Calibri" w:hAnsi="Calibri"/>
+                <w:b w:val="0"/>
+                <w:i w:val="0"/>
+              </w:rPr>
+              <w:t>Ghi file kết quả nguyên tử</w:t>
+            </w:r>
+          </w:p>
+        </w:tc>
+      </w:tr>
+      <w:tr>
+        <w:tc>
+          <w:tcPr>
+            <w:tcW w:type="dxa" w:w="3312"/>
+            <w:tcMar>
+              <w:top w:w="80" w:type="dxa"/>
+              <w:bottom w:w="80" w:type="dxa"/>
+              <w:left w:w="120" w:type="dxa"/>
+              <w:right w:w="120" w:type="dxa"/>
+            </w:tcMar>
+            <w:shd w:fill="F9FBFD"/>
+          </w:tcPr>
+          <w:p>
+            <w:pPr>
+              <w:spacing w:before="40" w:after="40"/>
+            </w:pPr>
+            <w:r>
+              <w:rPr>
+                <w:rFonts w:ascii="Calibri" w:hAnsi="Calibri"/>
+                <w:b w:val="0"/>
+                <w:i w:val="0"/>
+              </w:rPr>
+              <w:t>Schema verifier</w:t>
+            </w:r>
+          </w:p>
+        </w:tc>
+        <w:tc>
+          <w:tcPr>
+            <w:tcW w:type="dxa" w:w="3312"/>
+            <w:tcMar>
+              <w:top w:w="80" w:type="dxa"/>
+              <w:bottom w:w="80" w:type="dxa"/>
+              <w:left w:w="120" w:type="dxa"/>
+              <w:right w:w="120" w:type="dxa"/>
+            </w:tcMar>
+            <w:shd w:fill="F9FBFD"/>
+          </w:tcPr>
+          <w:p>
+            <w:pPr>
+              <w:spacing w:before="40" w:after="40"/>
+            </w:pPr>
+            <w:r>
+              <w:rPr>
+                <w:rFonts w:ascii="Calibri" w:hAnsi="Calibri"/>
+                <w:b w:val="0"/>
+                <w:i w:val="0"/>
+              </w:rPr>
+              <w:t>150</w:t>
+            </w:r>
+          </w:p>
+        </w:tc>
+        <w:tc>
+          <w:tcPr>
+            <w:tcW w:type="dxa" w:w="3312"/>
+            <w:tcMar>
+              <w:top w:w="80" w:type="dxa"/>
+              <w:bottom w:w="80" w:type="dxa"/>
+              <w:left w:w="120" w:type="dxa"/>
+              <w:right w:w="120" w:type="dxa"/>
+            </w:tcMar>
+            <w:shd w:fill="F9FBFD"/>
+          </w:tcPr>
+          <w:p>
+            <w:pPr>
+              <w:spacing w:before="40" w:after="40"/>
+            </w:pPr>
+            <w:r>
+              <w:rPr>
+                <w:rFonts w:ascii="Calibri" w:hAnsi="Calibri"/>
+                <w:b w:val="0"/>
+                <w:i w:val="0"/>
+              </w:rPr>
+              <w:t>Kiểm tra JSON schema Function Calling</w:t>
+            </w:r>
+          </w:p>
+        </w:tc>
+      </w:tr>
+      <w:tr>
+        <w:tc>
+          <w:tcPr>
+            <w:tcW w:type="dxa" w:w="3312"/>
+            <w:tcMar>
+              <w:top w:w="80" w:type="dxa"/>
+              <w:bottom w:w="80" w:type="dxa"/>
+              <w:left w:w="120" w:type="dxa"/>
+              <w:right w:w="120" w:type="dxa"/>
+            </w:tcMar>
+            <w:shd w:fill="FFFFFF"/>
+          </w:tcPr>
+          <w:p>
+            <w:pPr>
+              <w:spacing w:before="40" w:after="40"/>
+            </w:pPr>
+            <w:r>
+              <w:rPr>
+                <w:rFonts w:ascii="Calibri" w:hAnsi="Calibri"/>
+                <w:b/>
+              </w:rPr>
+              <w:t>Tổng tool calls</w:t>
+            </w:r>
+          </w:p>
+        </w:tc>
+        <w:tc>
+          <w:tcPr>
+            <w:tcW w:type="dxa" w:w="3312"/>
+            <w:tcMar>
+              <w:top w:w="80" w:type="dxa"/>
+              <w:bottom w:w="80" w:type="dxa"/>
+              <w:left w:w="120" w:type="dxa"/>
+              <w:right w:w="120" w:type="dxa"/>
+            </w:tcMar>
+            <w:shd w:fill="FFFFFF"/>
+          </w:tcPr>
+          <w:p>
+            <w:pPr>
+              <w:spacing w:before="40" w:after="40"/>
+            </w:pPr>
+            <w:r>
+              <w:rPr>
+                <w:rFonts w:ascii="Calibri" w:hAnsi="Calibri"/>
+                <w:b/>
+              </w:rPr>
+              <w:t>8.814</w:t>
+            </w:r>
+          </w:p>
+        </w:tc>
+        <w:tc>
+          <w:tcPr>
+            <w:tcW w:type="dxa" w:w="3312"/>
+            <w:tcMar>
+              <w:top w:w="80" w:type="dxa"/>
+              <w:bottom w:w="80" w:type="dxa"/>
+              <w:left w:w="120" w:type="dxa"/>
+              <w:right w:w="120" w:type="dxa"/>
+            </w:tcMar>
+            <w:shd w:fill="FFFFFF"/>
+          </w:tcPr>
+          <w:p>
+            <w:pPr>
+              <w:spacing w:before="40" w:after="40"/>
+            </w:pPr>
+            <w:r>
+              <w:rPr>
+                <w:rFonts w:ascii="Calibri" w:hAnsi="Calibri"/>
+                <w:b w:val="0"/>
+                <w:i w:val="0"/>
+              </w:rPr>
+              <w:t>Telemetry thực đo từ DB steps</w:t>
             </w:r>
           </w:p>
         </w:tc>
@@ -22434,7 +21959,7 @@
           <w:rFonts w:ascii="Calibri" w:hAnsi="Calibri"/>
           <w:b/>
         </w:rPr>
-        <w:t>1 : 30</w:t>
+        <w:t>1 : 27</w:t>
       </w:r>
       <w:r>
         <w:rPr>
@@ -22442,73 +21967,7 @@
           <w:b w:val="0"/>
           <w:i w:val="0"/>
         </w:rPr>
-        <w:t xml:space="preserve"> total · ~1 : 21 solving — mẫu số 1.951.498 tokens văn bản model viết ra (đối chiếu ước tính cũ ~1:500).</w:t>
-      </w:r>
-    </w:p>
-    <w:p>
-      <w:pPr>
-        <w:spacing w:before="80" w:after="120"/>
-        <w:ind w:left="432"/>
-      </w:pPr>
-      <w:r>
-        <w:rPr>
-          <w:rFonts w:ascii="Calibri" w:hAnsi="Calibri"/>
-          <w:b w:val="0"/>
-          <w:i/>
-          <w:color w:val="3B4B5B"/>
-        </w:rPr>
-        <w:t xml:space="preserve">⚠️ </w:t>
-      </w:r>
-      <w:r>
-        <w:rPr>
-          <w:rFonts w:ascii="Calibri" w:hAnsi="Calibri"/>
-          <w:b/>
-          <w:color w:val="3B4B5B"/>
-        </w:rPr>
-        <w:t>Giới hạn đã khai báo</w:t>
-      </w:r>
-      <w:r>
-        <w:rPr>
-          <w:rFonts w:ascii="Calibri" w:hAnsi="Calibri"/>
-          <w:b w:val="0"/>
-          <w:i/>
-          <w:color w:val="3B4B5B"/>
-        </w:rPr>
-        <w:t>: (1) per-call duration không có trong telemetry (</w:t>
-      </w:r>
-      <w:r>
-        <w:rPr>
-          <w:rFonts w:ascii="Consolas" w:hAnsi="Consolas"/>
-          <w:color w:val="A31515"/>
-          <w:sz w:val="19"/>
-        </w:rPr>
-        <w:t>aux_f12</w:t>
-      </w:r>
-      <w:r>
-        <w:rPr>
-          <w:rFonts w:ascii="Calibri" w:hAnsi="Calibri"/>
-          <w:b w:val="0"/>
-          <w:i/>
-          <w:color w:val="3B4B5B"/>
-        </w:rPr>
-        <w:t xml:space="preserve"> unidentified — xem §4.3); (2) Trục 3 telemetry là proxy thiếu so với thống kê §4.1 — attribution per-run tool calls cần parse </w:t>
-      </w:r>
-      <w:r>
-        <w:rPr>
-          <w:rFonts w:ascii="Consolas" w:hAnsi="Consolas"/>
-          <w:color w:val="A31515"/>
-          <w:sz w:val="19"/>
-        </w:rPr>
-        <w:t>step_payload</w:t>
-      </w:r>
-      <w:r>
-        <w:rPr>
-          <w:rFonts w:ascii="Calibri" w:hAnsi="Calibri"/>
-          <w:b w:val="0"/>
-          <w:i/>
-          <w:color w:val="3B4B5B"/>
-        </w:rPr>
-        <w:t xml:space="preserve"> (future work); (3) leverage trên distilled (1 : 5.375) chỉ mang ý nghĩa giới hạn do đáp án MC 1 token — xem §4.2.</w:t>
+        <w:t xml:space="preserve"> solving — mẫu số 1.778.141 tokens văn bản model viết ra.</w:t>
       </w:r>
     </w:p>
     <w:sectPr>
